--- a/downloads/workbook/ai-4-week-30.docx
+++ b/downloads/workbook/ai-4-week-30.docx
@@ -1557,6 +1557,178 @@
         <w:t>Project connection: For your Responsible Plant Classifier, save the input, procedure, observed result and limitation of this check. Label this worked example as practice; use a different, previously unreviewed case when checking independent understanding.</w:t>
       </w:r>
     </w:p>
+    <w:p>
+      <w:pPr>
+        <w:pStyle w:val="Heading1"/>
+      </w:pPr>
+      <w:r>
+        <w:t>24. Project portfolio milestone</w:t>
+      </w:r>
+    </w:p>
+    <w:p>
+      <w:r>
+        <w:t>Project: Responsible Plant Classifier</w:t>
+      </w:r>
+    </w:p>
+    <w:p>
+      <w:r>
+        <w:t>Current milestone: Prepare the demonstration. Gather reproducible instructions, evidence, access checks and remaining limitations.</w:t>
+      </w:r>
+    </w:p>
+    <w:p>
+      <w:r>
+        <w:t>For your Responsible Plant Classifier, save the input, procedure, observed result and limitation of this check. Label this worked example as practice; use a different, previously unreviewed case when checking independent understanding.</w:t>
+      </w:r>
+    </w:p>
+    <w:tbl>
+      <w:tblPr>
+        <w:tblStyle w:val="LightShading-Accent1"/>
+        <w:tblW w:type="auto" w:w="0"/>
+        <w:tblLook w:firstColumn="1" w:firstRow="1" w:lastColumn="0" w:lastRow="0" w:noHBand="0" w:noVBand="1" w:val="04A0"/>
+      </w:tblPr>
+      <w:tblGrid>
+        <w:gridCol w:w="5112"/>
+        <w:gridCol w:w="5112"/>
+      </w:tblGrid>
+      <w:tr>
+        <w:trPr>
+          <w:tblHeader/>
+        </w:trPr>
+        <w:tc>
+          <w:tcPr>
+            <w:tcW w:type="dxa" w:w="5112"/>
+          </w:tcPr>
+          <w:p>
+            <w:r>
+              <w:t>Evidence to keep</w:t>
+            </w:r>
+          </w:p>
+        </w:tc>
+        <w:tc>
+          <w:tcPr>
+            <w:tcW w:type="dxa" w:w="5112"/>
+          </w:tcPr>
+          <w:p>
+            <w:r>
+              <w:t>My record</w:t>
+            </w:r>
+          </w:p>
+        </w:tc>
+      </w:tr>
+      <w:tr>
+        <w:tc>
+          <w:tcPr>
+            <w:tcW w:type="dxa" w:w="5112"/>
+          </w:tcPr>
+          <w:p>
+            <w:r>
+              <w:t>This week’s input and deciding step</w:t>
+            </w:r>
+          </w:p>
+        </w:tc>
+        <w:tc>
+          <w:tcPr>
+            <w:tcW w:type="dxa" w:w="5112"/>
+          </w:tcPr>
+          <w:p>
+            <w:r/>
+          </w:p>
+        </w:tc>
+      </w:tr>
+      <w:tr>
+        <w:tc>
+          <w:tcPr>
+            <w:tcW w:type="dxa" w:w="5112"/>
+          </w:tcPr>
+          <w:p>
+            <w:r>
+              <w:t>Prediction and actual result (or labelled paper trace)</w:t>
+            </w:r>
+          </w:p>
+        </w:tc>
+        <w:tc>
+          <w:tcPr>
+            <w:tcW w:type="dxa" w:w="5112"/>
+          </w:tcPr>
+          <w:p>
+            <w:r/>
+          </w:p>
+        </w:tc>
+      </w:tr>
+      <w:tr>
+        <w:tc>
+          <w:tcPr>
+            <w:tcW w:type="dxa" w:w="5112"/>
+          </w:tcPr>
+          <w:p>
+            <w:r>
+              <w:t>One change since the previous checkpoint and why</w:t>
+            </w:r>
+          </w:p>
+        </w:tc>
+        <w:tc>
+          <w:tcPr>
+            <w:tcW w:type="dxa" w:w="5112"/>
+          </w:tcPr>
+          <w:p>
+            <w:r/>
+          </w:p>
+        </w:tc>
+      </w:tr>
+      <w:tr>
+        <w:tc>
+          <w:tcPr>
+            <w:tcW w:type="dxa" w:w="5112"/>
+          </w:tcPr>
+          <w:p>
+            <w:r>
+              <w:t>One error or limit and the next test</w:t>
+            </w:r>
+          </w:p>
+        </w:tc>
+        <w:tc>
+          <w:tcPr>
+            <w:tcW w:type="dxa" w:w="5112"/>
+          </w:tcPr>
+          <w:p>
+            <w:r/>
+          </w:p>
+        </w:tc>
+      </w:tr>
+    </w:tbl>
+    <w:p>
+      <w:pPr>
+        <w:pStyle w:val="Heading3"/>
+      </w:pPr>
+      <w:r>
+        <w:t>Explain what this week adds to your project. Reuse last week’s record rather than starting again.</w:t>
+      </w:r>
+    </w:p>
+    <w:p>
+      <w:r>
+        <w:t>________________________________________________________________</w:t>
+      </w:r>
+    </w:p>
+    <w:p>
+      <w:r>
+        <w:t>________________________________________________________________</w:t>
+      </w:r>
+    </w:p>
+    <w:p>
+      <w:r>
+        <w:t>________________________________________________________________</w:t>
+      </w:r>
+    </w:p>
+    <w:p>
+      <w:r>
+        <w:t>________________________________________________________________</w:t>
+      </w:r>
+    </w:p>
+    <w:p>
+      <w:r>
+        <w:t>________________________________________________________________</w:t>
+      </w:r>
+    </w:p>
     <w:sectPr>
       <w:pgSz w:w="12240" w:h="15840"/>
       <w:pgMar w:top="936" w:right="1008" w:bottom="936" w:left="1008" w:header="720" w:footer="720" w:gutter="0"/>

--- a/downloads/workbook/ai-4-week-30.docx
+++ b/downloads/workbook/ai-4-week-30.docx
@@ -1729,6 +1729,235 @@
         <w:t>________________________________________________________________</w:t>
       </w:r>
     </w:p>
+    <w:p>
+      <w:pPr>
+        <w:pStyle w:val="Heading1"/>
+      </w:pPr>
+      <w:r>
+        <w:t>25. Supported practice and learning evidence</w:t>
+      </w:r>
+    </w:p>
+    <w:p>
+      <w:r>
+        <w:t>Use this supported practice once, in the browser or on paper. Keep the reserved independent assessment for a separate first attempt before teacher feedback.</w:t>
+      </w:r>
+    </w:p>
+    <w:p>
+      <w:r>
+        <w:t>Test whether a plant model follows the leaf or a convenient background shortcut.</w:t>
+      </w:r>
+    </w:p>
+    <w:p>
+      <w:pPr>
+        <w:pStyle w:val="Heading3"/>
+      </w:pPr>
+      <w:r>
+        <w:t>Practice 1: explain the deciding evidence</w:t>
+      </w:r>
+    </w:p>
+    <w:p>
+      <w:r>
+        <w:t>Which labelled step matches this detail? Compare predictions for the same leaf on both backgrounds; do not assume an error cause before observing it.</w:t>
+      </w:r>
+    </w:p>
+    <w:p>
+      <w:r>
+        <w:t>1. Notice correlation</w:t>
+      </w:r>
+    </w:p>
+    <w:p>
+      <w:r>
+        <w:t>2. Design crossed cases</w:t>
+      </w:r>
+    </w:p>
+    <w:p>
+      <w:r>
+        <w:t>3. Inspect fixed model</w:t>
+      </w:r>
+    </w:p>
+    <w:p>
+      <w:pPr>
+        <w:pStyle w:val="Heading3"/>
+      </w:pPr>
+      <w:r>
+        <w:t>My selected conclusion, deciding fact and explanation</w:t>
+      </w:r>
+    </w:p>
+    <w:p>
+      <w:r>
+        <w:t>________________________________________________________________</w:t>
+      </w:r>
+    </w:p>
+    <w:p>
+      <w:r>
+        <w:t>________________________________________________________________</w:t>
+      </w:r>
+    </w:p>
+    <w:p>
+      <w:r>
+        <w:t>________________________________________________________________</w:t>
+      </w:r>
+    </w:p>
+    <w:p>
+      <w:r>
+        <w:t>________________________________________________________________</w:t>
+      </w:r>
+    </w:p>
+    <w:p>
+      <w:r>
+        <w:t>________________________________________________________________</w:t>
+      </w:r>
+    </w:p>
+    <w:p>
+      <w:r>
+        <w:t>Hint if needed: Read the steps in the pictorial case. Match the supplied detail to the stage that performs or records it.</w:t>
+      </w:r>
+    </w:p>
+    <w:p>
+      <w:r>
+        <w:t>After your attempt, compare with the supported explanation: Inspect fixed model Compare predictions for the same leaf on both backgrounds; do not assume an error cause before observing it. Read the picture in order. Compare predictions for the same leaf on both backgrounds; do not assume an error cause before observing it. The arrows show which recorded input or intermediate result each decision uses. Explain the deciding step aloud before checking the changed case; pointing to the final answer alone does not show how it follows.</w:t>
+      </w:r>
+    </w:p>
+    <w:p>
+      <w:pPr>
+        <w:pStyle w:val="Heading3"/>
+      </w:pPr>
+      <w:r>
+        <w:t>Practice 2: explain the deciding evidence</w:t>
+      </w:r>
+    </w:p>
+    <w:p>
+      <w:r>
+        <w:t>Changed-case practice: The unchanged model predicts spotted for both red-background classes and healthy for both grey-background classes. Which conclusion is supported by the supplied facts?</w:t>
+      </w:r>
+    </w:p>
+    <w:p>
+      <w:r>
+        <w:t>1. It fails on spotted/grey and healthy/red in the crossed audit.</w:t>
+      </w:r>
+    </w:p>
+    <w:p>
+      <w:r>
+        <w:t>2. We can decide the result without examining the changed input or the procedure.</w:t>
+      </w:r>
+    </w:p>
+    <w:p>
+      <w:r>
+        <w:t>3. This one example guarantees correct results for every future input.</w:t>
+      </w:r>
+    </w:p>
+    <w:p>
+      <w:pPr>
+        <w:pStyle w:val="Heading3"/>
+      </w:pPr>
+      <w:r>
+        <w:t>My selected conclusion, deciding fact and explanation</w:t>
+      </w:r>
+    </w:p>
+    <w:p>
+      <w:r>
+        <w:t>________________________________________________________________</w:t>
+      </w:r>
+    </w:p>
+    <w:p>
+      <w:r>
+        <w:t>________________________________________________________________</w:t>
+      </w:r>
+    </w:p>
+    <w:p>
+      <w:r>
+        <w:t>________________________________________________________________</w:t>
+      </w:r>
+    </w:p>
+    <w:p>
+      <w:r>
+        <w:t>________________________________________________________________</w:t>
+      </w:r>
+    </w:p>
+    <w:p>
+      <w:r>
+        <w:t>________________________________________________________________</w:t>
+      </w:r>
+    </w:p>
+    <w:p>
+      <w:r>
+        <w:t>Hint if needed: Use the changed condition and the deciding step in the pictorial trace. The answer must say what follows from those facts.</w:t>
+      </w:r>
+    </w:p>
+    <w:p>
+      <w:r>
+        <w:t>After your attempt, compare with the supported explanation: It fails on spotted/grey and healthy/red in the crossed audit. Those supplied predictions follow background rather than the intended leaf target.</w:t>
+      </w:r>
+    </w:p>
+    <w:p>
+      <w:pPr>
+        <w:pStyle w:val="Heading3"/>
+      </w:pPr>
+      <w:r>
+        <w:t>Repair a missing building block</w:t>
+      </w:r>
+    </w:p>
+    <w:p>
+      <w:r>
+        <w:t>Review Feature Engineering (ai-4/29). Goal: Create features available at prediction time. Short practice: What should be saved so another group transforms the query identically? Point to the relevant step in the picture, then write the changed result and the rule or evidence that supports it.. Return to this week and explain what you changed.</w:t>
+      </w:r>
+    </w:p>
+    <w:p>
+      <w:r>
+        <w:t>Review Overfitting (ai-4/27). Goal: Compare training and validation evidence for model capacity. Short practice: Does100% training accuracy prove Large was always best? Point to the relevant step in the picture, then write the changed result and the rule or evidence that supports it.. Return to this week and explain what you changed.</w:t>
+      </w:r>
+    </w:p>
+    <w:p>
+      <w:r>
+        <w:t>Review Train, Validation, Test (ai-4/24). Goal: Select a model using a declared validation rule. Short practice: Why does B’s zero training MAE not settle the original choice? Point to the relevant step in the picture, then write the changed result and the rule or evidence that supports it.. Return to this week and explain what you changed.</w:t>
+      </w:r>
+    </w:p>
+    <w:p>
+      <w:pPr>
+        <w:pStyle w:val="Heading3"/>
+      </w:pPr>
+      <w:r>
+        <w:t>Keep your completed work</w:t>
+      </w:r>
+    </w:p>
+    <w:p>
+      <w:r>
+        <w:t>Use Download completed work in the hosted lesson to export your answers, reflections, practice feedback and code-run evidence. Open the HTML copy to read or print it. Drafts stay in this browser when storage is available; clear drafts on a shared device.</w:t>
+      </w:r>
+    </w:p>
+    <w:p>
+      <w:pPr>
+        <w:pStyle w:val="Heading3"/>
+      </w:pPr>
+      <w:r>
+        <w:t>What I repaired, the evidence I kept and the next test</w:t>
+      </w:r>
+    </w:p>
+    <w:p>
+      <w:r>
+        <w:t>________________________________________________________________</w:t>
+      </w:r>
+    </w:p>
+    <w:p>
+      <w:r>
+        <w:t>________________________________________________________________</w:t>
+      </w:r>
+    </w:p>
+    <w:p>
+      <w:r>
+        <w:t>________________________________________________________________</w:t>
+      </w:r>
+    </w:p>
+    <w:p>
+      <w:r>
+        <w:t>________________________________________________________________</w:t>
+      </w:r>
+    </w:p>
+    <w:p>
+      <w:r>
+        <w:t>________________________________________________________________</w:t>
+      </w:r>
+    </w:p>
     <w:sectPr>
       <w:pgSz w:w="12240" w:h="15840"/>
       <w:pgMar w:top="936" w:right="1008" w:bottom="936" w:left="1008" w:header="720" w:footer="720" w:gutter="0"/>

--- a/downloads/workbook/ai-4-week-30.docx
+++ b/downloads/workbook/ai-4-week-30.docx
@@ -30,6 +30,17 @@
     </w:p>
     <w:p>
       <w:r>
+        <w:t>Record your starting explanation for Improve Generalization before opening notes. Show any later correction separately.</w:t>
+      </w:r>
+    </w:p>
+    <w:p>
+      <w:pPr>
+        <w:spacing w:line="336" w:lineRule="auto" w:after="180"/>
+      </w:pPr>
+      <w:r>
+        <w:rPr>
+          <w:b w:val="0"/>
+        </w:rPr>
         <w:t>Try the recall before opening notes. Then use a different colour or a labelled second line to correct your explanation.</w:t>
       </w:r>
     </w:p>
@@ -42,7 +53,13 @@
       </w:r>
     </w:p>
     <w:p>
-      <w:r>
+      <w:pPr>
+        <w:spacing w:line="336" w:lineRule="auto" w:after="180"/>
+      </w:pPr>
+      <w:r>
+        <w:rPr>
+          <w:b w:val="0"/>
+        </w:rPr>
         <w:t>Without opening the old lesson, explain one key idea from Feature Engineering. Give an example and a mistake that the idea helps you avoid.</w:t>
       </w:r>
     </w:p>
@@ -78,8 +95,26 @@
       </w:r>
     </w:p>
     <w:p>
-      <w:r>
-        <w:t>Without opening the old lesson, explain one key idea from Overfitting. Give an example and a mistake that the idea helps you avoid.</w:t>
+      <w:pPr>
+        <w:spacing w:line="336" w:lineRule="auto" w:after="180"/>
+      </w:pPr>
+      <w:r>
+        <w:rPr>
+          <w:b w:val="0"/>
+        </w:rPr>
+        <w:t xml:space="preserve">Without opening the old lesson, explain one key idea from </w:t>
+      </w:r>
+      <w:r>
+        <w:rPr>
+          <w:b/>
+        </w:rPr>
+        <w:t>Overfitting</w:t>
+      </w:r>
+      <w:r>
+        <w:rPr>
+          <w:b w:val="0"/>
+        </w:rPr>
+        <w:t>. Give an example and a mistake that the idea helps you avoid.</w:t>
       </w:r>
     </w:p>
     <w:p>
@@ -114,7 +149,13 @@
       </w:r>
     </w:p>
     <w:p>
-      <w:r>
+      <w:pPr>
+        <w:spacing w:line="336" w:lineRule="auto" w:after="180"/>
+      </w:pPr>
+      <w:r>
+        <w:rPr>
+          <w:b w:val="0"/>
+        </w:rPr>
         <w:t>Without opening the old lesson, explain one key idea from Train, Validation, Test. Give an example and a mistake that the idea helps you avoid.</w:t>
       </w:r>
     </w:p>
@@ -151,7 +192,42 @@
     </w:p>
     <w:p>
       <w:r>
-        <w:t>Use W2: Interpret a gap for Overfitting and model capacity. Record the answer once; the lesson and workbook refer to the same attempt.</w:t>
+        <w:t>Complete the supported Improve Generalization trace and record the first step you can explain without help.</w:t>
+      </w:r>
+    </w:p>
+    <w:p>
+      <w:pPr>
+        <w:spacing w:line="336" w:lineRule="auto" w:after="180"/>
+      </w:pPr>
+      <w:r>
+        <w:rPr>
+          <w:b w:val="0"/>
+        </w:rPr>
+        <w:t xml:space="preserve">Use W2: Interpret a gap for </w:t>
+      </w:r>
+      <w:r>
+        <w:rPr>
+          <w:b/>
+        </w:rPr>
+        <w:t>Overfitting</w:t>
+      </w:r>
+      <w:r>
+        <w:rPr>
+          <w:b w:val="0"/>
+        </w:rPr>
+        <w:t xml:space="preserve"> and model </w:t>
+      </w:r>
+      <w:r>
+        <w:rPr>
+          <w:b/>
+        </w:rPr>
+        <w:t>capacity</w:t>
+      </w:r>
+      <w:r>
+        <w:rPr>
+          <w:b w:val="0"/>
+        </w:rPr>
+        <w:t>. Record the answer once; the lesson and workbook refer to the same attempt.</w:t>
       </w:r>
     </w:p>
     <w:tbl>
@@ -279,7 +355,53 @@
     </w:p>
     <w:p>
       <w:r>
-        <w:t>Use the worked case for Overfitting and model capacity. Proposed explanation: “A final answer is enough”. Decide whether this explanation is supported. Point to the step or supplied fact that decides; explain your repair if needed.</w:t>
+        <w:t>Check the proposed Improve Generalization explanation against the supplied facts before discussing it.</w:t>
+      </w:r>
+    </w:p>
+    <w:p>
+      <w:pPr>
+        <w:spacing w:line="336" w:lineRule="auto" w:after="180"/>
+      </w:pPr>
+      <w:r>
+        <w:rPr>
+          <w:b w:val="0"/>
+        </w:rPr>
+        <w:t xml:space="preserve">Use the worked case for </w:t>
+      </w:r>
+      <w:r>
+        <w:rPr>
+          <w:b/>
+        </w:rPr>
+        <w:t>Overfitting</w:t>
+      </w:r>
+      <w:r>
+        <w:rPr>
+          <w:b w:val="0"/>
+        </w:rPr>
+        <w:t xml:space="preserve"> and model </w:t>
+      </w:r>
+      <w:r>
+        <w:rPr>
+          <w:b/>
+        </w:rPr>
+        <w:t>capacity</w:t>
+      </w:r>
+      <w:r>
+        <w:rPr>
+          <w:b w:val="0"/>
+        </w:rPr>
+        <w:t>. Proposed explanation: “A final answer is enough”. Decide whether this explanation is supported.</w:t>
+      </w:r>
+    </w:p>
+    <w:p>
+      <w:pPr>
+        <w:spacing w:line="336" w:lineRule="auto" w:after="180"/>
+      </w:pPr>
+      <w:r>
+        <w:rPr>
+          <w:b w:val="0"/>
+        </w:rPr>
+        <w:t>Point to the step or supplied fact that decides; explain your repair if needed.</w:t>
       </w:r>
     </w:p>
     <w:p>
@@ -319,6 +441,11 @@
       </w:r>
     </w:p>
     <w:p>
+      <w:r>
+        <w:t>Write one first attempt at the reserved independent case before feedback. Repeated copies of that case refer to the same recorded attempt.</w:t>
+      </w:r>
+    </w:p>
+    <w:p>
       <w:pPr>
         <w:pStyle w:val="Heading3"/>
       </w:pPr>
@@ -327,8 +454,26 @@
       </w:r>
     </w:p>
     <w:p>
-      <w:r>
-        <w:t>Spotted leaves have blue backgrounds and healthy leaves white backgrounds in training. Design a generalisation investigation with fresh evaluation.</w:t>
+      <w:pPr>
+        <w:spacing w:line="336" w:lineRule="auto" w:after="180"/>
+      </w:pPr>
+      <w:r>
+        <w:rPr>
+          <w:b w:val="0"/>
+        </w:rPr>
+        <w:t xml:space="preserve">Spotted leaves have blue backgrounds and healthy leaves white backgrounds in </w:t>
+      </w:r>
+      <w:r>
+        <w:rPr>
+          <w:b/>
+        </w:rPr>
+        <w:t>training</w:t>
+      </w:r>
+      <w:r>
+        <w:rPr>
+          <w:b w:val="0"/>
+        </w:rPr>
+        <w:t>. Design a generalisation investigation with fresh evaluation.</w:t>
       </w:r>
     </w:p>
     <w:p>
@@ -375,7 +520,13 @@
       </w:r>
     </w:p>
     <w:p>
-      <w:r>
+      <w:pPr>
+        <w:spacing w:line="336" w:lineRule="auto" w:after="180"/>
+      </w:pPr>
+      <w:r>
+        <w:rPr>
+          <w:b w:val="0"/>
+        </w:rPr>
         <w:t>Attempt this case before feedback. Record any help. Earlier examples below are further practice; a case already practised with feedback cannot establish fresh transfer.</w:t>
       </w:r>
     </w:p>
@@ -389,7 +540,30 @@
     </w:p>
     <w:p>
       <w:r>
-        <w:t>All spotted training leaves use black backgrounds. Propose a collection and comparison that tests the background shortcut without tuning on final test examples.</w:t>
+        <w:t>Connect the Improve Generalization target to a trace and a justified conclusion.</w:t>
+      </w:r>
+    </w:p>
+    <w:p>
+      <w:pPr>
+        <w:spacing w:line="336" w:lineRule="auto" w:after="180"/>
+      </w:pPr>
+      <w:r>
+        <w:rPr>
+          <w:b w:val="0"/>
+        </w:rPr>
+        <w:t xml:space="preserve">All spotted </w:t>
+      </w:r>
+      <w:r>
+        <w:rPr>
+          <w:b/>
+        </w:rPr>
+        <w:t>training</w:t>
+      </w:r>
+      <w:r>
+        <w:rPr>
+          <w:b w:val="0"/>
+        </w:rPr>
+        <w:t xml:space="preserve"> leaves use black backgrounds. Propose a collection and comparison that tests the background shortcut without tuning on final test examples.</w:t>
       </w:r>
     </w:p>
     <w:p>
@@ -402,17 +576,46 @@
     </w:p>
     <w:p>
       <w:r>
+        <w:t>Solve the supplied Improve Generalization case and show the deciding evidence.</w:t>
+      </w:r>
+    </w:p>
+    <w:p>
+      <w:pPr>
+        <w:spacing w:line="336" w:lineRule="auto" w:after="180"/>
+      </w:pPr>
+      <w:r>
+        <w:rPr>
+          <w:b w:val="0"/>
+        </w:rPr>
         <w:t>A classifier relies on tray colour; new trays reduce performance.</w:t>
       </w:r>
     </w:p>
     <w:p>
-      <w:r>
+      <w:pPr>
+        <w:spacing w:line="336" w:lineRule="auto" w:after="180"/>
+      </w:pPr>
+      <w:r>
+        <w:rPr>
+          <w:b w:val="0"/>
+        </w:rPr>
         <w:t>Propose controlled improvement.</w:t>
       </w:r>
     </w:p>
     <w:p>
-      <w:r>
-        <w:t>Show your trace, calculation or evidence</w:t>
+      <w:pPr>
+        <w:spacing w:line="336" w:lineRule="auto" w:after="180"/>
+      </w:pPr>
+      <w:r>
+        <w:rPr>
+          <w:b w:val="0"/>
+        </w:rPr>
+        <w:t xml:space="preserve">Show your trace, calculation or </w:t>
+      </w:r>
+      <w:r>
+        <w:rPr>
+          <w:b/>
+        </w:rPr>
+        <w:t>evidence</w:t>
       </w:r>
     </w:p>
     <w:p>
@@ -458,11 +661,41 @@
     </w:p>
     <w:p>
       <w:r>
-        <w:t>A team proposes more representative training examples and a simpler model. How should it compare changes while protecting the final test?</w:t>
-      </w:r>
-    </w:p>
-    <w:p>
-      <w:r>
+        <w:t>Apply the procedure to the changed case and record why the conclusion follows.</w:t>
+      </w:r>
+    </w:p>
+    <w:p>
+      <w:pPr>
+        <w:spacing w:line="336" w:lineRule="auto" w:after="180"/>
+        <w:shd w:fill="F5F1FB"/>
+      </w:pPr>
+      <w:r>
+        <w:rPr>
+          <w:b w:val="0"/>
+        </w:rPr>
+        <w:t xml:space="preserve">A team proposes more representative </w:t>
+      </w:r>
+      <w:r>
+        <w:rPr>
+          <w:b/>
+        </w:rPr>
+        <w:t>training</w:t>
+      </w:r>
+      <w:r>
+        <w:rPr>
+          <w:b w:val="0"/>
+        </w:rPr>
+        <w:t xml:space="preserve"> examples and a simpler model. How should it compare changes while protecting the final test?</w:t>
+      </w:r>
+    </w:p>
+    <w:p>
+      <w:pPr>
+        <w:spacing w:line="336" w:lineRule="auto" w:after="180"/>
+      </w:pPr>
+      <w:r>
+        <w:rPr>
+          <w:b w:val="0"/>
+        </w:rPr>
         <w:t>My independent answer and reason</w:t>
       </w:r>
     </w:p>
@@ -517,7 +750,30 @@
     </w:p>
     <w:p>
       <w:r>
-        <w:t>Create a changed input, boundary case or missing-information case. Write the expected answer or safe response before testing.</w:t>
+        <w:t>Specify a changed input, expected result and observation separately.</w:t>
+      </w:r>
+    </w:p>
+    <w:p>
+      <w:pPr>
+        <w:spacing w:line="336" w:lineRule="auto" w:after="180"/>
+      </w:pPr>
+      <w:r>
+        <w:rPr>
+          <w:b w:val="0"/>
+        </w:rPr>
+        <w:t xml:space="preserve">Create a changed </w:t>
+      </w:r>
+      <w:r>
+        <w:rPr>
+          <w:b/>
+        </w:rPr>
+        <w:t>input</w:t>
+      </w:r>
+      <w:r>
+        <w:rPr>
+          <w:b w:val="0"/>
+        </w:rPr>
+        <w:t>, boundary case or missing-information case. Write the expected answer or safe response before testing.</w:t>
       </w:r>
     </w:p>
     <w:tbl>
@@ -646,12 +902,53 @@
     </w:p>
     <w:p>
       <w:r>
-        <w:t>Improve Plant Classifier with one approved change and a full before/after evidence table.</w:t>
-      </w:r>
-    </w:p>
-    <w:p>
-      <w:r>
-        <w:t>The project change and evidence I will keep</w:t>
+        <w:t>Justify what Improve Generalization adds to Responsible Plant Classifier and keep the evidence.</w:t>
+      </w:r>
+    </w:p>
+    <w:p>
+      <w:pPr>
+        <w:spacing w:line="336" w:lineRule="auto" w:after="180"/>
+      </w:pPr>
+      <w:r>
+        <w:rPr>
+          <w:b w:val="0"/>
+        </w:rPr>
+        <w:t xml:space="preserve">Improve Plant Classifier with one approved change and a full before/after </w:t>
+      </w:r>
+      <w:r>
+        <w:rPr>
+          <w:b/>
+        </w:rPr>
+        <w:t>evidence</w:t>
+      </w:r>
+      <w:r>
+        <w:rPr>
+          <w:b w:val="0"/>
+        </w:rPr>
+        <w:t xml:space="preserve"> table.</w:t>
+      </w:r>
+    </w:p>
+    <w:p>
+      <w:pPr>
+        <w:spacing w:line="336" w:lineRule="auto" w:after="180"/>
+      </w:pPr>
+      <w:r>
+        <w:rPr>
+          <w:b w:val="0"/>
+        </w:rPr>
+        <w:t xml:space="preserve">The project change and </w:t>
+      </w:r>
+      <w:r>
+        <w:rPr>
+          <w:b/>
+        </w:rPr>
+        <w:t>evidence</w:t>
+      </w:r>
+      <w:r>
+        <w:rPr>
+          <w:b w:val="0"/>
+        </w:rPr>
+        <w:t xml:space="preserve"> I will keep</w:t>
       </w:r>
     </w:p>
     <w:p>
@@ -697,11 +994,54 @@
     </w:p>
     <w:p>
       <w:r>
-        <w:t>I can explain the mechanism. I can show evidence. I can handle a changed case. I can name a limit. Mark each as not yet, with help or independently, and attach supporting work.</w:t>
-      </w:r>
-    </w:p>
-    <w:p>
-      <w:r>
+        <w:t>Judge explanation, evidence, transfer and limits separately; attach the work behind your judgement.</w:t>
+      </w:r>
+    </w:p>
+    <w:p>
+      <w:pPr>
+        <w:pStyle w:val="ListBullet"/>
+      </w:pPr>
+      <w:r>
+        <w:t>I can explain the mechanism.</w:t>
+      </w:r>
+    </w:p>
+    <w:p>
+      <w:pPr>
+        <w:pStyle w:val="ListBullet"/>
+      </w:pPr>
+      <w:r>
+        <w:t>I can show evidence.</w:t>
+      </w:r>
+    </w:p>
+    <w:p>
+      <w:pPr>
+        <w:pStyle w:val="ListBullet"/>
+      </w:pPr>
+      <w:r>
+        <w:t>I can handle a changed case.</w:t>
+      </w:r>
+    </w:p>
+    <w:p>
+      <w:pPr>
+        <w:pStyle w:val="ListBullet"/>
+      </w:pPr>
+      <w:r>
+        <w:t>I can name a limit.</w:t>
+      </w:r>
+    </w:p>
+    <w:p>
+      <w:r>
+        <w:t>Mark each as not yet, with help or independently, and attach supporting work.</w:t>
+      </w:r>
+    </w:p>
+    <w:p>
+      <w:pPr>
+        <w:spacing w:line="336" w:lineRule="auto" w:after="180"/>
+      </w:pPr>
+      <w:r>
+        <w:rPr>
+          <w:b w:val="0"/>
+        </w:rPr>
         <w:t>Teacher review ____________________  Next step ____________________</w:t>
       </w:r>
     </w:p>
@@ -715,7 +1055,30 @@
     </w:p>
     <w:p>
       <w:r>
-        <w:t>All spotted training leaves use black backgrounds. Propose a collection and comparison that tests the background shortcut without tuning on final test examples.</w:t>
+        <w:t>Use this earlier case as transfer practice. A case already discussed with feedback is not fresh assessment evidence.</w:t>
+      </w:r>
+    </w:p>
+    <w:p>
+      <w:pPr>
+        <w:spacing w:line="336" w:lineRule="auto" w:after="180"/>
+      </w:pPr>
+      <w:r>
+        <w:rPr>
+          <w:b w:val="0"/>
+        </w:rPr>
+        <w:t xml:space="preserve">All spotted </w:t>
+      </w:r>
+      <w:r>
+        <w:rPr>
+          <w:b/>
+        </w:rPr>
+        <w:t>training</w:t>
+      </w:r>
+      <w:r>
+        <w:rPr>
+          <w:b w:val="0"/>
+        </w:rPr>
+        <w:t xml:space="preserve"> leaves use black backgrounds. Propose a collection and comparison that tests the background shortcut without tuning on final test examples.</w:t>
       </w:r>
     </w:p>
     <w:p>
@@ -762,7 +1125,13 @@
       </w:r>
     </w:p>
     <w:p>
-      <w:r>
+      <w:pPr>
+        <w:spacing w:line="336" w:lineRule="auto" w:after="180"/>
+      </w:pPr>
+      <w:r>
+        <w:rPr>
+          <w:b w:val="0"/>
+        </w:rPr>
         <w:t>Record support used: none, hint or teacher explanation.</w:t>
       </w:r>
     </w:p>
@@ -776,7 +1145,30 @@
     </w:p>
     <w:p>
       <w:r>
-        <w:t>Choose among the three worked candidates and explain the training trap.</w:t>
+        <w:t>Select from evidence. Apply the supplied Improve Generalization facts and keep your reasoning.</w:t>
+      </w:r>
+    </w:p>
+    <w:p>
+      <w:pPr>
+        <w:spacing w:line="336" w:lineRule="auto" w:after="180"/>
+      </w:pPr>
+      <w:r>
+        <w:rPr>
+          <w:b w:val="0"/>
+        </w:rPr>
+        <w:t xml:space="preserve">Choose among the three worked candidates and explain the </w:t>
+      </w:r>
+      <w:r>
+        <w:rPr>
+          <w:b/>
+        </w:rPr>
+        <w:t>training</w:t>
+      </w:r>
+      <w:r>
+        <w:rPr>
+          <w:b w:val="0"/>
+        </w:rPr>
+        <w:t xml:space="preserve"> trap.</w:t>
       </w:r>
     </w:p>
     <w:p>
@@ -827,7 +1219,43 @@
     </w:p>
     <w:p>
       <w:r>
-        <w:t>Does a training-validation gap alone prove overfitting?</w:t>
+        <w:t>Interpret a gap. Apply the supplied Improve Generalization facts and keep your reasoning.</w:t>
+      </w:r>
+    </w:p>
+    <w:p>
+      <w:pPr>
+        <w:spacing w:line="336" w:lineRule="auto" w:after="180"/>
+        <w:shd w:fill="F5F1FB"/>
+      </w:pPr>
+      <w:r>
+        <w:rPr>
+          <w:b w:val="0"/>
+        </w:rPr>
+        <w:t xml:space="preserve">Does a </w:t>
+      </w:r>
+      <w:r>
+        <w:rPr>
+          <w:b/>
+        </w:rPr>
+        <w:t>training</w:t>
+      </w:r>
+      <w:r>
+        <w:rPr>
+          <w:b w:val="0"/>
+        </w:rPr>
+        <w:t xml:space="preserve">-validation gap alone prove </w:t>
+      </w:r>
+      <w:r>
+        <w:rPr>
+          <w:b/>
+        </w:rPr>
+        <w:t>overfitting</w:t>
+      </w:r>
+      <w:r>
+        <w:rPr>
+          <w:b w:val="0"/>
+        </w:rPr>
+        <w:t>?</w:t>
       </w:r>
     </w:p>
     <w:p>
@@ -878,6 +1306,17 @@
     </w:p>
     <w:p>
       <w:r>
+        <w:t>Propose a controlled change. Apply the supplied Improve Generalization facts and keep your reasoning.</w:t>
+      </w:r>
+    </w:p>
+    <w:p>
+      <w:pPr>
+        <w:spacing w:line="336" w:lineRule="auto" w:after="180"/>
+      </w:pPr>
+      <w:r>
+        <w:rPr>
+          <w:b w:val="0"/>
+        </w:rPr>
         <w:t>Describe one fair next development comparison.</w:t>
       </w:r>
     </w:p>
@@ -929,7 +1368,54 @@
     </w:p>
     <w:p>
       <w:r>
-        <w:t>Models A training 4 validation 5, B training 1 validation 2, C training 0 validation 2. Lowest validation MAE then simpler; B is simpler than C. Choose and justify.</w:t>
+        <w:t>Attempt before feedback. If this repeats the selected independent case, reuse that first attempt; otherwise keep a separate record. Apply independently. Apply the supplied Improve Generalization facts and keep your reasoning.</w:t>
+      </w:r>
+    </w:p>
+    <w:p>
+      <w:pPr>
+        <w:spacing w:line="336" w:lineRule="auto" w:after="180"/>
+      </w:pPr>
+      <w:r>
+        <w:rPr>
+          <w:b w:val="0"/>
+        </w:rPr>
+        <w:t xml:space="preserve">Models A </w:t>
+      </w:r>
+      <w:r>
+        <w:rPr>
+          <w:b/>
+        </w:rPr>
+        <w:t>training</w:t>
+      </w:r>
+      <w:r>
+        <w:rPr>
+          <w:b w:val="0"/>
+        </w:rPr>
+        <w:t xml:space="preserve"> 4 validation 5, B </w:t>
+      </w:r>
+      <w:r>
+        <w:rPr>
+          <w:b/>
+        </w:rPr>
+        <w:t>training</w:t>
+      </w:r>
+      <w:r>
+        <w:rPr>
+          <w:b w:val="0"/>
+        </w:rPr>
+        <w:t xml:space="preserve"> 1 validation 2, C </w:t>
+      </w:r>
+      <w:r>
+        <w:rPr>
+          <w:b/>
+        </w:rPr>
+        <w:t>training</w:t>
+      </w:r>
+      <w:r>
+        <w:rPr>
+          <w:b w:val="0"/>
+        </w:rPr>
+        <w:t xml:space="preserve"> 0 validation 2. Lowest validation MAE then simpler; B is simpler than C. Choose and justify.</w:t>
       </w:r>
     </w:p>
     <w:p>
@@ -990,7 +1476,31 @@
     </w:p>
     <w:p>
       <w:r>
-        <w:t>What extra evidence would you inspect before concluding a model memorized noise?</w:t>
+        <w:t>Limit a diagnosis. Apply the supplied Improve Generalization facts and keep your reasoning.</w:t>
+      </w:r>
+    </w:p>
+    <w:p>
+      <w:pPr>
+        <w:spacing w:line="336" w:lineRule="auto" w:after="180"/>
+        <w:shd w:fill="F5F1FB"/>
+      </w:pPr>
+      <w:r>
+        <w:rPr>
+          <w:b w:val="0"/>
+        </w:rPr>
+        <w:t xml:space="preserve">What extra </w:t>
+      </w:r>
+      <w:r>
+        <w:rPr>
+          <w:b/>
+        </w:rPr>
+        <w:t>evidence</w:t>
+      </w:r>
+      <w:r>
+        <w:rPr>
+          <w:b w:val="0"/>
+        </w:rPr>
+        <w:t xml:space="preserve"> would you inspect before concluding a model memorized noise?</w:t>
       </w:r>
     </w:p>
     <w:p>
@@ -1041,6 +1551,17 @@
     </w:p>
     <w:p>
       <w:r>
+        <w:t>Use the supplied Improve Generalization task to record your reasoning, evidence and next step.</w:t>
+      </w:r>
+    </w:p>
+    <w:p>
+      <w:pPr>
+        <w:spacing w:line="336" w:lineRule="auto" w:after="180"/>
+      </w:pPr>
+      <w:r>
+        <w:rPr>
+          <w:b w:val="0"/>
+        </w:rPr>
         <w:t>Calculate each worked error rate and the difference.</w:t>
       </w:r>
     </w:p>
@@ -1092,6 +1613,18 @@
     </w:p>
     <w:p>
       <w:r>
+        <w:t>Use the supplied Improve Generalization task to record your reasoning, evidence and next step.</w:t>
+      </w:r>
+    </w:p>
+    <w:p>
+      <w:pPr>
+        <w:spacing w:line="336" w:lineRule="auto" w:after="180"/>
+        <w:shd w:fill="F5F1FB"/>
+      </w:pPr>
+      <w:r>
+        <w:rPr>
+          <w:b w:val="0"/>
+        </w:rPr>
         <w:t>Why is 8/40 incomplete by itself?</w:t>
       </w:r>
     </w:p>
@@ -1143,7 +1676,31 @@
     </w:p>
     <w:p>
       <w:r>
-        <w:t>Can changed predictions alone prove an accuracy drop?</w:t>
+        <w:t>Use the supplied Improve Generalization task to record your reasoning, evidence and next step.</w:t>
+      </w:r>
+    </w:p>
+    <w:p>
+      <w:pPr>
+        <w:spacing w:line="336" w:lineRule="auto" w:after="180"/>
+        <w:shd w:fill="F5F1FB"/>
+      </w:pPr>
+      <w:r>
+        <w:rPr>
+          <w:b w:val="0"/>
+        </w:rPr>
+        <w:t xml:space="preserve">Can changed </w:t>
+      </w:r>
+      <w:r>
+        <w:rPr>
+          <w:b/>
+        </w:rPr>
+        <w:t>prediction</w:t>
+      </w:r>
+      <w:r>
+        <w:rPr>
+          <w:b w:val="0"/>
+        </w:rPr>
+        <w:t>s alone prove an accuracy drop?</w:t>
       </w:r>
     </w:p>
     <w:p>
@@ -1194,6 +1751,17 @@
     </w:p>
     <w:p>
       <w:r>
+        <w:t>Use the supplied Improve Generalization task to record your reasoning, evidence and next step.</w:t>
+      </w:r>
+    </w:p>
+    <w:p>
+      <w:pPr>
+        <w:spacing w:line="336" w:lineRule="auto" w:after="180"/>
+      </w:pPr>
+      <w:r>
+        <w:rPr>
+          <w:b w:val="0"/>
+        </w:rPr>
         <w:t>Old-like data has 3 errors/30 and new-condition data 5/10. Give both rates and the pooled rate.</w:t>
       </w:r>
     </w:p>
@@ -1255,7 +1823,30 @@
     </w:p>
     <w:p>
       <w:r>
-        <w:t>State a safe classroom response to inputs outside the supported range.</w:t>
+        <w:t>Use the supplied Improve Generalization task to record your reasoning, evidence and next step.</w:t>
+      </w:r>
+    </w:p>
+    <w:p>
+      <w:pPr>
+        <w:spacing w:line="336" w:lineRule="auto" w:after="180"/>
+      </w:pPr>
+      <w:r>
+        <w:rPr>
+          <w:b w:val="0"/>
+        </w:rPr>
+        <w:t xml:space="preserve">State a safe classroom response to </w:t>
+      </w:r>
+      <w:r>
+        <w:rPr>
+          <w:b/>
+        </w:rPr>
+        <w:t>input</w:t>
+      </w:r>
+      <w:r>
+        <w:rPr>
+          <w:b w:val="0"/>
+        </w:rPr>
+        <w:t>s outside the supported range.</w:t>
       </w:r>
     </w:p>
     <w:p>
@@ -1302,6 +1893,11 @@
       </w:pPr>
       <w:r>
         <w:t>22. Feedback, return check and learning record</w:t>
+      </w:r>
+    </w:p>
+    <w:p>
+      <w:r>
+        <w:t>Record the first repaired step and a different case to revisit after a delay.</w:t>
       </w:r>
     </w:p>
     <w:tbl>
@@ -1441,7 +2037,13 @@
       </w:tr>
     </w:tbl>
     <w:p>
-      <w:r>
+      <w:pPr>
+        <w:spacing w:line="336" w:lineRule="auto" w:after="180"/>
+      </w:pPr>
+      <w:r>
+        <w:rPr>
+          <w:b w:val="0"/>
+        </w:rPr>
         <w:t>Revisit this idea with your teacher after a delay. Familiarity is different from explaining and using it on a changed case.</w:t>
       </w:r>
     </w:p>
@@ -1455,17 +2057,64 @@
     </w:p>
     <w:p>
       <w:r>
+        <w:t>Test whether a plant model follows the leaf or a convenient background shortcut. Explain the labelled step before checking the changed condition.</w:t>
+      </w:r>
+    </w:p>
+    <w:p>
+      <w:pPr>
+        <w:spacing w:line="336" w:lineRule="auto" w:after="180"/>
+      </w:pPr>
+      <w:r>
+        <w:rPr>
+          <w:b w:val="0"/>
+        </w:rPr>
         <w:t>Test whether a plant model follows the leaf or a convenient background shortcut.</w:t>
       </w:r>
     </w:p>
     <w:p>
-      <w:r>
-        <w:t>Toy training photos show spotted leaves on red cards and healthy leaves on grey cards. Intended use allows both backgrounds for either class.</w:t>
-      </w:r>
-    </w:p>
-    <w:p>
-      <w:r>
-        <w:t>All inputs and outcomes in this worked example are invented classroom data; no real model run is claimed.</w:t>
+      <w:pPr>
+        <w:spacing w:line="336" w:lineRule="auto" w:after="180"/>
+      </w:pPr>
+      <w:r>
+        <w:rPr>
+          <w:b w:val="0"/>
+        </w:rPr>
+        <w:t xml:space="preserve">Toy </w:t>
+      </w:r>
+      <w:r>
+        <w:rPr>
+          <w:b/>
+        </w:rPr>
+        <w:t>training</w:t>
+      </w:r>
+      <w:r>
+        <w:rPr>
+          <w:b w:val="0"/>
+        </w:rPr>
+        <w:t xml:space="preserve"> photos show spotted leaves on red cards and healthy leaves on grey cards. Intended use allows both backgrounds for either class.</w:t>
+      </w:r>
+    </w:p>
+    <w:p>
+      <w:pPr>
+        <w:spacing w:line="336" w:lineRule="auto" w:after="180"/>
+      </w:pPr>
+      <w:r>
+        <w:rPr>
+          <w:b w:val="0"/>
+        </w:rPr>
+        <w:t xml:space="preserve">All </w:t>
+      </w:r>
+      <w:r>
+        <w:rPr>
+          <w:b/>
+        </w:rPr>
+        <w:t>input</w:t>
+      </w:r>
+      <w:r>
+        <w:rPr>
+          <w:b w:val="0"/>
+        </w:rPr>
+        <w:t>s and outcomes in this worked example are invented classroom data; no real model run is claimed.</w:t>
       </w:r>
     </w:p>
     <w:p>
@@ -1505,8 +2154,50 @@
       </w:r>
     </w:p>
     <w:p>
-      <w:r>
-        <w:t>What fresh evidence is needed after adding crossed training data? Point to the relevant step in the picture, then write the changed result and the rule or evidence that supports it.</w:t>
+      <w:pPr>
+        <w:spacing w:line="336" w:lineRule="auto" w:after="180"/>
+      </w:pPr>
+      <w:r>
+        <w:rPr>
+          <w:b w:val="0"/>
+        </w:rPr>
+        <w:t xml:space="preserve">What fresh </w:t>
+      </w:r>
+      <w:r>
+        <w:rPr>
+          <w:b/>
+        </w:rPr>
+        <w:t>evidence</w:t>
+      </w:r>
+      <w:r>
+        <w:rPr>
+          <w:b w:val="0"/>
+        </w:rPr>
+        <w:t xml:space="preserve"> is needed after adding crossed </w:t>
+      </w:r>
+      <w:r>
+        <w:rPr>
+          <w:b/>
+        </w:rPr>
+        <w:t>training</w:t>
+      </w:r>
+      <w:r>
+        <w:rPr>
+          <w:b w:val="0"/>
+        </w:rPr>
+        <w:t xml:space="preserve"> data? Point to the relevant step in the picture, then write the changed result and the rule or </w:t>
+      </w:r>
+      <w:r>
+        <w:rPr>
+          <w:b/>
+        </w:rPr>
+        <w:t>evidence</w:t>
+      </w:r>
+      <w:r>
+        <w:rPr>
+          <w:b w:val="0"/>
+        </w:rPr>
+        <w:t xml:space="preserve"> that supports it.</w:t>
       </w:r>
     </w:p>
     <w:p>
@@ -1548,13 +2239,69 @@
       </w:r>
     </w:p>
     <w:p>
-      <w:r>
-        <w:t>Support used: alone / hint / worked example. This record is practice evidence.</w:t>
-      </w:r>
-    </w:p>
-    <w:p>
-      <w:r>
-        <w:t>Project connection: For your Responsible Plant Classifier, save the input, procedure, observed result and limitation of this check. Label this worked example as practice; use a different, previously unreviewed case when checking independent understanding.</w:t>
+      <w:pPr>
+        <w:pStyle w:val="Heading3"/>
+      </w:pPr>
+      <w:r>
+        <w:t>Record the help used</w:t>
+      </w:r>
+    </w:p>
+    <w:p>
+      <w:pPr>
+        <w:spacing w:line="336" w:lineRule="auto" w:after="180"/>
+        <w:shd w:fill="F1F6F8"/>
+      </w:pPr>
+      <w:r>
+        <w:rPr>
+          <w:b w:val="0"/>
+        </w:rPr>
+        <w:t xml:space="preserve">Support used: alone / hint / worked example. This record is practice </w:t>
+      </w:r>
+      <w:r>
+        <w:rPr>
+          <w:b/>
+        </w:rPr>
+        <w:t>evidence</w:t>
+      </w:r>
+      <w:r>
+        <w:rPr>
+          <w:b w:val="0"/>
+        </w:rPr>
+        <w:t>.</w:t>
+      </w:r>
+    </w:p>
+    <w:p>
+      <w:pPr>
+        <w:spacing w:line="336" w:lineRule="auto" w:after="180"/>
+      </w:pPr>
+      <w:r>
+        <w:rPr>
+          <w:b w:val="0"/>
+        </w:rPr>
+        <w:t xml:space="preserve">Project connection: For your Responsible Plant Classifier, save the </w:t>
+      </w:r>
+      <w:r>
+        <w:rPr>
+          <w:b/>
+        </w:rPr>
+        <w:t>input</w:t>
+      </w:r>
+      <w:r>
+        <w:rPr>
+          <w:b w:val="0"/>
+        </w:rPr>
+        <w:t>, procedure, observed result and limitation of this check.</w:t>
+      </w:r>
+    </w:p>
+    <w:p>
+      <w:pPr>
+        <w:spacing w:line="336" w:lineRule="auto" w:after="180"/>
+      </w:pPr>
+      <w:r>
+        <w:rPr>
+          <w:b w:val="0"/>
+        </w:rPr>
+        <w:t>Label this worked example as practice; use a different, previously unreviewed case when checking independent understanding.</w:t>
       </w:r>
     </w:p>
     <w:p>
@@ -1567,17 +2314,75 @@
     </w:p>
     <w:p>
       <w:r>
+        <w:t>Keep this week’s input, deciding step, result and limit together in the Responsible Plant Classifier record.</w:t>
+      </w:r>
+    </w:p>
+    <w:p>
+      <w:pPr>
+        <w:spacing w:line="336" w:lineRule="auto" w:after="180"/>
+      </w:pPr>
+      <w:r>
+        <w:rPr>
+          <w:b w:val="0"/>
+        </w:rPr>
         <w:t>Project: Responsible Plant Classifier</w:t>
       </w:r>
     </w:p>
     <w:p>
-      <w:r>
-        <w:t>Current milestone: Prepare the demonstration. Gather reproducible instructions, evidence, access checks and remaining limitations.</w:t>
-      </w:r>
-    </w:p>
-    <w:p>
-      <w:r>
-        <w:t>For your Responsible Plant Classifier, save the input, procedure, observed result and limitation of this check. Label this worked example as practice; use a different, previously unreviewed case when checking independent understanding.</w:t>
+      <w:pPr>
+        <w:spacing w:line="336" w:lineRule="auto" w:after="180"/>
+      </w:pPr>
+      <w:r>
+        <w:rPr>
+          <w:b w:val="0"/>
+        </w:rPr>
+        <w:t xml:space="preserve">Current milestone: Prepare the demonstration. Gather reproducible instructions, </w:t>
+      </w:r>
+      <w:r>
+        <w:rPr>
+          <w:b/>
+        </w:rPr>
+        <w:t>evidence</w:t>
+      </w:r>
+      <w:r>
+        <w:rPr>
+          <w:b w:val="0"/>
+        </w:rPr>
+        <w:t>, access checks and remaining limitations.</w:t>
+      </w:r>
+    </w:p>
+    <w:p>
+      <w:pPr>
+        <w:spacing w:line="336" w:lineRule="auto" w:after="180"/>
+      </w:pPr>
+      <w:r>
+        <w:rPr>
+          <w:b w:val="0"/>
+        </w:rPr>
+        <w:t xml:space="preserve">For your Responsible Plant Classifier, save the </w:t>
+      </w:r>
+      <w:r>
+        <w:rPr>
+          <w:b/>
+        </w:rPr>
+        <w:t>input</w:t>
+      </w:r>
+      <w:r>
+        <w:rPr>
+          <w:b w:val="0"/>
+        </w:rPr>
+        <w:t>, procedure, observed result and limitation of this check.</w:t>
+      </w:r>
+    </w:p>
+    <w:p>
+      <w:pPr>
+        <w:spacing w:line="336" w:lineRule="auto" w:after="180"/>
+      </w:pPr>
+      <w:r>
+        <w:rPr>
+          <w:b w:val="0"/>
+        </w:rPr>
+        <w:t>Label this worked example as practice; use a different, previously unreviewed case when checking independent understanding.</w:t>
       </w:r>
     </w:p>
     <w:tbl>
@@ -1739,11 +2544,28 @@
     </w:p>
     <w:p>
       <w:r>
+        <w:t>Try the supported questions before comparing with hints and feedback. Record what you repaired and the evidence you retained.</w:t>
+      </w:r>
+    </w:p>
+    <w:p>
+      <w:pPr>
+        <w:spacing w:line="336" w:lineRule="auto" w:after="180"/>
+      </w:pPr>
+      <w:r>
+        <w:rPr>
+          <w:b w:val="0"/>
+        </w:rPr>
         <w:t>Use this supported practice once, in the browser or on paper. Keep the reserved independent assessment for a separate first attempt before teacher feedback.</w:t>
       </w:r>
     </w:p>
     <w:p>
-      <w:r>
+      <w:pPr>
+        <w:spacing w:line="336" w:lineRule="auto" w:after="180"/>
+      </w:pPr>
+      <w:r>
+        <w:rPr>
+          <w:b w:val="0"/>
+        </w:rPr>
         <w:t>Test whether a plant model follows the leaf or a convenient background shortcut.</w:t>
       </w:r>
     </w:p>
@@ -1756,22 +2578,61 @@
       </w:r>
     </w:p>
     <w:p>
-      <w:r>
-        <w:t>Which labelled step matches this detail? Compare predictions for the same leaf on both backgrounds; do not assume an error cause before observing it.</w:t>
-      </w:r>
-    </w:p>
-    <w:p>
-      <w:r>
+      <w:pPr>
+        <w:spacing w:line="336" w:lineRule="auto" w:after="180"/>
+      </w:pPr>
+      <w:r>
+        <w:rPr>
+          <w:b w:val="0"/>
+        </w:rPr>
+        <w:t xml:space="preserve">Which labelled step matches this detail? Compare </w:t>
+      </w:r>
+      <w:r>
+        <w:rPr>
+          <w:b/>
+        </w:rPr>
+        <w:t>prediction</w:t>
+      </w:r>
+      <w:r>
+        <w:rPr>
+          <w:b w:val="0"/>
+        </w:rPr>
+        <w:t>s for the same leaf on both backgrounds; do not assume an error cause before observing it.</w:t>
+      </w:r>
+    </w:p>
+    <w:p>
+      <w:pPr>
+        <w:spacing w:line="336" w:lineRule="auto" w:after="180"/>
+        <w:shd w:fill="F4F9FC"/>
+      </w:pPr>
+      <w:r>
+        <w:rPr>
+          <w:b w:val="0"/>
+        </w:rPr>
         <w:t>1. Notice correlation</w:t>
       </w:r>
     </w:p>
     <w:p>
-      <w:r>
+      <w:pPr>
+        <w:spacing w:line="336" w:lineRule="auto" w:after="180"/>
+        <w:shd w:fill="F4F9FC"/>
+      </w:pPr>
+      <w:r>
+        <w:rPr>
+          <w:b w:val="0"/>
+        </w:rPr>
         <w:t>2. Design crossed cases</w:t>
       </w:r>
     </w:p>
     <w:p>
-      <w:r>
+      <w:pPr>
+        <w:spacing w:line="336" w:lineRule="auto" w:after="180"/>
+        <w:shd w:fill="F4F9FC"/>
+      </w:pPr>
+      <w:r>
+        <w:rPr>
+          <w:b w:val="0"/>
+        </w:rPr>
         <w:t>3. Inspect fixed model</w:t>
       </w:r>
     </w:p>
@@ -1809,41 +2670,191 @@
       </w:r>
     </w:p>
     <w:p>
-      <w:r>
+      <w:pPr>
+        <w:pStyle w:val="Heading3"/>
+      </w:pPr>
+      <w:r>
+        <w:t>Hint · try first</w:t>
+      </w:r>
+    </w:p>
+    <w:p>
+      <w:pPr>
+        <w:spacing w:line="336" w:lineRule="auto" w:after="180"/>
+        <w:shd w:fill="F1F6F8"/>
+      </w:pPr>
+      <w:r>
+        <w:rPr>
+          <w:b w:val="0"/>
+        </w:rPr>
         <w:t>Hint if needed: Read the steps in the pictorial case. Match the supplied detail to the stage that performs or records it.</w:t>
       </w:r>
     </w:p>
     <w:p>
-      <w:r>
-        <w:t>After your attempt, compare with the supported explanation: Inspect fixed model Compare predictions for the same leaf on both backgrounds; do not assume an error cause before observing it. Read the picture in order. Compare predictions for the same leaf on both backgrounds; do not assume an error cause before observing it. The arrows show which recorded input or intermediate result each decision uses. Explain the deciding step aloud before checking the changed case; pointing to the final answer alone does not show how it follows.</w:t>
-      </w:r>
-    </w:p>
-    <w:p>
       <w:pPr>
         <w:pStyle w:val="Heading3"/>
       </w:pPr>
       <w:r>
+        <w:t>Feedback · compare after trying</w:t>
+      </w:r>
+    </w:p>
+    <w:p>
+      <w:pPr>
+        <w:spacing w:line="336" w:lineRule="auto" w:after="180"/>
+        <w:shd w:fill="F1F6FC"/>
+      </w:pPr>
+      <w:r>
+        <w:rPr>
+          <w:b w:val="0"/>
+        </w:rPr>
+        <w:t xml:space="preserve">After your attempt, compare with the supported explanation: Inspect fixed model Compare </w:t>
+      </w:r>
+      <w:r>
+        <w:rPr>
+          <w:b/>
+        </w:rPr>
+        <w:t>prediction</w:t>
+      </w:r>
+      <w:r>
+        <w:rPr>
+          <w:b w:val="0"/>
+        </w:rPr>
+        <w:t>s for the same leaf on both backgrounds; do not assume an error cause before observing it. Read the picture in order.</w:t>
+      </w:r>
+    </w:p>
+    <w:p>
+      <w:pPr>
+        <w:spacing w:line="336" w:lineRule="auto" w:after="180"/>
+        <w:shd w:fill="F1F6FC"/>
+      </w:pPr>
+      <w:r>
+        <w:rPr>
+          <w:b w:val="0"/>
+        </w:rPr>
+        <w:t xml:space="preserve">Compare </w:t>
+      </w:r>
+      <w:r>
+        <w:rPr>
+          <w:b/>
+        </w:rPr>
+        <w:t>prediction</w:t>
+      </w:r>
+      <w:r>
+        <w:rPr>
+          <w:b w:val="0"/>
+        </w:rPr>
+        <w:t xml:space="preserve">s for the same leaf on both backgrounds; do not assume an error cause before observing it. The arrows show which recorded </w:t>
+      </w:r>
+      <w:r>
+        <w:rPr>
+          <w:b/>
+        </w:rPr>
+        <w:t>input</w:t>
+      </w:r>
+      <w:r>
+        <w:rPr>
+          <w:b w:val="0"/>
+        </w:rPr>
+        <w:t xml:space="preserve"> or intermediate result each decision uses.</w:t>
+      </w:r>
+    </w:p>
+    <w:p>
+      <w:pPr>
+        <w:spacing w:line="336" w:lineRule="auto" w:after="180"/>
+        <w:shd w:fill="F1F6FC"/>
+      </w:pPr>
+      <w:r>
+        <w:rPr>
+          <w:b w:val="0"/>
+        </w:rPr>
+        <w:t>Explain the deciding step aloud before checking the changed case; pointing to the final answer alone does not show how it follows.</w:t>
+      </w:r>
+    </w:p>
+    <w:p>
+      <w:pPr>
+        <w:pStyle w:val="Heading3"/>
+      </w:pPr>
+      <w:r>
         <w:t>Practice 2: explain the deciding evidence</w:t>
       </w:r>
     </w:p>
     <w:p>
-      <w:r>
+      <w:pPr>
+        <w:pStyle w:val="Heading3"/>
+      </w:pPr>
+      <w:r>
+        <w:t>Changed case · predict first</w:t>
+      </w:r>
+    </w:p>
+    <w:p>
+      <w:pPr>
+        <w:spacing w:line="336" w:lineRule="auto" w:after="180"/>
+        <w:shd w:fill="F5F1FB"/>
+      </w:pPr>
+      <w:r>
+        <w:rPr>
+          <w:b w:val="0"/>
+        </w:rPr>
         <w:t>Changed-case practice: The unchanged model predicts spotted for both red-background classes and healthy for both grey-background classes. Which conclusion is supported by the supplied facts?</w:t>
       </w:r>
     </w:p>
     <w:p>
-      <w:r>
+      <w:pPr>
+        <w:spacing w:line="336" w:lineRule="auto" w:after="180"/>
+        <w:shd w:fill="F4F9FC"/>
+      </w:pPr>
+      <w:r>
+        <w:rPr>
+          <w:b w:val="0"/>
+        </w:rPr>
         <w:t>1. It fails on spotted/grey and healthy/red in the crossed audit.</w:t>
       </w:r>
     </w:p>
     <w:p>
-      <w:r>
-        <w:t>2. We can decide the result without examining the changed input or the procedure.</w:t>
-      </w:r>
-    </w:p>
-    <w:p>
-      <w:r>
-        <w:t>3. This one example guarantees correct results for every future input.</w:t>
+      <w:pPr>
+        <w:spacing w:line="336" w:lineRule="auto" w:after="180"/>
+        <w:shd w:fill="F4F9FC"/>
+      </w:pPr>
+      <w:r>
+        <w:rPr>
+          <w:b w:val="0"/>
+        </w:rPr>
+        <w:t xml:space="preserve">2. We can decide the result without examining the changed </w:t>
+      </w:r>
+      <w:r>
+        <w:rPr>
+          <w:b/>
+        </w:rPr>
+        <w:t>input</w:t>
+      </w:r>
+      <w:r>
+        <w:rPr>
+          <w:b w:val="0"/>
+        </w:rPr>
+        <w:t xml:space="preserve"> or the procedure.</w:t>
+      </w:r>
+    </w:p>
+    <w:p>
+      <w:pPr>
+        <w:spacing w:line="336" w:lineRule="auto" w:after="180"/>
+        <w:shd w:fill="F4F9FC"/>
+      </w:pPr>
+      <w:r>
+        <w:rPr>
+          <w:b w:val="0"/>
+        </w:rPr>
+        <w:t xml:space="preserve">3. This one example guarantees correct results for every future </w:t>
+      </w:r>
+      <w:r>
+        <w:rPr>
+          <w:b/>
+        </w:rPr>
+        <w:t>input</w:t>
+      </w:r>
+      <w:r>
+        <w:rPr>
+          <w:b w:val="0"/>
+        </w:rPr>
+        <w:t>.</w:t>
       </w:r>
     </w:p>
     <w:p>
@@ -1880,36 +2891,249 @@
       </w:r>
     </w:p>
     <w:p>
-      <w:r>
+      <w:pPr>
+        <w:pStyle w:val="Heading3"/>
+      </w:pPr>
+      <w:r>
+        <w:t>Hint · try first</w:t>
+      </w:r>
+    </w:p>
+    <w:p>
+      <w:pPr>
+        <w:spacing w:line="336" w:lineRule="auto" w:after="180"/>
+        <w:shd w:fill="F1F6F8"/>
+      </w:pPr>
+      <w:r>
+        <w:rPr>
+          <w:b w:val="0"/>
+        </w:rPr>
         <w:t>Hint if needed: Use the changed condition and the deciding step in the pictorial trace. The answer must say what follows from those facts.</w:t>
       </w:r>
     </w:p>
     <w:p>
-      <w:r>
-        <w:t>After your attempt, compare with the supported explanation: It fails on spotted/grey and healthy/red in the crossed audit. Those supplied predictions follow background rather than the intended leaf target.</w:t>
-      </w:r>
-    </w:p>
-    <w:p>
       <w:pPr>
         <w:pStyle w:val="Heading3"/>
       </w:pPr>
       <w:r>
+        <w:t>Feedback · compare after trying</w:t>
+      </w:r>
+    </w:p>
+    <w:p>
+      <w:pPr>
+        <w:spacing w:line="336" w:lineRule="auto" w:after="180"/>
+        <w:shd w:fill="F1F6FC"/>
+      </w:pPr>
+      <w:r>
+        <w:rPr>
+          <w:b w:val="0"/>
+        </w:rPr>
+        <w:t xml:space="preserve">After your attempt, compare with the supported explanation: It fails on spotted/grey and healthy/red in the crossed audit. Those supplied </w:t>
+      </w:r>
+      <w:r>
+        <w:rPr>
+          <w:b/>
+        </w:rPr>
+        <w:t>prediction</w:t>
+      </w:r>
+      <w:r>
+        <w:rPr>
+          <w:b w:val="0"/>
+        </w:rPr>
+        <w:t>s follow background rather than the intended leaf target.</w:t>
+      </w:r>
+    </w:p>
+    <w:p>
+      <w:pPr>
+        <w:pStyle w:val="Heading3"/>
+      </w:pPr>
+      <w:r>
         <w:t>Repair a missing building block</w:t>
       </w:r>
     </w:p>
     <w:p>
-      <w:r>
-        <w:t>Review Feature Engineering (ai-4/29). Goal: Create features available at prediction time. Short practice: What should be saved so another group transforms the query identically? Point to the relevant step in the picture, then write the changed result and the rule or evidence that supports it.. Return to this week and explain what you changed.</w:t>
-      </w:r>
-    </w:p>
-    <w:p>
-      <w:r>
-        <w:t>Review Overfitting (ai-4/27). Goal: Compare training and validation evidence for model capacity. Short practice: Does100% training accuracy prove Large was always best? Point to the relevant step in the picture, then write the changed result and the rule or evidence that supports it.. Return to this week and explain what you changed.</w:t>
-      </w:r>
-    </w:p>
-    <w:p>
-      <w:r>
-        <w:t>Review Train, Validation, Test (ai-4/24). Goal: Select a model using a declared validation rule. Short practice: Why does B’s zero training MAE not settle the original choice? Point to the relevant step in the picture, then write the changed result and the rule or evidence that supports it.. Return to this week and explain what you changed.</w:t>
+      <w:pPr>
+        <w:spacing w:line="336" w:lineRule="auto" w:after="180"/>
+      </w:pPr>
+      <w:r>
+        <w:rPr>
+          <w:b w:val="0"/>
+        </w:rPr>
+        <w:t xml:space="preserve">Review Feature Engineering (ai-4/29). Goal: Create features available at </w:t>
+      </w:r>
+      <w:r>
+        <w:rPr>
+          <w:b/>
+        </w:rPr>
+        <w:t>prediction</w:t>
+      </w:r>
+      <w:r>
+        <w:rPr>
+          <w:b w:val="0"/>
+        </w:rPr>
+        <w:t xml:space="preserve"> time. Short practice: What should be saved so another group transforms the query identically?</w:t>
+      </w:r>
+    </w:p>
+    <w:p>
+      <w:pPr>
+        <w:spacing w:line="336" w:lineRule="auto" w:after="180"/>
+      </w:pPr>
+      <w:r>
+        <w:rPr>
+          <w:b w:val="0"/>
+        </w:rPr>
+        <w:t xml:space="preserve">Point to the relevant step in the picture, then write the changed result and the rule or </w:t>
+      </w:r>
+      <w:r>
+        <w:rPr>
+          <w:b/>
+        </w:rPr>
+        <w:t>evidence</w:t>
+      </w:r>
+      <w:r>
+        <w:rPr>
+          <w:b w:val="0"/>
+        </w:rPr>
+        <w:t xml:space="preserve"> that supports it.. Return to this week and explain what you changed.</w:t>
+      </w:r>
+    </w:p>
+    <w:p>
+      <w:pPr>
+        <w:spacing w:line="336" w:lineRule="auto" w:after="180"/>
+      </w:pPr>
+      <w:r>
+        <w:rPr>
+          <w:b w:val="0"/>
+        </w:rPr>
+        <w:t xml:space="preserve">Review </w:t>
+      </w:r>
+      <w:r>
+        <w:rPr>
+          <w:b/>
+        </w:rPr>
+        <w:t>Overfitting</w:t>
+      </w:r>
+      <w:r>
+        <w:rPr>
+          <w:b w:val="0"/>
+        </w:rPr>
+        <w:t xml:space="preserve"> (ai-4/27). Goal: Compare </w:t>
+      </w:r>
+      <w:r>
+        <w:rPr>
+          <w:b/>
+        </w:rPr>
+        <w:t>training</w:t>
+      </w:r>
+      <w:r>
+        <w:rPr>
+          <w:b w:val="0"/>
+        </w:rPr>
+        <w:t xml:space="preserve"> and validation </w:t>
+      </w:r>
+      <w:r>
+        <w:rPr>
+          <w:b/>
+        </w:rPr>
+        <w:t>evidence</w:t>
+      </w:r>
+      <w:r>
+        <w:rPr>
+          <w:b w:val="0"/>
+        </w:rPr>
+        <w:t xml:space="preserve"> for model </w:t>
+      </w:r>
+      <w:r>
+        <w:rPr>
+          <w:b/>
+        </w:rPr>
+        <w:t>capacity</w:t>
+      </w:r>
+      <w:r>
+        <w:rPr>
+          <w:b w:val="0"/>
+        </w:rPr>
+        <w:t xml:space="preserve">. Short practice: Does100% </w:t>
+      </w:r>
+      <w:r>
+        <w:rPr>
+          <w:b/>
+        </w:rPr>
+        <w:t>training</w:t>
+      </w:r>
+      <w:r>
+        <w:rPr>
+          <w:b w:val="0"/>
+        </w:rPr>
+        <w:t xml:space="preserve"> accuracy prove Large was always best?</w:t>
+      </w:r>
+    </w:p>
+    <w:p>
+      <w:pPr>
+        <w:spacing w:line="336" w:lineRule="auto" w:after="180"/>
+      </w:pPr>
+      <w:r>
+        <w:rPr>
+          <w:b w:val="0"/>
+        </w:rPr>
+        <w:t xml:space="preserve">Point to the relevant step in the picture, then write the changed result and the rule or </w:t>
+      </w:r>
+      <w:r>
+        <w:rPr>
+          <w:b/>
+        </w:rPr>
+        <w:t>evidence</w:t>
+      </w:r>
+      <w:r>
+        <w:rPr>
+          <w:b w:val="0"/>
+        </w:rPr>
+        <w:t xml:space="preserve"> that supports it.. Return to this week and explain what you changed.</w:t>
+      </w:r>
+    </w:p>
+    <w:p>
+      <w:pPr>
+        <w:spacing w:line="336" w:lineRule="auto" w:after="180"/>
+      </w:pPr>
+      <w:r>
+        <w:rPr>
+          <w:b w:val="0"/>
+        </w:rPr>
+        <w:t xml:space="preserve">Review Train, Validation, Test (ai-4/24). Goal: Select a model using a declared validation rule. Short practice: Why does B’s zero </w:t>
+      </w:r>
+      <w:r>
+        <w:rPr>
+          <w:b/>
+        </w:rPr>
+        <w:t>training</w:t>
+      </w:r>
+      <w:r>
+        <w:rPr>
+          <w:b w:val="0"/>
+        </w:rPr>
+        <w:t xml:space="preserve"> MAE not settle the original choice?</w:t>
+      </w:r>
+    </w:p>
+    <w:p>
+      <w:pPr>
+        <w:spacing w:line="336" w:lineRule="auto" w:after="180"/>
+      </w:pPr>
+      <w:r>
+        <w:rPr>
+          <w:b w:val="0"/>
+        </w:rPr>
+        <w:t xml:space="preserve">Point to the relevant step in the picture, then write the changed result and the rule or </w:t>
+      </w:r>
+      <w:r>
+        <w:rPr>
+          <w:b/>
+        </w:rPr>
+        <w:t>evidence</w:t>
+      </w:r>
+      <w:r>
+        <w:rPr>
+          <w:b w:val="0"/>
+        </w:rPr>
+        <w:t xml:space="preserve"> that supports it.. Return to this week and explain what you changed.</w:t>
       </w:r>
     </w:p>
     <w:p>
@@ -1921,8 +3145,37 @@
       </w:r>
     </w:p>
     <w:p>
-      <w:r>
-        <w:t>Use Download completed work in the hosted lesson to export your answers, reflections, practice feedback and code-run evidence. Open the HTML copy to read or print it. Drafts stay in this browser when storage is available; clear drafts on a shared device.</w:t>
+      <w:pPr>
+        <w:spacing w:line="336" w:lineRule="auto" w:after="180"/>
+      </w:pPr>
+      <w:r>
+        <w:rPr>
+          <w:b w:val="0"/>
+        </w:rPr>
+        <w:t xml:space="preserve">Use Download completed work in the hosted lesson to export your answers, reflections, practice feedback and code-run </w:t>
+      </w:r>
+      <w:r>
+        <w:rPr>
+          <w:b/>
+        </w:rPr>
+        <w:t>evidence</w:t>
+      </w:r>
+      <w:r>
+        <w:rPr>
+          <w:b w:val="0"/>
+        </w:rPr>
+        <w:t>. Open the HTML copy to read or print it.</w:t>
+      </w:r>
+    </w:p>
+    <w:p>
+      <w:pPr>
+        <w:spacing w:line="336" w:lineRule="auto" w:after="180"/>
+      </w:pPr>
+      <w:r>
+        <w:rPr>
+          <w:b w:val="0"/>
+        </w:rPr>
+        <w:t>Drafts stay in this browser when storage is available; clear drafts on a shared device.</w:t>
       </w:r>
     </w:p>
     <w:p>
@@ -1936,6 +3189,900 @@
     <w:p>
       <w:r>
         <w:t>________________________________________________________________</w:t>
+      </w:r>
+    </w:p>
+    <w:p>
+      <w:r>
+        <w:t>________________________________________________________________</w:t>
+      </w:r>
+    </w:p>
+    <w:p>
+      <w:r>
+        <w:t>________________________________________________________________</w:t>
+      </w:r>
+    </w:p>
+    <w:p>
+      <w:r>
+        <w:t>________________________________________________________________</w:t>
+      </w:r>
+    </w:p>
+    <w:p>
+      <w:r>
+        <w:t>________________________________________________________________</w:t>
+      </w:r>
+    </w:p>
+    <w:p>
+      <w:pPr>
+        <w:pStyle w:val="Heading1"/>
+      </w:pPr>
+      <w:r>
+        <w:t>26. Visual concept journey</w:t>
+      </w:r>
+    </w:p>
+    <w:p>
+      <w:r>
+        <w:t>Explain each Improve Generalization picture from its labels, then record a relevant limit.</w:t>
+      </w:r>
+    </w:p>
+    <w:p>
+      <w:pPr>
+        <w:pStyle w:val="Heading3"/>
+      </w:pPr>
+      <w:r>
+        <w:t>01. Improve Generalization: the case</w:t>
+      </w:r>
+    </w:p>
+    <w:p>
+      <w:r>
+        <w:drawing>
+          <wp:inline xmlns:a="http://schemas.openxmlformats.org/drawingml/2006/main" xmlns:pic="http://schemas.openxmlformats.org/drawingml/2006/picture">
+            <wp:extent cx="5486400" cy="3142488"/>
+            <wp:docPr id="2" name="Picture 2" descr="Test whether a plant model follows the leaf or a convenient background shortcut. Supplied facts: Toy training photos show spotted leaves on red cards and healthy leaves on grey cards. Intended use allows both backgrounds for either class. All inputs and outcomes in this worked example are invented classroom data; no real model run is claimed."/>
+            <wp:cNvGraphicFramePr>
+              <a:graphicFrameLocks noChangeAspect="1"/>
+            </wp:cNvGraphicFramePr>
+            <a:graphic>
+              <a:graphicData uri="http://schemas.openxmlformats.org/drawingml/2006/picture">
+                <pic:pic>
+                  <pic:nvPicPr>
+                    <pic:cNvPr id="0" name="academy-story-ai-4-30-01.png"/>
+                    <pic:cNvPicPr/>
+                  </pic:nvPicPr>
+                  <pic:blipFill>
+                    <a:blip r:embed="rId10"/>
+                    <a:stretch>
+                      <a:fillRect/>
+                    </a:stretch>
+                  </pic:blipFill>
+                  <pic:spPr>
+                    <a:xfrm>
+                      <a:off x="0" y="0"/>
+                      <a:ext cx="5486400" cy="3142488"/>
+                    </a:xfrm>
+                    <a:prstGeom prst="rect"/>
+                  </pic:spPr>
+                </pic:pic>
+              </a:graphicData>
+            </a:graphic>
+          </wp:inline>
+        </w:drawing>
+      </w:r>
+    </w:p>
+    <w:p>
+      <w:pPr>
+        <w:spacing w:line="336" w:lineRule="auto" w:after="180"/>
+      </w:pPr>
+      <w:r>
+        <w:rPr>
+          <w:b w:val="0"/>
+        </w:rPr>
+        <w:t xml:space="preserve">Test whether a plant model follows the leaf or a convenient background shortcut. Supplied facts: Toy </w:t>
+      </w:r>
+      <w:r>
+        <w:rPr>
+          <w:b/>
+        </w:rPr>
+        <w:t>training</w:t>
+      </w:r>
+      <w:r>
+        <w:rPr>
+          <w:b w:val="0"/>
+        </w:rPr>
+        <w:t xml:space="preserve"> photos show spotted leaves on red cards and healthy leaves on grey cards.</w:t>
+      </w:r>
+    </w:p>
+    <w:p>
+      <w:pPr>
+        <w:spacing w:line="336" w:lineRule="auto" w:after="180"/>
+      </w:pPr>
+      <w:r>
+        <w:rPr>
+          <w:b w:val="0"/>
+        </w:rPr>
+        <w:t xml:space="preserve">Intended use allows both backgrounds for either class. All </w:t>
+      </w:r>
+      <w:r>
+        <w:rPr>
+          <w:b/>
+        </w:rPr>
+        <w:t>input</w:t>
+      </w:r>
+      <w:r>
+        <w:rPr>
+          <w:b w:val="0"/>
+        </w:rPr>
+        <w:t>s and outcomes in this worked example are invented classroom data; no real model run is claimed.</w:t>
+      </w:r>
+    </w:p>
+    <w:p>
+      <w:pPr>
+        <w:spacing w:line="336" w:lineRule="auto" w:after="180"/>
+        <w:shd w:fill="F5F1FB"/>
+      </w:pPr>
+      <w:r>
+        <w:rPr>
+          <w:b w:val="0"/>
+        </w:rPr>
+        <w:t>Point to the given fact that matters most. Explain why it matters.</w:t>
+      </w:r>
+    </w:p>
+    <w:p>
+      <w:pPr>
+        <w:pStyle w:val="Heading3"/>
+      </w:pPr>
+      <w:r>
+        <w:t>My picture explanation, deciding evidence and one limit</w:t>
+      </w:r>
+    </w:p>
+    <w:p>
+      <w:r>
+        <w:t>________________________________________________________________</w:t>
+      </w:r>
+    </w:p>
+    <w:p>
+      <w:r>
+        <w:t>________________________________________________________________</w:t>
+      </w:r>
+    </w:p>
+    <w:p>
+      <w:r>
+        <w:t>________________________________________________________________</w:t>
+      </w:r>
+    </w:p>
+    <w:p>
+      <w:r>
+        <w:t>________________________________________________________________</w:t>
+      </w:r>
+    </w:p>
+    <w:p>
+      <w:pPr>
+        <w:pStyle w:val="Heading3"/>
+      </w:pPr>
+      <w:r>
+        <w:t>02. Follow the deciding steps</w:t>
+      </w:r>
+    </w:p>
+    <w:p>
+      <w:r>
+        <w:drawing>
+          <wp:inline xmlns:a="http://schemas.openxmlformats.org/drawingml/2006/main" xmlns:pic="http://schemas.openxmlformats.org/drawingml/2006/picture">
+            <wp:extent cx="5486400" cy="3493008"/>
+            <wp:docPr id="3" name="Picture 3" descr="Notice correlation: Background colour perfectly tracks the labels in this training sample. → Design crossed cases: Collect spotted/red, spotted/grey, healthy/red, healthy/grey with plant grouping preserved. → Inspect fixed model: Compare predictions for the same leaf on both backgrounds; do not assume an error cause before observing it."/>
+            <wp:cNvGraphicFramePr>
+              <a:graphicFrameLocks noChangeAspect="1"/>
+            </wp:cNvGraphicFramePr>
+            <a:graphic>
+              <a:graphicData uri="http://schemas.openxmlformats.org/drawingml/2006/picture">
+                <pic:pic>
+                  <pic:nvPicPr>
+                    <pic:cNvPr id="0" name="academy-story-ai-4-30-02.png"/>
+                    <pic:cNvPicPr/>
+                  </pic:nvPicPr>
+                  <pic:blipFill>
+                    <a:blip r:embed="rId11"/>
+                    <a:stretch>
+                      <a:fillRect/>
+                    </a:stretch>
+                  </pic:blipFill>
+                  <pic:spPr>
+                    <a:xfrm>
+                      <a:off x="0" y="0"/>
+                      <a:ext cx="5486400" cy="3493008"/>
+                    </a:xfrm>
+                    <a:prstGeom prst="rect"/>
+                  </pic:spPr>
+                </pic:pic>
+              </a:graphicData>
+            </a:graphic>
+          </wp:inline>
+        </w:drawing>
+      </w:r>
+    </w:p>
+    <w:p>
+      <w:pPr>
+        <w:spacing w:line="336" w:lineRule="auto" w:after="180"/>
+      </w:pPr>
+      <w:r>
+        <w:rPr>
+          <w:b w:val="0"/>
+        </w:rPr>
+        <w:t xml:space="preserve">Notice correlation: Background colour perfectly tracks the labels in this </w:t>
+      </w:r>
+      <w:r>
+        <w:rPr>
+          <w:b/>
+        </w:rPr>
+        <w:t>training</w:t>
+      </w:r>
+      <w:r>
+        <w:rPr>
+          <w:b w:val="0"/>
+        </w:rPr>
+        <w:t xml:space="preserve"> sample. → Design crossed cases: Collect spotted/red, spotted/grey, healthy/red, healthy/grey with plant grouping preserved. → Inspect fixed model: Compare </w:t>
+      </w:r>
+      <w:r>
+        <w:rPr>
+          <w:b/>
+        </w:rPr>
+        <w:t>prediction</w:t>
+      </w:r>
+      <w:r>
+        <w:rPr>
+          <w:b w:val="0"/>
+        </w:rPr>
+        <w:t>s for the same leaf on both backgrounds; do not assume an error cause before observing it.</w:t>
+      </w:r>
+    </w:p>
+    <w:p>
+      <w:pPr>
+        <w:spacing w:line="336" w:lineRule="auto" w:after="180"/>
+        <w:shd w:fill="F5F1FB"/>
+      </w:pPr>
+      <w:r>
+        <w:rPr>
+          <w:b w:val="0"/>
+        </w:rPr>
+        <w:t xml:space="preserve">Point to each numbered stage and explain which recorded </w:t>
+      </w:r>
+      <w:r>
+        <w:rPr>
+          <w:b/>
+        </w:rPr>
+        <w:t>input</w:t>
+      </w:r>
+      <w:r>
+        <w:rPr>
+          <w:b w:val="0"/>
+        </w:rPr>
+        <w:t xml:space="preserve"> it uses.</w:t>
+      </w:r>
+    </w:p>
+    <w:p>
+      <w:pPr>
+        <w:pStyle w:val="Heading3"/>
+      </w:pPr>
+      <w:r>
+        <w:t>My picture explanation, deciding evidence and one limit</w:t>
+      </w:r>
+    </w:p>
+    <w:p>
+      <w:r>
+        <w:t>________________________________________________________________</w:t>
+      </w:r>
+    </w:p>
+    <w:p>
+      <w:r>
+        <w:t>________________________________________________________________</w:t>
+      </w:r>
+    </w:p>
+    <w:p>
+      <w:r>
+        <w:t>________________________________________________________________</w:t>
+      </w:r>
+    </w:p>
+    <w:p>
+      <w:r>
+        <w:t>________________________________________________________________</w:t>
+      </w:r>
+    </w:p>
+    <w:p>
+      <w:pPr>
+        <w:pStyle w:val="Heading3"/>
+      </w:pPr>
+      <w:r>
+        <w:t>03. Overfitting and model capacity at a glance</w:t>
+      </w:r>
+    </w:p>
+    <w:p>
+      <w:r>
+        <w:drawing>
+          <wp:inline xmlns:a="http://schemas.openxmlformats.org/drawingml/2006/main" xmlns:pic="http://schemas.openxmlformats.org/drawingml/2006/picture">
+            <wp:extent cx="5486400" cy="2880360"/>
+            <wp:docPr id="4" name="Picture 4" descr="Overfitting and model capacity at a glance. Constant | Training 5 | Validation 6. Line | Training 2 | Validation 3. Flexible curve | Training 0 | Validation 8"/>
+            <wp:cNvGraphicFramePr>
+              <a:graphicFrameLocks noChangeAspect="1"/>
+            </wp:cNvGraphicFramePr>
+            <a:graphic>
+              <a:graphicData uri="http://schemas.openxmlformats.org/drawingml/2006/picture">
+                <pic:pic>
+                  <pic:nvPicPr>
+                    <pic:cNvPr id="0" name="academy-story-ai-4-30-03.png"/>
+                    <pic:cNvPicPr/>
+                  </pic:nvPicPr>
+                  <pic:blipFill>
+                    <a:blip r:embed="rId12"/>
+                    <a:stretch>
+                      <a:fillRect/>
+                    </a:stretch>
+                  </pic:blipFill>
+                  <pic:spPr>
+                    <a:xfrm>
+                      <a:off x="0" y="0"/>
+                      <a:ext cx="5486400" cy="2880360"/>
+                    </a:xfrm>
+                    <a:prstGeom prst="rect"/>
+                  </pic:spPr>
+                </pic:pic>
+              </a:graphicData>
+            </a:graphic>
+          </wp:inline>
+        </w:drawing>
+      </w:r>
+    </w:p>
+    <w:p>
+      <w:pPr>
+        <w:spacing w:line="336" w:lineRule="auto" w:after="180"/>
+      </w:pPr>
+      <w:r>
+        <w:rPr>
+          <w:b/>
+        </w:rPr>
+        <w:t>Overfitting</w:t>
+      </w:r>
+      <w:r>
+        <w:rPr>
+          <w:b w:val="0"/>
+        </w:rPr>
+        <w:t xml:space="preserve"> and model </w:t>
+      </w:r>
+      <w:r>
+        <w:rPr>
+          <w:b/>
+        </w:rPr>
+        <w:t>capacity</w:t>
+      </w:r>
+      <w:r>
+        <w:rPr>
+          <w:b w:val="0"/>
+        </w:rPr>
+        <w:t xml:space="preserve"> at a glance. Constant | </w:t>
+      </w:r>
+      <w:r>
+        <w:rPr>
+          <w:b/>
+        </w:rPr>
+        <w:t>Training</w:t>
+      </w:r>
+      <w:r>
+        <w:rPr>
+          <w:b w:val="0"/>
+        </w:rPr>
+        <w:t xml:space="preserve"> 5 | Validation 6. Line | </w:t>
+      </w:r>
+      <w:r>
+        <w:rPr>
+          <w:b/>
+        </w:rPr>
+        <w:t>Training</w:t>
+      </w:r>
+      <w:r>
+        <w:rPr>
+          <w:b w:val="0"/>
+        </w:rPr>
+        <w:t xml:space="preserve"> 2 | Validation 3. Flexible curve | </w:t>
+      </w:r>
+      <w:r>
+        <w:rPr>
+          <w:b/>
+        </w:rPr>
+        <w:t>Training</w:t>
+      </w:r>
+      <w:r>
+        <w:rPr>
+          <w:b w:val="0"/>
+        </w:rPr>
+        <w:t xml:space="preserve"> 0 | Validation 8</w:t>
+      </w:r>
+    </w:p>
+    <w:p>
+      <w:pPr>
+        <w:spacing w:line="336" w:lineRule="auto" w:after="180"/>
+        <w:shd w:fill="F5F1FB"/>
+      </w:pPr>
+      <w:r>
+        <w:rPr>
+          <w:b w:val="0"/>
+        </w:rPr>
+        <w:t>Read the labels and values. Explain the relationship the model shows.</w:t>
+      </w:r>
+    </w:p>
+    <w:p>
+      <w:pPr>
+        <w:pStyle w:val="Heading3"/>
+      </w:pPr>
+      <w:r>
+        <w:t>My picture explanation, deciding evidence and one limit</w:t>
+      </w:r>
+    </w:p>
+    <w:p>
+      <w:r>
+        <w:t>________________________________________________________________</w:t>
+      </w:r>
+    </w:p>
+    <w:p>
+      <w:r>
+        <w:t>________________________________________________________________</w:t>
+      </w:r>
+    </w:p>
+    <w:p>
+      <w:r>
+        <w:t>________________________________________________________________</w:t>
+      </w:r>
+    </w:p>
+    <w:p>
+      <w:r>
+        <w:t>________________________________________________________________</w:t>
+      </w:r>
+    </w:p>
+    <w:p>
+      <w:pPr>
+        <w:pStyle w:val="Heading3"/>
+      </w:pPr>
+      <w:r>
+        <w:t>04. Change one thing. Trace what follows.</w:t>
+      </w:r>
+    </w:p>
+    <w:p>
+      <w:r>
+        <w:drawing>
+          <wp:inline xmlns:a="http://schemas.openxmlformats.org/drawingml/2006/main" xmlns:pic="http://schemas.openxmlformats.org/drawingml/2006/picture">
+            <wp:extent cx="5486400" cy="3041904"/>
+            <wp:docPr id="5" name="Picture 5" descr="Original case: Compare predictions for the same leaf on both backgrounds; do not assume an error cause before observing it. Changed condition: The unchanged model predicts spotted for both red-background classes and healthy for both grey-background classes. Expected result: It fails on spotted/grey and healthy/red in the crossed audit. Reason: Those supplied predictions follow background rather than the intended leaf target."/>
+            <wp:cNvGraphicFramePr>
+              <a:graphicFrameLocks noChangeAspect="1"/>
+            </wp:cNvGraphicFramePr>
+            <a:graphic>
+              <a:graphicData uri="http://schemas.openxmlformats.org/drawingml/2006/picture">
+                <pic:pic>
+                  <pic:nvPicPr>
+                    <pic:cNvPr id="0" name="academy-story-ai-4-30-04.png"/>
+                    <pic:cNvPicPr/>
+                  </pic:nvPicPr>
+                  <pic:blipFill>
+                    <a:blip r:embed="rId13"/>
+                    <a:stretch>
+                      <a:fillRect/>
+                    </a:stretch>
+                  </pic:blipFill>
+                  <pic:spPr>
+                    <a:xfrm>
+                      <a:off x="0" y="0"/>
+                      <a:ext cx="5486400" cy="3041904"/>
+                    </a:xfrm>
+                    <a:prstGeom prst="rect"/>
+                  </pic:spPr>
+                </pic:pic>
+              </a:graphicData>
+            </a:graphic>
+          </wp:inline>
+        </w:drawing>
+      </w:r>
+    </w:p>
+    <w:p>
+      <w:pPr>
+        <w:spacing w:line="336" w:lineRule="auto" w:after="180"/>
+      </w:pPr>
+      <w:r>
+        <w:rPr>
+          <w:b w:val="0"/>
+        </w:rPr>
+        <w:t xml:space="preserve">Original case: Compare </w:t>
+      </w:r>
+      <w:r>
+        <w:rPr>
+          <w:b/>
+        </w:rPr>
+        <w:t>prediction</w:t>
+      </w:r>
+      <w:r>
+        <w:rPr>
+          <w:b w:val="0"/>
+        </w:rPr>
+        <w:t>s for the same leaf on both backgrounds; do not assume an error cause before observing it.</w:t>
+      </w:r>
+    </w:p>
+    <w:p>
+      <w:pPr>
+        <w:spacing w:line="336" w:lineRule="auto" w:after="180"/>
+      </w:pPr>
+      <w:r>
+        <w:rPr>
+          <w:b w:val="0"/>
+        </w:rPr>
+        <w:t>Changed condition: The unchanged model predicts spotted for both red-background classes and healthy for both grey-background classes. Expected result: It fails on spotted/grey and healthy/red in the crossed audit.</w:t>
+      </w:r>
+    </w:p>
+    <w:p>
+      <w:pPr>
+        <w:spacing w:line="336" w:lineRule="auto" w:after="180"/>
+      </w:pPr>
+      <w:r>
+        <w:rPr>
+          <w:b w:val="0"/>
+        </w:rPr>
+        <w:t xml:space="preserve">Reason: Those supplied </w:t>
+      </w:r>
+      <w:r>
+        <w:rPr>
+          <w:b/>
+        </w:rPr>
+        <w:t>prediction</w:t>
+      </w:r>
+      <w:r>
+        <w:rPr>
+          <w:b w:val="0"/>
+        </w:rPr>
+        <w:t>s follow background rather than the intended leaf target.</w:t>
+      </w:r>
+    </w:p>
+    <w:p>
+      <w:pPr>
+        <w:spacing w:line="336" w:lineRule="auto" w:after="180"/>
+        <w:shd w:fill="F5F1FB"/>
+      </w:pPr>
+      <w:r>
+        <w:rPr>
+          <w:b w:val="0"/>
+        </w:rPr>
+        <w:t>Predict before checking the worked changed-case result. Name what changed and what the supplied facts allow you to conclude.</w:t>
+      </w:r>
+    </w:p>
+    <w:p>
+      <w:pPr>
+        <w:pStyle w:val="Heading3"/>
+      </w:pPr>
+      <w:r>
+        <w:t>My picture explanation, deciding evidence and one limit</w:t>
+      </w:r>
+    </w:p>
+    <w:p>
+      <w:r>
+        <w:t>________________________________________________________________</w:t>
+      </w:r>
+    </w:p>
+    <w:p>
+      <w:r>
+        <w:t>________________________________________________________________</w:t>
+      </w:r>
+    </w:p>
+    <w:p>
+      <w:r>
+        <w:t>________________________________________________________________</w:t>
+      </w:r>
+    </w:p>
+    <w:p>
+      <w:r>
+        <w:t>________________________________________________________________</w:t>
+      </w:r>
+    </w:p>
+    <w:p>
+      <w:pPr>
+        <w:pStyle w:val="Heading3"/>
+      </w:pPr>
+      <w:r>
+        <w:t>05. Connect the explanation to its limit</w:t>
+      </w:r>
+    </w:p>
+    <w:p>
+      <w:r>
+        <w:drawing>
+          <wp:inline xmlns:a="http://schemas.openxmlformats.org/drawingml/2006/main" xmlns:pic="http://schemas.openxmlformats.org/drawingml/2006/picture">
+            <wp:extent cx="5486400" cy="2834640"/>
+            <wp:docPr id="6" name="Picture 6" descr="Read the picture in order. Compare predictions for the same leaf on both backgrounds; do not assume an error cause before observing it. The arrows show which recorded input or intermediate result each decision uses. Explain the deciding step aloud before checking the changed case; pointing to the final answer alone does not show how it follows. Limit: One controlled audit can reveal a shortcut in this toy setting without proving how every internal feature is represented."/>
+            <wp:cNvGraphicFramePr>
+              <a:graphicFrameLocks noChangeAspect="1"/>
+            </wp:cNvGraphicFramePr>
+            <a:graphic>
+              <a:graphicData uri="http://schemas.openxmlformats.org/drawingml/2006/picture">
+                <pic:pic>
+                  <pic:nvPicPr>
+                    <pic:cNvPr id="0" name="academy-story-ai-4-30-05.png"/>
+                    <pic:cNvPicPr/>
+                  </pic:nvPicPr>
+                  <pic:blipFill>
+                    <a:blip r:embed="rId14"/>
+                    <a:stretch>
+                      <a:fillRect/>
+                    </a:stretch>
+                  </pic:blipFill>
+                  <pic:spPr>
+                    <a:xfrm>
+                      <a:off x="0" y="0"/>
+                      <a:ext cx="5486400" cy="2834640"/>
+                    </a:xfrm>
+                    <a:prstGeom prst="rect"/>
+                  </pic:spPr>
+                </pic:pic>
+              </a:graphicData>
+            </a:graphic>
+          </wp:inline>
+        </w:drawing>
+      </w:r>
+    </w:p>
+    <w:p>
+      <w:pPr>
+        <w:spacing w:line="336" w:lineRule="auto" w:after="180"/>
+      </w:pPr>
+      <w:r>
+        <w:rPr>
+          <w:b w:val="0"/>
+        </w:rPr>
+        <w:t xml:space="preserve">Read the picture in order. Compare </w:t>
+      </w:r>
+      <w:r>
+        <w:rPr>
+          <w:b/>
+        </w:rPr>
+        <w:t>prediction</w:t>
+      </w:r>
+      <w:r>
+        <w:rPr>
+          <w:b w:val="0"/>
+        </w:rPr>
+        <w:t xml:space="preserve">s for the same leaf on both backgrounds; do not assume an error cause before observing it. The arrows show which recorded </w:t>
+      </w:r>
+      <w:r>
+        <w:rPr>
+          <w:b/>
+        </w:rPr>
+        <w:t>input</w:t>
+      </w:r>
+      <w:r>
+        <w:rPr>
+          <w:b w:val="0"/>
+        </w:rPr>
+        <w:t xml:space="preserve"> or intermediate result each decision uses.</w:t>
+      </w:r>
+    </w:p>
+    <w:p>
+      <w:pPr>
+        <w:spacing w:line="336" w:lineRule="auto" w:after="180"/>
+      </w:pPr>
+      <w:r>
+        <w:rPr>
+          <w:b w:val="0"/>
+        </w:rPr>
+        <w:t>Explain the deciding step aloud before checking the changed case; pointing to the final answer alone does not show how it follows.</w:t>
+      </w:r>
+    </w:p>
+    <w:p>
+      <w:pPr>
+        <w:spacing w:line="336" w:lineRule="auto" w:after="180"/>
+      </w:pPr>
+      <w:r>
+        <w:rPr>
+          <w:b w:val="0"/>
+        </w:rPr>
+        <w:t>Limit: One controlled audit can reveal a shortcut in this toy setting without proving how every internal feature is represented.</w:t>
+      </w:r>
+    </w:p>
+    <w:p>
+      <w:pPr>
+        <w:spacing w:line="336" w:lineRule="auto" w:after="180"/>
+        <w:shd w:fill="F5F1FB"/>
+      </w:pPr>
+      <w:r>
+        <w:rPr>
+          <w:b w:val="0"/>
+        </w:rPr>
+        <w:t>Explain the case, then point to a limit on the claim.</w:t>
+      </w:r>
+    </w:p>
+    <w:p>
+      <w:pPr>
+        <w:pStyle w:val="Heading3"/>
+      </w:pPr>
+      <w:r>
+        <w:t>My picture explanation, deciding evidence and one limit</w:t>
+      </w:r>
+    </w:p>
+    <w:p>
+      <w:r>
+        <w:t>________________________________________________________________</w:t>
+      </w:r>
+    </w:p>
+    <w:p>
+      <w:r>
+        <w:t>________________________________________________________________</w:t>
+      </w:r>
+    </w:p>
+    <w:p>
+      <w:r>
+        <w:t>________________________________________________________________</w:t>
+      </w:r>
+    </w:p>
+    <w:p>
+      <w:r>
+        <w:t>________________________________________________________________</w:t>
+      </w:r>
+    </w:p>
+    <w:p>
+      <w:pPr>
+        <w:pStyle w:val="Heading3"/>
+      </w:pPr>
+      <w:r>
+        <w:t>06. Make the idea visible in your project</w:t>
+      </w:r>
+    </w:p>
+    <w:p>
+      <w:r>
+        <w:drawing>
+          <wp:inline xmlns:a="http://schemas.openxmlformats.org/drawingml/2006/main" xmlns:pic="http://schemas.openxmlformats.org/drawingml/2006/picture">
+            <wp:extent cx="5486400" cy="3681984"/>
+            <wp:docPr id="7" name="Picture 7" descr="For your Responsible Plant Classifier, save the input, procedure, observed result and limitation of this check. Label this worked example as practice; use a different, previously unreviewed case when checking independent understanding. Draw your input, deciding step, result and limit. Supported question: What fresh evidence is needed after adding crossed training data? Point to the relevant step in the picture, then write the changed result and the rule or evidence that supports it."/>
+            <wp:cNvGraphicFramePr>
+              <a:graphicFrameLocks noChangeAspect="1"/>
+            </wp:cNvGraphicFramePr>
+            <a:graphic>
+              <a:graphicData uri="http://schemas.openxmlformats.org/drawingml/2006/picture">
+                <pic:pic>
+                  <pic:nvPicPr>
+                    <pic:cNvPr id="0" name="academy-story-ai-4-30-06.png"/>
+                    <pic:cNvPicPr/>
+                  </pic:nvPicPr>
+                  <pic:blipFill>
+                    <a:blip r:embed="rId15"/>
+                    <a:stretch>
+                      <a:fillRect/>
+                    </a:stretch>
+                  </pic:blipFill>
+                  <pic:spPr>
+                    <a:xfrm>
+                      <a:off x="0" y="0"/>
+                      <a:ext cx="5486400" cy="3681984"/>
+                    </a:xfrm>
+                    <a:prstGeom prst="rect"/>
+                  </pic:spPr>
+                </pic:pic>
+              </a:graphicData>
+            </a:graphic>
+          </wp:inline>
+        </w:drawing>
+      </w:r>
+    </w:p>
+    <w:p>
+      <w:pPr>
+        <w:spacing w:line="336" w:lineRule="auto" w:after="180"/>
+      </w:pPr>
+      <w:r>
+        <w:rPr>
+          <w:b w:val="0"/>
+        </w:rPr>
+        <w:t xml:space="preserve">For your Responsible Plant Classifier, save the </w:t>
+      </w:r>
+      <w:r>
+        <w:rPr>
+          <w:b/>
+        </w:rPr>
+        <w:t>input</w:t>
+      </w:r>
+      <w:r>
+        <w:rPr>
+          <w:b w:val="0"/>
+        </w:rPr>
+        <w:t>, procedure, observed result and limitation of this check.</w:t>
+      </w:r>
+    </w:p>
+    <w:p>
+      <w:pPr>
+        <w:spacing w:line="336" w:lineRule="auto" w:after="180"/>
+      </w:pPr>
+      <w:r>
+        <w:rPr>
+          <w:b w:val="0"/>
+        </w:rPr>
+        <w:t xml:space="preserve">Label this worked example as practice; use a different, previously unreviewed case when checking independent understanding. Draw your </w:t>
+      </w:r>
+      <w:r>
+        <w:rPr>
+          <w:b/>
+        </w:rPr>
+        <w:t>input</w:t>
+      </w:r>
+      <w:r>
+        <w:rPr>
+          <w:b w:val="0"/>
+        </w:rPr>
+        <w:t>, deciding step, result and limit.</w:t>
+      </w:r>
+    </w:p>
+    <w:p>
+      <w:pPr>
+        <w:spacing w:line="336" w:lineRule="auto" w:after="180"/>
+      </w:pPr>
+      <w:r>
+        <w:rPr>
+          <w:b w:val="0"/>
+        </w:rPr>
+        <w:t xml:space="preserve">Supported question: What fresh </w:t>
+      </w:r>
+      <w:r>
+        <w:rPr>
+          <w:b/>
+        </w:rPr>
+        <w:t>evidence</w:t>
+      </w:r>
+      <w:r>
+        <w:rPr>
+          <w:b w:val="0"/>
+        </w:rPr>
+        <w:t xml:space="preserve"> is needed after adding crossed </w:t>
+      </w:r>
+      <w:r>
+        <w:rPr>
+          <w:b/>
+        </w:rPr>
+        <w:t>training</w:t>
+      </w:r>
+      <w:r>
+        <w:rPr>
+          <w:b w:val="0"/>
+        </w:rPr>
+        <w:t xml:space="preserve"> data? Point to the relevant step in the picture, then write the changed result and the rule or </w:t>
+      </w:r>
+      <w:r>
+        <w:rPr>
+          <w:b/>
+        </w:rPr>
+        <w:t>evidence</w:t>
+      </w:r>
+      <w:r>
+        <w:rPr>
+          <w:b w:val="0"/>
+        </w:rPr>
+        <w:t xml:space="preserve"> that supports it.</w:t>
+      </w:r>
+    </w:p>
+    <w:p>
+      <w:pPr>
+        <w:spacing w:line="336" w:lineRule="auto" w:after="180"/>
+        <w:shd w:fill="F5F1FB"/>
+      </w:pPr>
+      <w:r>
+        <w:rPr>
+          <w:b w:val="0"/>
+        </w:rPr>
+        <w:t xml:space="preserve">Draw your project trace and justify the deciding step using </w:t>
+      </w:r>
+      <w:r>
+        <w:rPr>
+          <w:b/>
+        </w:rPr>
+        <w:t>evidence</w:t>
+      </w:r>
+      <w:r>
+        <w:rPr>
+          <w:b w:val="0"/>
+        </w:rPr>
+        <w:t>.</w:t>
+      </w:r>
+    </w:p>
+    <w:p>
+      <w:pPr>
+        <w:pStyle w:val="Heading3"/>
+      </w:pPr>
+      <w:r>
+        <w:t>My picture explanation, deciding evidence and one limit</w:t>
       </w:r>
     </w:p>
     <w:p>

--- a/downloads/workbook/ai-4-week-30.docx
+++ b/downloads/workbook/ai-4-week-30.docx
@@ -1146,6 +1146,26 @@
     <w:p>
       <w:r>
         <w:t>Select from evidence. Apply the supplied Improve Generalization facts and keep your reasoning.</w:t>
+      </w:r>
+    </w:p>
+    <w:p>
+      <w:pPr>
+        <w:pStyle w:val="Heading3"/>
+      </w:pPr>
+      <w:r>
+        <w:t>Where to find the supplied example</w:t>
+      </w:r>
+    </w:p>
+    <w:p>
+      <w:pPr>
+        <w:spacing w:line="336" w:lineRule="auto" w:after="180"/>
+        <w:shd w:fill="F1F6F8"/>
+      </w:pPr>
+      <w:r>
+        <w:rPr>
+          <w:b w:val="0"/>
+        </w:rPr>
+        <w:t>Reference for this exercise: open this week’s student lesson, “Improve Generalization”, at “See how it works” and “Follow a worked example”. Use the original worked values or code named in the question; the later pictorial case is a separate example. Keep this reference beside your workbook while practising.</w:t>
       </w:r>
     </w:p>
     <w:p>

--- a/downloads/workbook/ai-4-week-30.docx
+++ b/downloads/workbook/ai-4-week-30.docx
@@ -25,12 +25,184 @@
         <w:pStyle w:val="Heading1"/>
       </w:pPr>
       <w:r>
-        <w:t>01. Recall and choose your starting point</w:t>
-      </w:r>
-    </w:p>
-    <w:p>
-      <w:r>
-        <w:t>Record your starting explanation for Improve Generalization before opening notes. Show any later correction separately.</w:t>
+        <w:t>One current controlled-improvement record.</w:t>
+      </w:r>
+    </w:p>
+    <w:p>
+      <w:r>
+        <w:t>Trace one data-version change,compare all outputs and design source-aware next evidence.</w:t>
+      </w:r>
+    </w:p>
+    <w:p>
+      <w:r>
+        <w:t>Fresh W1–W3/W5fields → selected blue/white plan → project repair record → changed-case return.</w:t>
+      </w:r>
+    </w:p>
+    <w:p>
+      <w:pPr>
+        <w:pStyle w:val="Heading1"/>
+      </w:pPr>
+      <w:r>
+        <w:t>01. Recall · Retrieve before notes</w:t>
+      </w:r>
+    </w:p>
+    <w:p>
+      <w:r>
+        <w:t>Keep this task’s complete inputs, stated rule and support record together.</w:t>
+      </w:r>
+    </w:p>
+    <w:p>
+      <w:pPr>
+        <w:pStyle w:val="Heading2"/>
+      </w:pPr>
+      <w:r>
+        <w:t>Task and evidence record</w:t>
+      </w:r>
+    </w:p>
+    <w:p>
+      <w:pPr>
+        <w:pStyle w:val="ListBullet"/>
+      </w:pPr>
+      <w:r>
+        <w:t>Try the recall before opening notes. Then use a different colour or a labelled second line to correct your explanation.</w:t>
+      </w:r>
+    </w:p>
+    <w:p>
+      <w:pPr>
+        <w:pStyle w:val="Heading3"/>
+      </w:pPr>
+      <w:r>
+        <w:t>Feature Engineering</w:t>
+      </w:r>
+    </w:p>
+    <w:p>
+      <w:pPr>
+        <w:pStyle w:val="ListBullet"/>
+      </w:pPr>
+      <w:r>
+        <w:t>Without opening the old lesson, explain one key idea from Feature Engineering. Give an example and a mistake that the idea helps you avoid.</w:t>
+      </w:r>
+    </w:p>
+    <w:p>
+      <w:pPr>
+        <w:pStyle w:val="Heading3"/>
+      </w:pPr>
+      <w:r>
+        <w:t>My remembered idea, example and correction</w:t>
+      </w:r>
+    </w:p>
+    <w:p>
+      <w:r>
+        <w:t>________________________________________________________________</w:t>
+      </w:r>
+    </w:p>
+    <w:p>
+      <w:r>
+        <w:t>________________________________________________________________</w:t>
+      </w:r>
+    </w:p>
+    <w:p>
+      <w:r>
+        <w:t>________________________________________________________________</w:t>
+      </w:r>
+    </w:p>
+    <w:p>
+      <w:pPr>
+        <w:pStyle w:val="Heading3"/>
+      </w:pPr>
+      <w:r>
+        <w:t>Overfitting</w:t>
+      </w:r>
+    </w:p>
+    <w:p>
+      <w:pPr>
+        <w:pStyle w:val="ListBullet"/>
+      </w:pPr>
+      <w:r>
+        <w:t>Without opening the old lesson, explain one key idea from Overfitting. Give an example and a mistake that the idea helps you avoid.</w:t>
+      </w:r>
+    </w:p>
+    <w:p>
+      <w:pPr>
+        <w:pStyle w:val="Heading3"/>
+      </w:pPr>
+      <w:r>
+        <w:t>My remembered idea, example and correction</w:t>
+      </w:r>
+    </w:p>
+    <w:p>
+      <w:r>
+        <w:t>________________________________________________________________</w:t>
+      </w:r>
+    </w:p>
+    <w:p>
+      <w:r>
+        <w:t>________________________________________________________________</w:t>
+      </w:r>
+    </w:p>
+    <w:p>
+      <w:r>
+        <w:t>________________________________________________________________</w:t>
+      </w:r>
+    </w:p>
+    <w:p>
+      <w:pPr>
+        <w:pStyle w:val="Heading3"/>
+      </w:pPr>
+      <w:r>
+        <w:t>Train, Validation, Test</w:t>
+      </w:r>
+    </w:p>
+    <w:p>
+      <w:pPr>
+        <w:pStyle w:val="ListBullet"/>
+      </w:pPr>
+      <w:r>
+        <w:t>Without opening the old lesson, explain one key idea from Train, Validation, Test. Give an example and a mistake that the idea helps you avoid.</w:t>
+      </w:r>
+    </w:p>
+    <w:p>
+      <w:pPr>
+        <w:pStyle w:val="Heading3"/>
+      </w:pPr>
+      <w:r>
+        <w:t>My remembered idea, example and correction</w:t>
+      </w:r>
+    </w:p>
+    <w:p>
+      <w:r>
+        <w:t>________________________________________________________________</w:t>
+      </w:r>
+    </w:p>
+    <w:p>
+      <w:r>
+        <w:t>________________________________________________________________</w:t>
+      </w:r>
+    </w:p>
+    <w:p>
+      <w:r>
+        <w:t>________________________________________________________________</w:t>
+      </w:r>
+    </w:p>
+    <w:p>
+      <w:pPr>
+        <w:pStyle w:val="Heading1"/>
+      </w:pPr>
+      <w:r>
+        <w:t>12. W1 · Declare the controlled experiment</w:t>
+      </w:r>
+    </w:p>
+    <w:p>
+      <w:r>
+        <w:t>Fresh controlled-improvement responses preserve the earlier capacity-practice fields as review.</w:t>
+      </w:r>
+    </w:p>
+    <w:p>
+      <w:pPr>
+        <w:pStyle w:val="Heading2"/>
+      </w:pPr>
+      <w:r>
+        <w:t>Complete current trial reference</w:t>
       </w:r>
     </w:p>
     <w:p>
@@ -41,15 +213,7 @@
         <w:rPr>
           <w:b w:val="0"/>
         </w:rPr>
-        <w:t>Try the recall before opening notes. Then use a different colour or a labelled second line to correct your explanation.</w:t>
-      </w:r>
-    </w:p>
-    <w:p>
-      <w:pPr>
-        <w:pStyle w:val="Heading3"/>
-      </w:pPr>
-      <w:r>
-        <w:t>Feature Engineering</w:t>
+        <w:t>Current trial V1T1–T4 hasbackground/markererrors 0/0, background-first tie choosesbackground. V2 addsT5/T6 marker1on grey andT7/T8 marker0on red; errors 4/0 choosemarker. Fixed validationP1 spotted/P2 healthy, eachred/grey:V1 gets2/4 views, V2 gets4/4; only 2 newplants. Same learner, rule, candidate order/tie, validation references and membership; training version changed. Perfect marker alignment is synthetic.</w:t>
       </w:r>
     </w:p>
     <w:p>
@@ -60,7 +224,23 @@
         <w:rPr>
           <w:b w:val="0"/>
         </w:rPr>
-        <w:t>Without opening the old lesson, explain one key idea from Feature Engineering. Give an example and a mistake that the idea helps you avoid.</w:t>
+        <w:t>Separate shift fixturebright 2/20=10%, dim 6/20=30%, pooled 8/40=20%; neither pooled result nor condition association proves cause.</w:t>
+      </w:r>
+    </w:p>
+    <w:p>
+      <w:pPr>
+        <w:pStyle w:val="Heading2"/>
+      </w:pPr>
+      <w:r>
+        <w:t>Current task and response</w:t>
+      </w:r>
+    </w:p>
+    <w:p>
+      <w:pPr>
+        <w:pStyle w:val="ListBullet"/>
+      </w:pPr>
+      <w:r>
+        <w:t>Name the changed factor and at least four fixed factors in the complete T/Vtrial. Explain the training-only candidate/tie rule.</w:t>
       </w:r>
     </w:p>
     <w:p>
@@ -68,7 +248,7 @@
         <w:pStyle w:val="Heading3"/>
       </w:pPr>
       <w:r>
-        <w:t>My remembered idea, example and correction</w:t>
+        <w:t>My controlled-improvement reasoning and evidence</w:t>
       </w:r>
     </w:p>
     <w:p>
@@ -87,11 +267,26 @@
       </w:r>
     </w:p>
     <w:p>
-      <w:pPr>
-        <w:pStyle w:val="Heading3"/>
-      </w:pPr>
-      <w:r>
-        <w:t>Overfitting</w:t>
+      <w:r>
+        <w:t>________________________________________________________________</w:t>
+      </w:r>
+    </w:p>
+    <w:p>
+      <w:r>
+        <w:t>________________________________________________________________</w:t>
+      </w:r>
+    </w:p>
+    <w:p>
+      <w:r>
+        <w:t>________________________________________________________________</w:t>
+      </w:r>
+    </w:p>
+    <w:p>
+      <w:pPr>
+        <w:pStyle w:val="Heading2"/>
+      </w:pPr>
+      <w:r>
+        <w:t>Review · Earlier capacity task and saved response · reference / check after trying</w:t>
       </w:r>
     </w:p>
     <w:p>
@@ -102,366 +297,18 @@
         <w:rPr>
           <w:b w:val="0"/>
         </w:rPr>
-        <w:t xml:space="preserve">Without opening the old lesson, explain one key idea from </w:t>
-      </w:r>
-      <w:r>
-        <w:rPr>
-          <w:b/>
-        </w:rPr>
-        <w:t>Overfitting</w:t>
-      </w:r>
+        <w:t>Reference for this exercise: open this week’s student lesson, “Improve Generalization”, at “See how it works” and “Follow a worked example”. Use the original worked values or code named in the question; the later pictorial case is a separate example. Keep this reference beside your workbook while practising.</w:t>
+      </w:r>
+    </w:p>
+    <w:p>
+      <w:pPr>
+        <w:spacing w:line="336" w:lineRule="auto" w:after="180"/>
+      </w:pPr>
       <w:r>
         <w:rPr>
           <w:b w:val="0"/>
         </w:rPr>
-        <w:t>. Give an example and a mistake that the idea helps you avoid.</w:t>
-      </w:r>
-    </w:p>
-    <w:p>
-      <w:pPr>
-        <w:pStyle w:val="Heading3"/>
-      </w:pPr>
-      <w:r>
-        <w:t>My remembered idea, example and correction</w:t>
-      </w:r>
-    </w:p>
-    <w:p>
-      <w:r>
-        <w:t>________________________________________________________________</w:t>
-      </w:r>
-    </w:p>
-    <w:p>
-      <w:r>
-        <w:t>________________________________________________________________</w:t>
-      </w:r>
-    </w:p>
-    <w:p>
-      <w:r>
-        <w:t>________________________________________________________________</w:t>
-      </w:r>
-    </w:p>
-    <w:p>
-      <w:pPr>
-        <w:pStyle w:val="Heading3"/>
-      </w:pPr>
-      <w:r>
-        <w:t>Train, Validation, Test</w:t>
-      </w:r>
-    </w:p>
-    <w:p>
-      <w:pPr>
-        <w:spacing w:line="336" w:lineRule="auto" w:after="180"/>
-      </w:pPr>
-      <w:r>
-        <w:rPr>
-          <w:b w:val="0"/>
-        </w:rPr>
-        <w:t>Without opening the old lesson, explain one key idea from Train, Validation, Test. Give an example and a mistake that the idea helps you avoid.</w:t>
-      </w:r>
-    </w:p>
-    <w:p>
-      <w:pPr>
-        <w:pStyle w:val="Heading3"/>
-      </w:pPr>
-      <w:r>
-        <w:t>My remembered idea, example and correction</w:t>
-      </w:r>
-    </w:p>
-    <w:p>
-      <w:r>
-        <w:t>________________________________________________________________</w:t>
-      </w:r>
-    </w:p>
-    <w:p>
-      <w:r>
-        <w:t>________________________________________________________________</w:t>
-      </w:r>
-    </w:p>
-    <w:p>
-      <w:r>
-        <w:t>________________________________________________________________</w:t>
-      </w:r>
-    </w:p>
-    <w:p>
-      <w:pPr>
-        <w:pStyle w:val="Heading1"/>
-      </w:pPr>
-      <w:r>
-        <w:t>02. Practise with fading help</w:t>
-      </w:r>
-    </w:p>
-    <w:p>
-      <w:r>
-        <w:t>Complete the supported Improve Generalization trace and record the first step you can explain without help.</w:t>
-      </w:r>
-    </w:p>
-    <w:p>
-      <w:pPr>
-        <w:spacing w:line="336" w:lineRule="auto" w:after="180"/>
-      </w:pPr>
-      <w:r>
-        <w:rPr>
-          <w:b w:val="0"/>
-        </w:rPr>
-        <w:t xml:space="preserve">Use W2: Interpret a gap for </w:t>
-      </w:r>
-      <w:r>
-        <w:rPr>
-          <w:b/>
-        </w:rPr>
-        <w:t>Overfitting</w:t>
-      </w:r>
-      <w:r>
-        <w:rPr>
-          <w:b w:val="0"/>
-        </w:rPr>
-        <w:t xml:space="preserve"> and model </w:t>
-      </w:r>
-      <w:r>
-        <w:rPr>
-          <w:b/>
-        </w:rPr>
-        <w:t>capacity</w:t>
-      </w:r>
-      <w:r>
-        <w:rPr>
-          <w:b w:val="0"/>
-        </w:rPr>
-        <w:t>. Record the answer once; the lesson and workbook refer to the same attempt.</w:t>
-      </w:r>
-    </w:p>
-    <w:tbl>
-      <w:tblPr>
-        <w:tblStyle w:val="LightShading-Accent1"/>
-        <w:tblW w:type="auto" w:w="0"/>
-        <w:tblLook w:firstColumn="1" w:firstRow="1" w:lastColumn="0" w:lastRow="0" w:noHBand="0" w:noVBand="1" w:val="04A0"/>
-      </w:tblPr>
-      <w:tblGrid>
-        <w:gridCol w:w="2556"/>
-        <w:gridCol w:w="2556"/>
-        <w:gridCol w:w="2556"/>
-        <w:gridCol w:w="2556"/>
-      </w:tblGrid>
-      <w:tr>
-        <w:trPr>
-          <w:tblHeader/>
-        </w:trPr>
-        <w:tc>
-          <w:tcPr>
-            <w:tcW w:type="dxa" w:w="2556"/>
-          </w:tcPr>
-          <w:p>
-            <w:r>
-              <w:t>Given inputs</w:t>
-            </w:r>
-          </w:p>
-        </w:tc>
-        <w:tc>
-          <w:tcPr>
-            <w:tcW w:type="dxa" w:w="2556"/>
-          </w:tcPr>
-          <w:p>
-            <w:r>
-              <w:t>Procedure I chose</w:t>
-            </w:r>
-          </w:p>
-        </w:tc>
-        <w:tc>
-          <w:tcPr>
-            <w:tcW w:type="dxa" w:w="2556"/>
-          </w:tcPr>
-          <w:p>
-            <w:r>
-              <w:t>Middle steps</w:t>
-            </w:r>
-          </w:p>
-        </w:tc>
-        <w:tc>
-          <w:tcPr>
-            <w:tcW w:type="dxa" w:w="2556"/>
-          </w:tcPr>
-          <w:p>
-            <w:r>
-              <w:t>Result and check</w:t>
-            </w:r>
-          </w:p>
-        </w:tc>
-      </w:tr>
-      <w:tr>
-        <w:tc>
-          <w:tcPr>
-            <w:tcW w:type="dxa" w:w="2556"/>
-          </w:tcPr>
-          <w:p>
-            <w:r/>
-          </w:p>
-        </w:tc>
-        <w:tc>
-          <w:tcPr>
-            <w:tcW w:type="dxa" w:w="2556"/>
-          </w:tcPr>
-          <w:p>
-            <w:r/>
-          </w:p>
-        </w:tc>
-        <w:tc>
-          <w:tcPr>
-            <w:tcW w:type="dxa" w:w="2556"/>
-          </w:tcPr>
-          <w:p>
-            <w:r/>
-          </w:p>
-        </w:tc>
-        <w:tc>
-          <w:tcPr>
-            <w:tcW w:type="dxa" w:w="2556"/>
-          </w:tcPr>
-          <w:p>
-            <w:r/>
-          </w:p>
-        </w:tc>
-      </w:tr>
-    </w:tbl>
-    <w:p>
-      <w:pPr>
-        <w:pStyle w:val="Heading3"/>
-      </w:pPr>
-      <w:r>
-        <w:t>The step I completed without help, and the hint I needed</w:t>
-      </w:r>
-    </w:p>
-    <w:p>
-      <w:r>
-        <w:t>________________________________________________________________</w:t>
-      </w:r>
-    </w:p>
-    <w:p>
-      <w:r>
-        <w:t>________________________________________________________________</w:t>
-      </w:r>
-    </w:p>
-    <w:p>
-      <w:r>
-        <w:t>________________________________________________________________</w:t>
-      </w:r>
-    </w:p>
-    <w:p>
-      <w:pPr>
-        <w:pStyle w:val="Heading1"/>
-      </w:pPr>
-      <w:r>
-        <w:t>03. Individual reasoning check</w:t>
-      </w:r>
-    </w:p>
-    <w:p>
-      <w:r>
-        <w:t>Check the proposed Improve Generalization explanation against the supplied facts before discussing it.</w:t>
-      </w:r>
-    </w:p>
-    <w:p>
-      <w:pPr>
-        <w:spacing w:line="336" w:lineRule="auto" w:after="180"/>
-      </w:pPr>
-      <w:r>
-        <w:rPr>
-          <w:b w:val="0"/>
-        </w:rPr>
-        <w:t xml:space="preserve">Use the worked case for </w:t>
-      </w:r>
-      <w:r>
-        <w:rPr>
-          <w:b/>
-        </w:rPr>
-        <w:t>Overfitting</w:t>
-      </w:r>
-      <w:r>
-        <w:rPr>
-          <w:b w:val="0"/>
-        </w:rPr>
-        <w:t xml:space="preserve"> and model </w:t>
-      </w:r>
-      <w:r>
-        <w:rPr>
-          <w:b/>
-        </w:rPr>
-        <w:t>capacity</w:t>
-      </w:r>
-      <w:r>
-        <w:rPr>
-          <w:b w:val="0"/>
-        </w:rPr>
-        <w:t>. Proposed explanation: “A final answer is enough”. Decide whether this explanation is supported.</w:t>
-      </w:r>
-    </w:p>
-    <w:p>
-      <w:pPr>
-        <w:spacing w:line="336" w:lineRule="auto" w:after="180"/>
-      </w:pPr>
-      <w:r>
-        <w:rPr>
-          <w:b w:val="0"/>
-        </w:rPr>
-        <w:t>Point to the step or supplied fact that decides; explain your repair if needed.</w:t>
-      </w:r>
-    </w:p>
-    <w:p>
-      <w:pPr>
-        <w:pStyle w:val="Heading3"/>
-      </w:pPr>
-      <w:r>
-        <w:t>My explanation before partner discussion</w:t>
-      </w:r>
-    </w:p>
-    <w:p>
-      <w:r>
-        <w:t>________________________________________________________________</w:t>
-      </w:r>
-    </w:p>
-    <w:p>
-      <w:r>
-        <w:t>________________________________________________________________</w:t>
-      </w:r>
-    </w:p>
-    <w:p>
-      <w:r>
-        <w:t>________________________________________________________________</w:t>
-      </w:r>
-    </w:p>
-    <w:p>
-      <w:r>
-        <w:t>________________________________________________________________</w:t>
-      </w:r>
-    </w:p>
-    <w:p>
-      <w:pPr>
-        <w:pStyle w:val="Heading1"/>
-      </w:pPr>
-      <w:r>
-        <w:t>04. Independent transfer case</w:t>
-      </w:r>
-    </w:p>
-    <w:p>
-      <w:r>
-        <w:t>Write one first attempt at the reserved independent case before feedback. Repeated copies of that case refer to the same recorded attempt.</w:t>
-      </w:r>
-    </w:p>
-    <w:p>
-      <w:pPr>
-        <w:pStyle w:val="Heading3"/>
-      </w:pPr>
-      <w:r>
-        <w:t>Independent case: Changed independent case</w:t>
-      </w:r>
-    </w:p>
-    <w:p>
-      <w:pPr>
-        <w:spacing w:line="336" w:lineRule="auto" w:after="180"/>
-      </w:pPr>
-      <w:r>
-        <w:rPr>
-          <w:b w:val="0"/>
-        </w:rPr>
-        <w:t xml:space="preserve">Spotted leaves have blue backgrounds and healthy leaves white backgrounds in </w:t>
+        <w:t xml:space="preserve">Choose among the three worked candidates and explain the </w:t>
       </w:r>
       <w:r>
         <w:rPr>
@@ -473,7 +320,7 @@
         <w:rPr>
           <w:b w:val="0"/>
         </w:rPr>
-        <w:t>. Design a generalisation investigation with fresh evaluation.</w:t>
+        <w:t xml:space="preserve"> trap.</w:t>
       </w:r>
     </w:p>
     <w:p>
@@ -481,7 +328,7 @@
         <w:pStyle w:val="Heading3"/>
       </w:pPr>
       <w:r>
-        <w:t>My independent explanation, trace and limits</w:t>
+        <w:t>My reasoning and evidence</w:t>
       </w:r>
     </w:p>
     <w:p>
@@ -515,8 +362,24 @@
       </w:r>
     </w:p>
     <w:p>
-      <w:r>
-        <w:t>________________________________________________________________</w:t>
+      <w:pPr>
+        <w:pStyle w:val="Heading1"/>
+      </w:pPr>
+      <w:r>
+        <w:t>13. W2 · Trace before and after</w:t>
+      </w:r>
+    </w:p>
+    <w:p>
+      <w:r>
+        <w:t>Fresh controlled-improvement responses preserve the earlier capacity-practice fields as review.</w:t>
+      </w:r>
+    </w:p>
+    <w:p>
+      <w:pPr>
+        <w:pStyle w:val="Heading2"/>
+      </w:pPr>
+      <w:r>
+        <w:t>Complete current trial reference</w:t>
       </w:r>
     </w:p>
     <w:p>
@@ -527,20 +390,7 @@
         <w:rPr>
           <w:b w:val="0"/>
         </w:rPr>
-        <w:t>Attempt this case before feedback. Record any help. Earlier examples below are further practice; a case already practised with feedback cannot establish fresh transfer.</w:t>
-      </w:r>
-    </w:p>
-    <w:p>
-      <w:pPr>
-        <w:pStyle w:val="Heading1"/>
-      </w:pPr>
-      <w:r>
-        <w:t>05. Your learning target</w:t>
-      </w:r>
-    </w:p>
-    <w:p>
-      <w:r>
-        <w:t>Connect the Improve Generalization target to a trace and a justified conclusion.</w:t>
+        <w:t>Current trial V1T1–T4 hasbackground/markererrors 0/0, background-first tie choosesbackground. V2 addsT5/T6 marker1on grey andT7/T8 marker0on red; errors 4/0 choosemarker. Fixed validationP1 spotted/P2 healthy, eachred/grey:V1 gets2/4 views, V2 gets4/4; only 2 newplants. Same learner, rule, candidate order/tie, validation references and membership; training version changed. Perfect marker alignment is synthetic.</w:t>
       </w:r>
     </w:p>
     <w:p>
@@ -551,7 +401,80 @@
         <w:rPr>
           <w:b w:val="0"/>
         </w:rPr>
-        <w:t xml:space="preserve">All spotted </w:t>
+        <w:t>Separate shift fixturebright 2/20=10%, dim 6/20=30%, pooled 8/40=20%; neither pooled result nor condition association proves cause.</w:t>
+      </w:r>
+    </w:p>
+    <w:p>
+      <w:pPr>
+        <w:pStyle w:val="Heading2"/>
+      </w:pPr>
+      <w:r>
+        <w:t>Current task and response</w:t>
+      </w:r>
+    </w:p>
+    <w:p>
+      <w:pPr>
+        <w:pStyle w:val="ListBullet"/>
+      </w:pPr>
+      <w:r>
+        <w:t>For the complete T1–T8 and P1/P2 fixture, explain V1 and V2 candidate training errors, chosen feature and every validation prediction. Report both view and plant counts. State what was held fixed, what changed and why 4/4 development views do not prove general reliability.</w:t>
+      </w:r>
+    </w:p>
+    <w:p>
+      <w:pPr>
+        <w:pStyle w:val="Heading3"/>
+      </w:pPr>
+      <w:r>
+        <w:t>My controlled-improvement reasoning and evidence</w:t>
+      </w:r>
+    </w:p>
+    <w:p>
+      <w:r>
+        <w:t>________________________________________________________________</w:t>
+      </w:r>
+    </w:p>
+    <w:p>
+      <w:r>
+        <w:t>________________________________________________________________</w:t>
+      </w:r>
+    </w:p>
+    <w:p>
+      <w:r>
+        <w:t>________________________________________________________________</w:t>
+      </w:r>
+    </w:p>
+    <w:p>
+      <w:r>
+        <w:t>________________________________________________________________</w:t>
+      </w:r>
+    </w:p>
+    <w:p>
+      <w:r>
+        <w:t>________________________________________________________________</w:t>
+      </w:r>
+    </w:p>
+    <w:p>
+      <w:r>
+        <w:t>________________________________________________________________</w:t>
+      </w:r>
+    </w:p>
+    <w:p>
+      <w:pPr>
+        <w:pStyle w:val="Heading2"/>
+      </w:pPr>
+      <w:r>
+        <w:t>Review · Earlier capacity task and saved response · reference / check after trying</w:t>
+      </w:r>
+    </w:p>
+    <w:p>
+      <w:pPr>
+        <w:spacing w:line="336" w:lineRule="auto" w:after="180"/>
+      </w:pPr>
+      <w:r>
+        <w:rPr>
+          <w:b w:val="0"/>
+        </w:rPr>
+        <w:t xml:space="preserve">Does a </w:t>
       </w:r>
       <w:r>
         <w:rPr>
@@ -563,31 +486,78 @@
         <w:rPr>
           <w:b w:val="0"/>
         </w:rPr>
-        <w:t xml:space="preserve"> leaves use black backgrounds. Propose a collection and comparison that tests the background shortcut without tuning on final test examples.</w:t>
-      </w:r>
-    </w:p>
-    <w:p>
-      <w:pPr>
-        <w:pStyle w:val="Heading1"/>
-      </w:pPr>
-      <w:r>
-        <w:t>06. Solve the given case</w:t>
-      </w:r>
-    </w:p>
-    <w:p>
-      <w:r>
-        <w:t>Solve the supplied Improve Generalization case and show the deciding evidence.</w:t>
-      </w:r>
-    </w:p>
-    <w:p>
-      <w:pPr>
-        <w:spacing w:line="336" w:lineRule="auto" w:after="180"/>
-      </w:pPr>
+        <w:t xml:space="preserve">-validation gap alone prove </w:t>
+      </w:r>
+      <w:r>
+        <w:rPr>
+          <w:b/>
+        </w:rPr>
+        <w:t>overfitting</w:t>
+      </w:r>
       <w:r>
         <w:rPr>
           <w:b w:val="0"/>
         </w:rPr>
-        <w:t>A classifier relies on tray colour; new trays reduce performance.</w:t>
+        <w:t>?</w:t>
+      </w:r>
+    </w:p>
+    <w:p>
+      <w:pPr>
+        <w:pStyle w:val="Heading3"/>
+      </w:pPr>
+      <w:r>
+        <w:t>My reasoning and evidence</w:t>
+      </w:r>
+    </w:p>
+    <w:p>
+      <w:r>
+        <w:t>________________________________________________________________</w:t>
+      </w:r>
+    </w:p>
+    <w:p>
+      <w:r>
+        <w:t>________________________________________________________________</w:t>
+      </w:r>
+    </w:p>
+    <w:p>
+      <w:r>
+        <w:t>________________________________________________________________</w:t>
+      </w:r>
+    </w:p>
+    <w:p>
+      <w:r>
+        <w:t>________________________________________________________________</w:t>
+      </w:r>
+    </w:p>
+    <w:p>
+      <w:r>
+        <w:t>________________________________________________________________</w:t>
+      </w:r>
+    </w:p>
+    <w:p>
+      <w:r>
+        <w:t>________________________________________________________________</w:t>
+      </w:r>
+    </w:p>
+    <w:p>
+      <w:pPr>
+        <w:pStyle w:val="Heading1"/>
+      </w:pPr>
+      <w:r>
+        <w:t>14. W3 · Repair a perfect-development claim</w:t>
+      </w:r>
+    </w:p>
+    <w:p>
+      <w:r>
+        <w:t>Fresh controlled-improvement responses preserve the earlier capacity-practice fields as review.</w:t>
+      </w:r>
+    </w:p>
+    <w:p>
+      <w:pPr>
+        <w:pStyle w:val="Heading2"/>
+      </w:pPr>
+      <w:r>
+        <w:t>Complete current trial reference</w:t>
       </w:r>
     </w:p>
     <w:p>
@@ -598,7 +568,7 @@
         <w:rPr>
           <w:b w:val="0"/>
         </w:rPr>
-        <w:t>Propose controlled improvement.</w:t>
+        <w:t>Current trial V1T1–T4 hasbackground/markererrors 0/0, background-first tie choosesbackground. V2 addsT5/T6 marker1on grey andT7/T8 marker0on red; errors 4/0 choosemarker. Fixed validationP1 spotted/P2 healthy, eachred/grey:V1 gets2/4 views, V2 gets4/4; only 2 newplants. Same learner, rule, candidate order/tie, validation references and membership; training version changed. Perfect marker alignment is synthetic.</w:t>
       </w:r>
     </w:p>
     <w:p>
@@ -609,7 +579,234 @@
         <w:rPr>
           <w:b w:val="0"/>
         </w:rPr>
-        <w:t xml:space="preserve">Show your trace, calculation or </w:t>
+        <w:t>Separate shift fixturebright 2/20=10%, dim 6/20=30%, pooled 8/40=20%; neither pooled result nor condition association proves cause.</w:t>
+      </w:r>
+    </w:p>
+    <w:p>
+      <w:pPr>
+        <w:pStyle w:val="Heading2"/>
+      </w:pPr>
+      <w:r>
+        <w:t>Current task and response</w:t>
+      </w:r>
+    </w:p>
+    <w:p>
+      <w:pPr>
+        <w:pStyle w:val="ListBullet"/>
+      </w:pPr>
+      <w:r>
+        <w:t>A team adds crossed training data and inspects 4/4 correct validation views from 2 plants. Does that establish robust performance on new species, cameras or backgrounds? Name the missing evidence.</w:t>
+      </w:r>
+    </w:p>
+    <w:p>
+      <w:pPr>
+        <w:pStyle w:val="Heading3"/>
+      </w:pPr>
+      <w:r>
+        <w:t>My controlled-improvement reasoning and evidence</w:t>
+      </w:r>
+    </w:p>
+    <w:p>
+      <w:r>
+        <w:t>________________________________________________________________</w:t>
+      </w:r>
+    </w:p>
+    <w:p>
+      <w:r>
+        <w:t>________________________________________________________________</w:t>
+      </w:r>
+    </w:p>
+    <w:p>
+      <w:r>
+        <w:t>________________________________________________________________</w:t>
+      </w:r>
+    </w:p>
+    <w:p>
+      <w:r>
+        <w:t>________________________________________________________________</w:t>
+      </w:r>
+    </w:p>
+    <w:p>
+      <w:r>
+        <w:t>________________________________________________________________</w:t>
+      </w:r>
+    </w:p>
+    <w:p>
+      <w:r>
+        <w:t>________________________________________________________________</w:t>
+      </w:r>
+    </w:p>
+    <w:p>
+      <w:pPr>
+        <w:pStyle w:val="Heading2"/>
+      </w:pPr>
+      <w:r>
+        <w:t>Review · Earlier capacity task and saved response · reference / check after trying</w:t>
+      </w:r>
+    </w:p>
+    <w:p>
+      <w:pPr>
+        <w:spacing w:line="336" w:lineRule="auto" w:after="180"/>
+      </w:pPr>
+      <w:r>
+        <w:rPr>
+          <w:b w:val="0"/>
+        </w:rPr>
+        <w:t>Describe one fair next development comparison.</w:t>
+      </w:r>
+    </w:p>
+    <w:p>
+      <w:pPr>
+        <w:pStyle w:val="Heading3"/>
+      </w:pPr>
+      <w:r>
+        <w:t>My reasoning and evidence</w:t>
+      </w:r>
+    </w:p>
+    <w:p>
+      <w:r>
+        <w:t>________________________________________________________________</w:t>
+      </w:r>
+    </w:p>
+    <w:p>
+      <w:r>
+        <w:t>________________________________________________________________</w:t>
+      </w:r>
+    </w:p>
+    <w:p>
+      <w:r>
+        <w:t>________________________________________________________________</w:t>
+      </w:r>
+    </w:p>
+    <w:p>
+      <w:r>
+        <w:t>________________________________________________________________</w:t>
+      </w:r>
+    </w:p>
+    <w:p>
+      <w:r>
+        <w:t>________________________________________________________________</w:t>
+      </w:r>
+    </w:p>
+    <w:p>
+      <w:r>
+        <w:t>________________________________________________________________</w:t>
+      </w:r>
+    </w:p>
+    <w:p>
+      <w:pPr>
+        <w:pStyle w:val="Heading1"/>
+      </w:pPr>
+      <w:r>
+        <w:t>16. W5 · Plan the fresh evaluation</w:t>
+      </w:r>
+    </w:p>
+    <w:p>
+      <w:r>
+        <w:t>Fresh controlled-improvement responses preserve the earlier capacity-practice fields as review.</w:t>
+      </w:r>
+    </w:p>
+    <w:p>
+      <w:pPr>
+        <w:pStyle w:val="Heading2"/>
+      </w:pPr>
+      <w:r>
+        <w:t>Complete current trial reference</w:t>
+      </w:r>
+    </w:p>
+    <w:p>
+      <w:pPr>
+        <w:spacing w:line="336" w:lineRule="auto" w:after="180"/>
+      </w:pPr>
+      <w:r>
+        <w:rPr>
+          <w:b w:val="0"/>
+        </w:rPr>
+        <w:t>Current trial V1T1–T4 hasbackground/markererrors 0/0, background-first tie choosesbackground. V2 addsT5/T6 marker1on grey andT7/T8 marker0on red; errors 4/0 choosemarker. Fixed validationP1 spotted/P2 healthy, eachred/grey:V1 gets2/4 views, V2 gets4/4; only 2 newplants. Same learner, rule, candidate order/tie, validation references and membership; training version changed. Perfect marker alignment is synthetic.</w:t>
+      </w:r>
+    </w:p>
+    <w:p>
+      <w:pPr>
+        <w:spacing w:line="336" w:lineRule="auto" w:after="180"/>
+      </w:pPr>
+      <w:r>
+        <w:rPr>
+          <w:b w:val="0"/>
+        </w:rPr>
+        <w:t>Separate shift fixturebright 2/20=10%, dim 6/20=30%, pooled 8/40=20%; neither pooled result nor condition association proves cause.</w:t>
+      </w:r>
+    </w:p>
+    <w:p>
+      <w:pPr>
+        <w:pStyle w:val="Heading2"/>
+      </w:pPr>
+      <w:r>
+        <w:t>Current task and response</w:t>
+      </w:r>
+    </w:p>
+    <w:p>
+      <w:pPr>
+        <w:pStyle w:val="ListBullet"/>
+      </w:pPr>
+      <w:r>
+        <w:t>Design a next collection/evaluation that tests the frozen revision on new source plants and declared intended-use combinations. State what results are still unknown and why the inspected P1/P2 views cannot be called untouched final evidence.</w:t>
+      </w:r>
+    </w:p>
+    <w:p>
+      <w:pPr>
+        <w:pStyle w:val="Heading3"/>
+      </w:pPr>
+      <w:r>
+        <w:t>My controlled-improvement reasoning and evidence</w:t>
+      </w:r>
+    </w:p>
+    <w:p>
+      <w:r>
+        <w:t>________________________________________________________________</w:t>
+      </w:r>
+    </w:p>
+    <w:p>
+      <w:r>
+        <w:t>________________________________________________________________</w:t>
+      </w:r>
+    </w:p>
+    <w:p>
+      <w:r>
+        <w:t>________________________________________________________________</w:t>
+      </w:r>
+    </w:p>
+    <w:p>
+      <w:r>
+        <w:t>________________________________________________________________</w:t>
+      </w:r>
+    </w:p>
+    <w:p>
+      <w:r>
+        <w:t>________________________________________________________________</w:t>
+      </w:r>
+    </w:p>
+    <w:p>
+      <w:r>
+        <w:t>________________________________________________________________</w:t>
+      </w:r>
+    </w:p>
+    <w:p>
+      <w:pPr>
+        <w:pStyle w:val="Heading2"/>
+      </w:pPr>
+      <w:r>
+        <w:t>Review · Earlier capacity task and saved response · reference / check after trying</w:t>
+      </w:r>
+    </w:p>
+    <w:p>
+      <w:pPr>
+        <w:spacing w:line="336" w:lineRule="auto" w:after="180"/>
+      </w:pPr>
+      <w:r>
+        <w:rPr>
+          <w:b w:val="0"/>
+        </w:rPr>
+        <w:t xml:space="preserve">What extra </w:t>
       </w:r>
       <w:r>
         <w:rPr>
@@ -617,905 +814,6 @@
         </w:rPr>
         <w:t>evidence</w:t>
       </w:r>
-    </w:p>
-    <w:p>
-      <w:pPr>
-        <w:pStyle w:val="Heading3"/>
-      </w:pPr>
-      <w:r>
-        <w:t>Write or draw your reasoning and evidence.</w:t>
-      </w:r>
-    </w:p>
-    <w:p>
-      <w:r>
-        <w:t>________________________________________________________________</w:t>
-      </w:r>
-    </w:p>
-    <w:p>
-      <w:r>
-        <w:t>________________________________________________________________</w:t>
-      </w:r>
-    </w:p>
-    <w:p>
-      <w:r>
-        <w:t>________________________________________________________________</w:t>
-      </w:r>
-    </w:p>
-    <w:p>
-      <w:r>
-        <w:t>________________________________________________________________</w:t>
-      </w:r>
-    </w:p>
-    <w:p>
-      <w:r>
-        <w:t>________________________________________________________________</w:t>
-      </w:r>
-    </w:p>
-    <w:p>
-      <w:pPr>
-        <w:pStyle w:val="Heading1"/>
-      </w:pPr>
-      <w:r>
-        <w:t>07. Check a changed case</w:t>
-      </w:r>
-    </w:p>
-    <w:p>
-      <w:r>
-        <w:t>Apply the procedure to the changed case and record why the conclusion follows.</w:t>
-      </w:r>
-    </w:p>
-    <w:p>
-      <w:pPr>
-        <w:spacing w:line="336" w:lineRule="auto" w:after="180"/>
-        <w:shd w:fill="F5F1FB"/>
-      </w:pPr>
-      <w:r>
-        <w:rPr>
-          <w:b w:val="0"/>
-        </w:rPr>
-        <w:t xml:space="preserve">A team proposes more representative </w:t>
-      </w:r>
-      <w:r>
-        <w:rPr>
-          <w:b/>
-        </w:rPr>
-        <w:t>training</w:t>
-      </w:r>
-      <w:r>
-        <w:rPr>
-          <w:b w:val="0"/>
-        </w:rPr>
-        <w:t xml:space="preserve"> examples and a simpler model. How should it compare changes while protecting the final test?</w:t>
-      </w:r>
-    </w:p>
-    <w:p>
-      <w:pPr>
-        <w:spacing w:line="336" w:lineRule="auto" w:after="180"/>
-      </w:pPr>
-      <w:r>
-        <w:rPr>
-          <w:b w:val="0"/>
-        </w:rPr>
-        <w:t>My independent answer and reason</w:t>
-      </w:r>
-    </w:p>
-    <w:p>
-      <w:pPr>
-        <w:pStyle w:val="Heading3"/>
-      </w:pPr>
-      <w:r>
-        <w:t>Write or draw your reasoning and evidence.</w:t>
-      </w:r>
-    </w:p>
-    <w:p>
-      <w:r>
-        <w:t>________________________________________________________________</w:t>
-      </w:r>
-    </w:p>
-    <w:p>
-      <w:r>
-        <w:t>________________________________________________________________</w:t>
-      </w:r>
-    </w:p>
-    <w:p>
-      <w:r>
-        <w:t>________________________________________________________________</w:t>
-      </w:r>
-    </w:p>
-    <w:p>
-      <w:r>
-        <w:t>________________________________________________________________</w:t>
-      </w:r>
-    </w:p>
-    <w:p>
-      <w:r>
-        <w:t>________________________________________________________________</w:t>
-      </w:r>
-    </w:p>
-    <w:p>
-      <w:pPr>
-        <w:pStyle w:val="Heading3"/>
-      </w:pPr>
-      <w:r>
-        <w:t>Week 30 Test and reflect</w:t>
-      </w:r>
-    </w:p>
-    <w:p>
-      <w:pPr>
-        <w:pStyle w:val="Heading1"/>
-      </w:pPr>
-      <w:r>
-        <w:t>08. Design a revealing test</w:t>
-      </w:r>
-    </w:p>
-    <w:p>
-      <w:r>
-        <w:t>Specify a changed input, expected result and observation separately.</w:t>
-      </w:r>
-    </w:p>
-    <w:p>
-      <w:pPr>
-        <w:spacing w:line="336" w:lineRule="auto" w:after="180"/>
-      </w:pPr>
-      <w:r>
-        <w:rPr>
-          <w:b w:val="0"/>
-        </w:rPr>
-        <w:t xml:space="preserve">Create a changed </w:t>
-      </w:r>
-      <w:r>
-        <w:rPr>
-          <w:b/>
-        </w:rPr>
-        <w:t>input</w:t>
-      </w:r>
-      <w:r>
-        <w:rPr>
-          <w:b w:val="0"/>
-        </w:rPr>
-        <w:t>, boundary case or missing-information case. Write the expected answer or safe response before testing.</w:t>
-      </w:r>
-    </w:p>
-    <w:tbl>
-      <w:tblPr>
-        <w:tblStyle w:val="LightShading-Accent1"/>
-        <w:tblW w:type="auto" w:w="0"/>
-        <w:tblLook w:firstColumn="1" w:firstRow="1" w:lastColumn="0" w:lastRow="0" w:noHBand="0" w:noVBand="1" w:val="04A0"/>
-      </w:tblPr>
-      <w:tblGrid>
-        <w:gridCol w:w="5112"/>
-        <w:gridCol w:w="5112"/>
-      </w:tblGrid>
-      <w:tr>
-        <w:trPr>
-          <w:tblHeader/>
-        </w:trPr>
-        <w:tc>
-          <w:tcPr>
-            <w:tcW w:type="dxa" w:w="5112"/>
-          </w:tcPr>
-          <w:p>
-            <w:r>
-              <w:t>Test record</w:t>
-            </w:r>
-          </w:p>
-        </w:tc>
-        <w:tc>
-          <w:tcPr>
-            <w:tcW w:type="dxa" w:w="5112"/>
-          </w:tcPr>
-          <w:p>
-            <w:r>
-              <w:t>My evidence</w:t>
-            </w:r>
-          </w:p>
-        </w:tc>
-      </w:tr>
-      <w:tr>
-        <w:tc>
-          <w:tcPr>
-            <w:tcW w:type="dxa" w:w="5112"/>
-          </w:tcPr>
-          <w:p>
-            <w:r>
-              <w:t>Changed input or condition</w:t>
-            </w:r>
-          </w:p>
-        </w:tc>
-        <w:tc>
-          <w:tcPr>
-            <w:tcW w:type="dxa" w:w="5112"/>
-          </w:tcPr>
-          <w:p>
-            <w:r/>
-          </w:p>
-        </w:tc>
-      </w:tr>
-      <w:tr>
-        <w:tc>
-          <w:tcPr>
-            <w:tcW w:type="dxa" w:w="5112"/>
-          </w:tcPr>
-          <w:p>
-            <w:r>
-              <w:t>Expected answer or fallback</w:t>
-            </w:r>
-          </w:p>
-        </w:tc>
-        <w:tc>
-          <w:tcPr>
-            <w:tcW w:type="dxa" w:w="5112"/>
-          </w:tcPr>
-          <w:p>
-            <w:r/>
-          </w:p>
-        </w:tc>
-      </w:tr>
-      <w:tr>
-        <w:tc>
-          <w:tcPr>
-            <w:tcW w:type="dxa" w:w="5112"/>
-          </w:tcPr>
-          <w:p>
-            <w:r>
-              <w:t>Observed result</w:t>
-            </w:r>
-          </w:p>
-        </w:tc>
-        <w:tc>
-          <w:tcPr>
-            <w:tcW w:type="dxa" w:w="5112"/>
-          </w:tcPr>
-          <w:p>
-            <w:r/>
-          </w:p>
-        </w:tc>
-      </w:tr>
-      <w:tr>
-        <w:tc>
-          <w:tcPr>
-            <w:tcW w:type="dxa" w:w="5112"/>
-          </w:tcPr>
-          <w:p>
-            <w:r>
-              <w:t>Why the result occurred</w:t>
-            </w:r>
-          </w:p>
-        </w:tc>
-        <w:tc>
-          <w:tcPr>
-            <w:tcW w:type="dxa" w:w="5112"/>
-          </w:tcPr>
-          <w:p>
-            <w:r/>
-          </w:p>
-        </w:tc>
-      </w:tr>
-    </w:tbl>
-    <w:p>
-      <w:pPr>
-        <w:pStyle w:val="Heading1"/>
-      </w:pPr>
-      <w:r>
-        <w:t>09. Project checkpoint</w:t>
-      </w:r>
-    </w:p>
-    <w:p>
-      <w:r>
-        <w:t>Justify what Improve Generalization adds to Responsible Plant Classifier and keep the evidence.</w:t>
-      </w:r>
-    </w:p>
-    <w:p>
-      <w:pPr>
-        <w:spacing w:line="336" w:lineRule="auto" w:after="180"/>
-      </w:pPr>
-      <w:r>
-        <w:rPr>
-          <w:b w:val="0"/>
-        </w:rPr>
-        <w:t xml:space="preserve">Improve Plant Classifier with one approved change and a full before/after </w:t>
-      </w:r>
-      <w:r>
-        <w:rPr>
-          <w:b/>
-        </w:rPr>
-        <w:t>evidence</w:t>
-      </w:r>
-      <w:r>
-        <w:rPr>
-          <w:b w:val="0"/>
-        </w:rPr>
-        <w:t xml:space="preserve"> table.</w:t>
-      </w:r>
-    </w:p>
-    <w:p>
-      <w:pPr>
-        <w:spacing w:line="336" w:lineRule="auto" w:after="180"/>
-      </w:pPr>
-      <w:r>
-        <w:rPr>
-          <w:b w:val="0"/>
-        </w:rPr>
-        <w:t xml:space="preserve">The project change and </w:t>
-      </w:r>
-      <w:r>
-        <w:rPr>
-          <w:b/>
-        </w:rPr>
-        <w:t>evidence</w:t>
-      </w:r>
-      <w:r>
-        <w:rPr>
-          <w:b w:val="0"/>
-        </w:rPr>
-        <w:t xml:space="preserve"> I will keep</w:t>
-      </w:r>
-    </w:p>
-    <w:p>
-      <w:pPr>
-        <w:pStyle w:val="Heading3"/>
-      </w:pPr>
-      <w:r>
-        <w:t>Write or draw your reasoning and evidence.</w:t>
-      </w:r>
-    </w:p>
-    <w:p>
-      <w:r>
-        <w:t>________________________________________________________________</w:t>
-      </w:r>
-    </w:p>
-    <w:p>
-      <w:r>
-        <w:t>________________________________________________________________</w:t>
-      </w:r>
-    </w:p>
-    <w:p>
-      <w:r>
-        <w:t>________________________________________________________________</w:t>
-      </w:r>
-    </w:p>
-    <w:p>
-      <w:r>
-        <w:t>________________________________________________________________</w:t>
-      </w:r>
-    </w:p>
-    <w:p>
-      <w:r>
-        <w:t>________________________________________________________________</w:t>
-      </w:r>
-    </w:p>
-    <w:p>
-      <w:pPr>
-        <w:pStyle w:val="Heading1"/>
-      </w:pPr>
-      <w:r>
-        <w:t>10. Self check</w:t>
-      </w:r>
-    </w:p>
-    <w:p>
-      <w:r>
-        <w:t>Judge explanation, evidence, transfer and limits separately; attach the work behind your judgement.</w:t>
-      </w:r>
-    </w:p>
-    <w:p>
-      <w:pPr>
-        <w:pStyle w:val="ListBullet"/>
-      </w:pPr>
-      <w:r>
-        <w:t>I can explain the mechanism.</w:t>
-      </w:r>
-    </w:p>
-    <w:p>
-      <w:pPr>
-        <w:pStyle w:val="ListBullet"/>
-      </w:pPr>
-      <w:r>
-        <w:t>I can show evidence.</w:t>
-      </w:r>
-    </w:p>
-    <w:p>
-      <w:pPr>
-        <w:pStyle w:val="ListBullet"/>
-      </w:pPr>
-      <w:r>
-        <w:t>I can handle a changed case.</w:t>
-      </w:r>
-    </w:p>
-    <w:p>
-      <w:pPr>
-        <w:pStyle w:val="ListBullet"/>
-      </w:pPr>
-      <w:r>
-        <w:t>I can name a limit.</w:t>
-      </w:r>
-    </w:p>
-    <w:p>
-      <w:r>
-        <w:t>Mark each as not yet, with help or independently, and attach supporting work.</w:t>
-      </w:r>
-    </w:p>
-    <w:p>
-      <w:pPr>
-        <w:spacing w:line="336" w:lineRule="auto" w:after="180"/>
-      </w:pPr>
-      <w:r>
-        <w:rPr>
-          <w:b w:val="0"/>
-        </w:rPr>
-        <w:t>Teacher review ____________________  Next step ____________________</w:t>
-      </w:r>
-    </w:p>
-    <w:p>
-      <w:pPr>
-        <w:pStyle w:val="Heading1"/>
-      </w:pPr>
-      <w:r>
-        <w:t>11. Transfer practice from the original programme</w:t>
-      </w:r>
-    </w:p>
-    <w:p>
-      <w:r>
-        <w:t>Use this earlier case as transfer practice. A case already discussed with feedback is not fresh assessment evidence.</w:t>
-      </w:r>
-    </w:p>
-    <w:p>
-      <w:pPr>
-        <w:spacing w:line="336" w:lineRule="auto" w:after="180"/>
-      </w:pPr>
-      <w:r>
-        <w:rPr>
-          <w:b w:val="0"/>
-        </w:rPr>
-        <w:t xml:space="preserve">All spotted </w:t>
-      </w:r>
-      <w:r>
-        <w:rPr>
-          <w:b/>
-        </w:rPr>
-        <w:t>training</w:t>
-      </w:r>
-      <w:r>
-        <w:rPr>
-          <w:b w:val="0"/>
-        </w:rPr>
-        <w:t xml:space="preserve"> leaves use black backgrounds. Propose a collection and comparison that tests the background shortcut without tuning on final test examples.</w:t>
-      </w:r>
-    </w:p>
-    <w:p>
-      <w:pPr>
-        <w:pStyle w:val="Heading3"/>
-      </w:pPr>
-      <w:r>
-        <w:t>My independently reasoned answer</w:t>
-      </w:r>
-    </w:p>
-    <w:p>
-      <w:r>
-        <w:t>________________________________________________________________</w:t>
-      </w:r>
-    </w:p>
-    <w:p>
-      <w:r>
-        <w:t>________________________________________________________________</w:t>
-      </w:r>
-    </w:p>
-    <w:p>
-      <w:r>
-        <w:t>________________________________________________________________</w:t>
-      </w:r>
-    </w:p>
-    <w:p>
-      <w:r>
-        <w:t>________________________________________________________________</w:t>
-      </w:r>
-    </w:p>
-    <w:p>
-      <w:r>
-        <w:t>________________________________________________________________</w:t>
-      </w:r>
-    </w:p>
-    <w:p>
-      <w:r>
-        <w:t>________________________________________________________________</w:t>
-      </w:r>
-    </w:p>
-    <w:p>
-      <w:r>
-        <w:t>________________________________________________________________</w:t>
-      </w:r>
-    </w:p>
-    <w:p>
-      <w:pPr>
-        <w:spacing w:line="336" w:lineRule="auto" w:after="180"/>
-      </w:pPr>
-      <w:r>
-        <w:rPr>
-          <w:b w:val="0"/>
-        </w:rPr>
-        <w:t>Record support used: none, hint or teacher explanation.</w:t>
-      </w:r>
-    </w:p>
-    <w:p>
-      <w:pPr>
-        <w:pStyle w:val="Heading1"/>
-      </w:pPr>
-      <w:r>
-        <w:t>12. W1 Select from evidence</w:t>
-      </w:r>
-    </w:p>
-    <w:p>
-      <w:r>
-        <w:t>Select from evidence. Apply the supplied Improve Generalization facts and keep your reasoning.</w:t>
-      </w:r>
-    </w:p>
-    <w:p>
-      <w:pPr>
-        <w:pStyle w:val="Heading3"/>
-      </w:pPr>
-      <w:r>
-        <w:t>Where to find the supplied example</w:t>
-      </w:r>
-    </w:p>
-    <w:p>
-      <w:pPr>
-        <w:spacing w:line="336" w:lineRule="auto" w:after="180"/>
-        <w:shd w:fill="F1F6F8"/>
-      </w:pPr>
-      <w:r>
-        <w:rPr>
-          <w:b w:val="0"/>
-        </w:rPr>
-        <w:t>Reference for this exercise: open this week’s student lesson, “Improve Generalization”, at “See how it works” and “Follow a worked example”. Use the original worked values or code named in the question; the later pictorial case is a separate example. Keep this reference beside your workbook while practising.</w:t>
-      </w:r>
-    </w:p>
-    <w:p>
-      <w:pPr>
-        <w:spacing w:line="336" w:lineRule="auto" w:after="180"/>
-      </w:pPr>
-      <w:r>
-        <w:rPr>
-          <w:b w:val="0"/>
-        </w:rPr>
-        <w:t xml:space="preserve">Choose among the three worked candidates and explain the </w:t>
-      </w:r>
-      <w:r>
-        <w:rPr>
-          <w:b/>
-        </w:rPr>
-        <w:t>training</w:t>
-      </w:r>
-      <w:r>
-        <w:rPr>
-          <w:b w:val="0"/>
-        </w:rPr>
-        <w:t xml:space="preserve"> trap.</w:t>
-      </w:r>
-    </w:p>
-    <w:p>
-      <w:pPr>
-        <w:pStyle w:val="Heading3"/>
-      </w:pPr>
-      <w:r>
-        <w:t>My reasoning and evidence</w:t>
-      </w:r>
-    </w:p>
-    <w:p>
-      <w:r>
-        <w:t>________________________________________________________________</w:t>
-      </w:r>
-    </w:p>
-    <w:p>
-      <w:r>
-        <w:t>________________________________________________________________</w:t>
-      </w:r>
-    </w:p>
-    <w:p>
-      <w:r>
-        <w:t>________________________________________________________________</w:t>
-      </w:r>
-    </w:p>
-    <w:p>
-      <w:r>
-        <w:t>________________________________________________________________</w:t>
-      </w:r>
-    </w:p>
-    <w:p>
-      <w:r>
-        <w:t>________________________________________________________________</w:t>
-      </w:r>
-    </w:p>
-    <w:p>
-      <w:r>
-        <w:t>________________________________________________________________</w:t>
-      </w:r>
-    </w:p>
-    <w:p>
-      <w:pPr>
-        <w:pStyle w:val="Heading1"/>
-      </w:pPr>
-      <w:r>
-        <w:t>13. W2 Interpret a gap</w:t>
-      </w:r>
-    </w:p>
-    <w:p>
-      <w:r>
-        <w:t>Interpret a gap. Apply the supplied Improve Generalization facts and keep your reasoning.</w:t>
-      </w:r>
-    </w:p>
-    <w:p>
-      <w:pPr>
-        <w:spacing w:line="336" w:lineRule="auto" w:after="180"/>
-        <w:shd w:fill="F5F1FB"/>
-      </w:pPr>
-      <w:r>
-        <w:rPr>
-          <w:b w:val="0"/>
-        </w:rPr>
-        <w:t xml:space="preserve">Does a </w:t>
-      </w:r>
-      <w:r>
-        <w:rPr>
-          <w:b/>
-        </w:rPr>
-        <w:t>training</w:t>
-      </w:r>
-      <w:r>
-        <w:rPr>
-          <w:b w:val="0"/>
-        </w:rPr>
-        <w:t xml:space="preserve">-validation gap alone prove </w:t>
-      </w:r>
-      <w:r>
-        <w:rPr>
-          <w:b/>
-        </w:rPr>
-        <w:t>overfitting</w:t>
-      </w:r>
-      <w:r>
-        <w:rPr>
-          <w:b w:val="0"/>
-        </w:rPr>
-        <w:t>?</w:t>
-      </w:r>
-    </w:p>
-    <w:p>
-      <w:pPr>
-        <w:pStyle w:val="Heading3"/>
-      </w:pPr>
-      <w:r>
-        <w:t>My reasoning and evidence</w:t>
-      </w:r>
-    </w:p>
-    <w:p>
-      <w:r>
-        <w:t>________________________________________________________________</w:t>
-      </w:r>
-    </w:p>
-    <w:p>
-      <w:r>
-        <w:t>________________________________________________________________</w:t>
-      </w:r>
-    </w:p>
-    <w:p>
-      <w:r>
-        <w:t>________________________________________________________________</w:t>
-      </w:r>
-    </w:p>
-    <w:p>
-      <w:r>
-        <w:t>________________________________________________________________</w:t>
-      </w:r>
-    </w:p>
-    <w:p>
-      <w:r>
-        <w:t>________________________________________________________________</w:t>
-      </w:r>
-    </w:p>
-    <w:p>
-      <w:r>
-        <w:t>________________________________________________________________</w:t>
-      </w:r>
-    </w:p>
-    <w:p>
-      <w:pPr>
-        <w:pStyle w:val="Heading1"/>
-      </w:pPr>
-      <w:r>
-        <w:t>14. W3 Propose a controlled change</w:t>
-      </w:r>
-    </w:p>
-    <w:p>
-      <w:r>
-        <w:t>Propose a controlled change. Apply the supplied Improve Generalization facts and keep your reasoning.</w:t>
-      </w:r>
-    </w:p>
-    <w:p>
-      <w:pPr>
-        <w:spacing w:line="336" w:lineRule="auto" w:after="180"/>
-      </w:pPr>
-      <w:r>
-        <w:rPr>
-          <w:b w:val="0"/>
-        </w:rPr>
-        <w:t>Describe one fair next development comparison.</w:t>
-      </w:r>
-    </w:p>
-    <w:p>
-      <w:pPr>
-        <w:pStyle w:val="Heading3"/>
-      </w:pPr>
-      <w:r>
-        <w:t>My reasoning and evidence</w:t>
-      </w:r>
-    </w:p>
-    <w:p>
-      <w:r>
-        <w:t>________________________________________________________________</w:t>
-      </w:r>
-    </w:p>
-    <w:p>
-      <w:r>
-        <w:t>________________________________________________________________</w:t>
-      </w:r>
-    </w:p>
-    <w:p>
-      <w:r>
-        <w:t>________________________________________________________________</w:t>
-      </w:r>
-    </w:p>
-    <w:p>
-      <w:r>
-        <w:t>________________________________________________________________</w:t>
-      </w:r>
-    </w:p>
-    <w:p>
-      <w:r>
-        <w:t>________________________________________________________________</w:t>
-      </w:r>
-    </w:p>
-    <w:p>
-      <w:r>
-        <w:t>________________________________________________________________</w:t>
-      </w:r>
-    </w:p>
-    <w:p>
-      <w:pPr>
-        <w:pStyle w:val="Heading1"/>
-      </w:pPr>
-      <w:r>
-        <w:t>15. W4 Apply independently</w:t>
-      </w:r>
-    </w:p>
-    <w:p>
-      <w:r>
-        <w:t>Attempt before feedback. If this repeats the selected independent case, reuse that first attempt; otherwise keep a separate record. Apply independently. Apply the supplied Improve Generalization facts and keep your reasoning.</w:t>
-      </w:r>
-    </w:p>
-    <w:p>
-      <w:pPr>
-        <w:spacing w:line="336" w:lineRule="auto" w:after="180"/>
-      </w:pPr>
-      <w:r>
-        <w:rPr>
-          <w:b w:val="0"/>
-        </w:rPr>
-        <w:t xml:space="preserve">Models A </w:t>
-      </w:r>
-      <w:r>
-        <w:rPr>
-          <w:b/>
-        </w:rPr>
-        <w:t>training</w:t>
-      </w:r>
-      <w:r>
-        <w:rPr>
-          <w:b w:val="0"/>
-        </w:rPr>
-        <w:t xml:space="preserve"> 4 validation 5, B </w:t>
-      </w:r>
-      <w:r>
-        <w:rPr>
-          <w:b/>
-        </w:rPr>
-        <w:t>training</w:t>
-      </w:r>
-      <w:r>
-        <w:rPr>
-          <w:b w:val="0"/>
-        </w:rPr>
-        <w:t xml:space="preserve"> 1 validation 2, C </w:t>
-      </w:r>
-      <w:r>
-        <w:rPr>
-          <w:b/>
-        </w:rPr>
-        <w:t>training</w:t>
-      </w:r>
-      <w:r>
-        <w:rPr>
-          <w:b w:val="0"/>
-        </w:rPr>
-        <w:t xml:space="preserve"> 0 validation 2. Lowest validation MAE then simpler; B is simpler than C. Choose and justify.</w:t>
-      </w:r>
-    </w:p>
-    <w:p>
-      <w:pPr>
-        <w:pStyle w:val="Heading3"/>
-      </w:pPr>
-      <w:r>
-        <w:t>My reasoning and evidence</w:t>
-      </w:r>
-    </w:p>
-    <w:p>
-      <w:r>
-        <w:t>________________________________________________________________</w:t>
-      </w:r>
-    </w:p>
-    <w:p>
-      <w:r>
-        <w:t>________________________________________________________________</w:t>
-      </w:r>
-    </w:p>
-    <w:p>
-      <w:r>
-        <w:t>________________________________________________________________</w:t>
-      </w:r>
-    </w:p>
-    <w:p>
-      <w:r>
-        <w:t>________________________________________________________________</w:t>
-      </w:r>
-    </w:p>
-    <w:p>
-      <w:r>
-        <w:t>________________________________________________________________</w:t>
-      </w:r>
-    </w:p>
-    <w:p>
-      <w:r>
-        <w:t>________________________________________________________________</w:t>
-      </w:r>
-    </w:p>
-    <w:p>
-      <w:r>
-        <w:t>________________________________________________________________</w:t>
-      </w:r>
-    </w:p>
-    <w:p>
-      <w:r>
-        <w:t>________________________________________________________________</w:t>
-      </w:r>
-    </w:p>
-    <w:p>
-      <w:pPr>
-        <w:pStyle w:val="Heading1"/>
-      </w:pPr>
-      <w:r>
-        <w:t>16. W5 Limit a diagnosis</w:t>
-      </w:r>
-    </w:p>
-    <w:p>
-      <w:r>
-        <w:t>Limit a diagnosis. Apply the supplied Improve Generalization facts and keep your reasoning.</w:t>
-      </w:r>
-    </w:p>
-    <w:p>
-      <w:pPr>
-        <w:spacing w:line="336" w:lineRule="auto" w:after="180"/>
-        <w:shd w:fill="F5F1FB"/>
-      </w:pPr>
-      <w:r>
-        <w:rPr>
-          <w:b w:val="0"/>
-        </w:rPr>
-        <w:t xml:space="preserve">What extra </w:t>
-      </w:r>
-      <w:r>
-        <w:rPr>
-          <w:b/>
-        </w:rPr>
-        <w:t>evidence</w:t>
-      </w:r>
       <w:r>
         <w:rPr>
           <w:b w:val="0"/>
@@ -1566,23 +864,28 @@
         <w:pStyle w:val="Heading1"/>
       </w:pPr>
       <w:r>
-        <w:t>17. Distribution shift — W1 Compare conditions</w:t>
-      </w:r>
-    </w:p>
-    <w:p>
-      <w:r>
-        <w:t>Use the supplied Improve Generalization task to record your reasoning, evidence and next step.</w:t>
-      </w:r>
-    </w:p>
-    <w:p>
-      <w:pPr>
-        <w:spacing w:line="336" w:lineRule="auto" w:after="180"/>
-      </w:pPr>
-      <w:r>
-        <w:rPr>
-          <w:b w:val="0"/>
-        </w:rPr>
-        <w:t>Calculate each worked error rate and the difference.</w:t>
+        <w:t>04. Try alone · Selected experiment task</w:t>
+      </w:r>
+    </w:p>
+    <w:p>
+      <w:r>
+        <w:t>Keep this task’s complete inputs, stated rule and support record together.</w:t>
+      </w:r>
+    </w:p>
+    <w:p>
+      <w:pPr>
+        <w:pStyle w:val="Heading2"/>
+      </w:pPr>
+      <w:r>
+        <w:t>Task and evidence record</w:t>
+      </w:r>
+    </w:p>
+    <w:p>
+      <w:pPr>
+        <w:pStyle w:val="ListBullet"/>
+      </w:pPr>
+      <w:r>
+        <w:t>This selected design task uses blue/white training backgrounds, not the completed red/grey toy trial. The training correlation alone does not prove reliance on background. Plan same-leaf crossed-background diagnostics on development sources, one justified training revision, and a separate fresh grouped final evaluation after choices are frozen. No observed blue/white predictions, benefit or final metrics are supplied; record them as proposed rather than invent results.</w:t>
       </w:r>
     </w:p>
     <w:p>
@@ -1590,7 +893,23 @@
         <w:pStyle w:val="Heading3"/>
       </w:pPr>
       <w:r>
-        <w:t>My reasoning and evidence</w:t>
+        <w:t>Independent case: Changed independent case</w:t>
+      </w:r>
+    </w:p>
+    <w:p>
+      <w:pPr>
+        <w:pStyle w:val="ListBullet"/>
+      </w:pPr>
+      <w:r>
+        <w:t>Spotted leaves have blue backgrounds and healthy leaves white backgrounds in training. Design a generalisation investigation with fresh evaluation.</w:t>
+      </w:r>
+    </w:p>
+    <w:p>
+      <w:pPr>
+        <w:pStyle w:val="Heading3"/>
+      </w:pPr>
+      <w:r>
+        <w:t>My independent explanation, trace and limits</w:t>
       </w:r>
     </w:p>
     <w:p>
@@ -1624,28 +943,53 @@
       </w:r>
     </w:p>
     <w:p>
+      <w:r>
+        <w:t>________________________________________________________________</w:t>
+      </w:r>
+    </w:p>
+    <w:p>
+      <w:pPr>
+        <w:pStyle w:val="ListBullet"/>
+      </w:pPr>
+      <w:r>
+        <w:t>Attempt this case before feedback. Record any help. Earlier examples below are further practice; a case already practised with feedback cannot establish fresh transfer.</w:t>
+      </w:r>
+    </w:p>
+    <w:p>
       <w:pPr>
         <w:pStyle w:val="Heading1"/>
       </w:pPr>
       <w:r>
-        <w:t>18. Distribution shift — W2 Read pooled evidence</w:t>
-      </w:r>
-    </w:p>
-    <w:p>
-      <w:r>
-        <w:t>Use the supplied Improve Generalization task to record your reasoning, evidence and next step.</w:t>
-      </w:r>
-    </w:p>
-    <w:p>
-      <w:pPr>
-        <w:spacing w:line="336" w:lineRule="auto" w:after="180"/>
-        <w:shd w:fill="F5F1FB"/>
-      </w:pPr>
-      <w:r>
-        <w:rPr>
-          <w:b w:val="0"/>
-        </w:rPr>
-        <w:t>Why is 8/40 incomplete by itself?</w:t>
+        <w:t>09. Project · Keep the experiment evidence</w:t>
+      </w:r>
+    </w:p>
+    <w:p>
+      <w:r>
+        <w:t>Keep this task’s complete inputs, stated rule and support record together.</w:t>
+      </w:r>
+    </w:p>
+    <w:p>
+      <w:pPr>
+        <w:pStyle w:val="Heading2"/>
+      </w:pPr>
+      <w:r>
+        <w:t>Task and evidence record</w:t>
+      </w:r>
+    </w:p>
+    <w:p>
+      <w:pPr>
+        <w:pStyle w:val="ListBullet"/>
+      </w:pPr>
+      <w:r>
+        <w:t>Improve Plant Classifier with one approved change and a full before/after evidence table.</w:t>
+      </w:r>
+    </w:p>
+    <w:p>
+      <w:pPr>
+        <w:pStyle w:val="ListBullet"/>
+      </w:pPr>
+      <w:r>
+        <w:t>The project change and evidence I will keep</w:t>
       </w:r>
     </w:p>
     <w:p>
@@ -1653,7 +997,7 @@
         <w:pStyle w:val="Heading3"/>
       </w:pPr>
       <w:r>
-        <w:t>My reasoning and evidence</w:t>
+        <w:t>Write or draw your reasoning and evidence.</w:t>
       </w:r>
     </w:p>
     <w:p>
@@ -1682,242 +1026,24 @@
       </w:r>
     </w:p>
     <w:p>
-      <w:r>
-        <w:t>________________________________________________________________</w:t>
-      </w:r>
-    </w:p>
-    <w:p>
       <w:pPr>
         <w:pStyle w:val="Heading1"/>
       </w:pPr>
       <w:r>
-        <w:t>19. Distribution shift — W3 Wait for labels</w:t>
-      </w:r>
-    </w:p>
-    <w:p>
-      <w:r>
-        <w:t>Use the supplied Improve Generalization task to record your reasoning, evidence and next step.</w:t>
-      </w:r>
-    </w:p>
-    <w:p>
-      <w:pPr>
-        <w:spacing w:line="336" w:lineRule="auto" w:after="180"/>
-        <w:shd w:fill="F5F1FB"/>
-      </w:pPr>
-      <w:r>
-        <w:rPr>
-          <w:b w:val="0"/>
-        </w:rPr>
-        <w:t xml:space="preserve">Can changed </w:t>
-      </w:r>
-      <w:r>
-        <w:rPr>
-          <w:b/>
-        </w:rPr>
-        <w:t>prediction</w:t>
-      </w:r>
-      <w:r>
-        <w:rPr>
-          <w:b w:val="0"/>
-        </w:rPr>
-        <w:t>s alone prove an accuracy drop?</w:t>
-      </w:r>
-    </w:p>
-    <w:p>
-      <w:pPr>
-        <w:pStyle w:val="Heading3"/>
-      </w:pPr>
-      <w:r>
-        <w:t>My reasoning and evidence</w:t>
-      </w:r>
-    </w:p>
-    <w:p>
-      <w:r>
-        <w:t>________________________________________________________________</w:t>
-      </w:r>
-    </w:p>
-    <w:p>
-      <w:r>
-        <w:t>________________________________________________________________</w:t>
-      </w:r>
-    </w:p>
-    <w:p>
-      <w:r>
-        <w:t>________________________________________________________________</w:t>
-      </w:r>
-    </w:p>
-    <w:p>
-      <w:r>
-        <w:t>________________________________________________________________</w:t>
-      </w:r>
-    </w:p>
-    <w:p>
-      <w:r>
-        <w:t>________________________________________________________________</w:t>
-      </w:r>
-    </w:p>
-    <w:p>
-      <w:r>
-        <w:t>________________________________________________________________</w:t>
-      </w:r>
-    </w:p>
-    <w:p>
-      <w:pPr>
-        <w:pStyle w:val="Heading1"/>
-      </w:pPr>
-      <w:r>
-        <w:t>20. Distribution shift — W4 Apply independently</w:t>
-      </w:r>
-    </w:p>
-    <w:p>
-      <w:r>
-        <w:t>Use the supplied Improve Generalization task to record your reasoning, evidence and next step.</w:t>
-      </w:r>
-    </w:p>
-    <w:p>
-      <w:pPr>
-        <w:spacing w:line="336" w:lineRule="auto" w:after="180"/>
-      </w:pPr>
-      <w:r>
-        <w:rPr>
-          <w:b w:val="0"/>
-        </w:rPr>
-        <w:t>Old-like data has 3 errors/30 and new-condition data 5/10. Give both rates and the pooled rate.</w:t>
-      </w:r>
-    </w:p>
-    <w:p>
-      <w:pPr>
-        <w:pStyle w:val="Heading3"/>
-      </w:pPr>
-      <w:r>
-        <w:t>My reasoning and evidence</w:t>
-      </w:r>
-    </w:p>
-    <w:p>
-      <w:r>
-        <w:t>________________________________________________________________</w:t>
-      </w:r>
-    </w:p>
-    <w:p>
-      <w:r>
-        <w:t>________________________________________________________________</w:t>
-      </w:r>
-    </w:p>
-    <w:p>
-      <w:r>
-        <w:t>________________________________________________________________</w:t>
-      </w:r>
-    </w:p>
-    <w:p>
-      <w:r>
-        <w:t>________________________________________________________________</w:t>
-      </w:r>
-    </w:p>
-    <w:p>
-      <w:r>
-        <w:t>________________________________________________________________</w:t>
-      </w:r>
-    </w:p>
-    <w:p>
-      <w:r>
-        <w:t>________________________________________________________________</w:t>
-      </w:r>
-    </w:p>
-    <w:p>
-      <w:r>
-        <w:t>________________________________________________________________</w:t>
-      </w:r>
-    </w:p>
-    <w:p>
-      <w:r>
-        <w:t>________________________________________________________________</w:t>
-      </w:r>
-    </w:p>
-    <w:p>
-      <w:pPr>
-        <w:pStyle w:val="Heading1"/>
-      </w:pPr>
-      <w:r>
-        <w:t>21. Distribution shift — W5 Plan a response</w:t>
-      </w:r>
-    </w:p>
-    <w:p>
-      <w:r>
-        <w:t>Use the supplied Improve Generalization task to record your reasoning, evidence and next step.</w:t>
-      </w:r>
-    </w:p>
-    <w:p>
-      <w:pPr>
-        <w:spacing w:line="336" w:lineRule="auto" w:after="180"/>
-      </w:pPr>
-      <w:r>
-        <w:rPr>
-          <w:b w:val="0"/>
-        </w:rPr>
-        <w:t xml:space="preserve">State a safe classroom response to </w:t>
-      </w:r>
-      <w:r>
-        <w:rPr>
-          <w:b/>
-        </w:rPr>
-        <w:t>input</w:t>
-      </w:r>
-      <w:r>
-        <w:rPr>
-          <w:b w:val="0"/>
-        </w:rPr>
-        <w:t>s outside the supported range.</w:t>
-      </w:r>
-    </w:p>
-    <w:p>
-      <w:pPr>
-        <w:pStyle w:val="Heading3"/>
-      </w:pPr>
-      <w:r>
-        <w:t>My reasoning and evidence</w:t>
-      </w:r>
-    </w:p>
-    <w:p>
-      <w:r>
-        <w:t>________________________________________________________________</w:t>
-      </w:r>
-    </w:p>
-    <w:p>
-      <w:r>
-        <w:t>________________________________________________________________</w:t>
-      </w:r>
-    </w:p>
-    <w:p>
-      <w:r>
-        <w:t>________________________________________________________________</w:t>
-      </w:r>
-    </w:p>
-    <w:p>
-      <w:r>
-        <w:t>________________________________________________________________</w:t>
-      </w:r>
-    </w:p>
-    <w:p>
-      <w:r>
-        <w:t>________________________________________________________________</w:t>
-      </w:r>
-    </w:p>
-    <w:p>
-      <w:r>
-        <w:t>________________________________________________________________</w:t>
-      </w:r>
-    </w:p>
-    <w:p>
-      <w:pPr>
-        <w:pStyle w:val="Heading1"/>
-      </w:pPr>
-      <w:r>
-        <w:t>22. Feedback, return check and learning record</w:t>
-      </w:r>
-    </w:p>
-    <w:p>
-      <w:r>
-        <w:t>Record the first repaired step and a different case to revisit after a delay.</w:t>
+        <w:t>22. Feedback · Repair and return</w:t>
+      </w:r>
+    </w:p>
+    <w:p>
+      <w:r>
+        <w:t>Keep this task’s complete inputs, stated rule and support record together.</w:t>
+      </w:r>
+    </w:p>
+    <w:p>
+      <w:pPr>
+        <w:pStyle w:val="Heading2"/>
+      </w:pPr>
+      <w:r>
+        <w:t>Task and evidence record</w:t>
       </w:r>
     </w:p>
     <w:tbl>
@@ -2058,12 +1184,9 @@
     </w:tbl>
     <w:p>
       <w:pPr>
-        <w:spacing w:line="336" w:lineRule="auto" w:after="180"/>
-      </w:pPr>
-      <w:r>
-        <w:rPr>
-          <w:b w:val="0"/>
-        </w:rPr>
+        <w:pStyle w:val="ListBullet"/>
+      </w:pPr>
+      <w:r>
         <w:t>Revisit this idea with your teacher after a delay. Familiarity is different from explaining and using it on a changed case.</w:t>
       </w:r>
     </w:p>
@@ -2072,69 +1195,1122 @@
         <w:pStyle w:val="Heading1"/>
       </w:pPr>
       <w:r>
-        <w:t>23. Pictorial case practice: Improve Generalization</w:t>
-      </w:r>
-    </w:p>
-    <w:p>
-      <w:r>
-        <w:t>Test whether a plant model follows the leaf or a convenient background shortcut. Explain the labelled step before checking the changed condition.</w:t>
-      </w:r>
-    </w:p>
-    <w:p>
-      <w:pPr>
-        <w:spacing w:line="336" w:lineRule="auto" w:after="180"/>
-      </w:pPr>
-      <w:r>
-        <w:rPr>
-          <w:b w:val="0"/>
-        </w:rPr>
+        <w:t>10. Finish · Judge your evidence</w:t>
+      </w:r>
+    </w:p>
+    <w:p>
+      <w:r>
+        <w:t>Keep this task’s complete inputs, stated rule and support record together.</w:t>
+      </w:r>
+    </w:p>
+    <w:p>
+      <w:pPr>
+        <w:pStyle w:val="Heading2"/>
+      </w:pPr>
+      <w:r>
+        <w:t>Task and evidence record</w:t>
+      </w:r>
+    </w:p>
+    <w:p>
+      <w:pPr>
+        <w:pStyle w:val="ListBullet"/>
+      </w:pPr>
+      <w:r>
+        <w:t>I can explain the mechanism. I can show evidence. I can handle a changed case. I can name a limit. Mark each as not yet, with help or independently, and attach supporting work.</w:t>
+      </w:r>
+    </w:p>
+    <w:p>
+      <w:pPr>
+        <w:pStyle w:val="ListBullet"/>
+      </w:pPr>
+      <w:r>
+        <w:t>Teacher review ____________________  Next step ____________________</w:t>
+      </w:r>
+    </w:p>
+    <w:p>
+      <w:pPr>
+        <w:pStyle w:val="Heading1"/>
+      </w:pPr>
+      <w:r>
+        <w:t>Reference bank and extra practice</w:t>
+      </w:r>
+    </w:p>
+    <w:p>
+      <w:pPr>
+        <w:pStyle w:val="Heading1"/>
+      </w:pPr>
+      <w:r>
+        <w:t>02. Reference · Supported W2 record</w:t>
+      </w:r>
+    </w:p>
+    <w:p>
+      <w:r>
+        <w:t>Keep this task’s complete inputs, stated rule and support record together.</w:t>
+      </w:r>
+    </w:p>
+    <w:p>
+      <w:pPr>
+        <w:pStyle w:val="Heading2"/>
+      </w:pPr>
+      <w:r>
+        <w:t>Task and evidence record</w:t>
+      </w:r>
+    </w:p>
+    <w:p>
+      <w:pPr>
+        <w:pStyle w:val="ListBullet"/>
+      </w:pPr>
+      <w:r>
+        <w:t>Earlier capacity-practice completion record:retain the saved response as review. Use current W2for the controlled original/crossed training-data trial.</w:t>
+      </w:r>
+    </w:p>
+    <w:tbl>
+      <w:tblPr>
+        <w:tblStyle w:val="LightShading-Accent1"/>
+        <w:tblW w:type="auto" w:w="0"/>
+        <w:tblLook w:firstColumn="1" w:firstRow="1" w:lastColumn="0" w:lastRow="0" w:noHBand="0" w:noVBand="1" w:val="04A0"/>
+      </w:tblPr>
+      <w:tblGrid>
+        <w:gridCol w:w="2556"/>
+        <w:gridCol w:w="2556"/>
+        <w:gridCol w:w="2556"/>
+        <w:gridCol w:w="2556"/>
+      </w:tblGrid>
+      <w:tr>
+        <w:trPr>
+          <w:tblHeader/>
+        </w:trPr>
+        <w:tc>
+          <w:tcPr>
+            <w:tcW w:type="dxa" w:w="2556"/>
+          </w:tcPr>
+          <w:p>
+            <w:r>
+              <w:t>Given inputs</w:t>
+            </w:r>
+          </w:p>
+        </w:tc>
+        <w:tc>
+          <w:tcPr>
+            <w:tcW w:type="dxa" w:w="2556"/>
+          </w:tcPr>
+          <w:p>
+            <w:r>
+              <w:t>Procedure I chose</w:t>
+            </w:r>
+          </w:p>
+        </w:tc>
+        <w:tc>
+          <w:tcPr>
+            <w:tcW w:type="dxa" w:w="2556"/>
+          </w:tcPr>
+          <w:p>
+            <w:r>
+              <w:t>Middle steps</w:t>
+            </w:r>
+          </w:p>
+        </w:tc>
+        <w:tc>
+          <w:tcPr>
+            <w:tcW w:type="dxa" w:w="2556"/>
+          </w:tcPr>
+          <w:p>
+            <w:r>
+              <w:t>Result and check</w:t>
+            </w:r>
+          </w:p>
+        </w:tc>
+      </w:tr>
+      <w:tr>
+        <w:tc>
+          <w:tcPr>
+            <w:tcW w:type="dxa" w:w="2556"/>
+          </w:tcPr>
+          <w:p>
+            <w:r/>
+          </w:p>
+        </w:tc>
+        <w:tc>
+          <w:tcPr>
+            <w:tcW w:type="dxa" w:w="2556"/>
+          </w:tcPr>
+          <w:p>
+            <w:r/>
+          </w:p>
+        </w:tc>
+        <w:tc>
+          <w:tcPr>
+            <w:tcW w:type="dxa" w:w="2556"/>
+          </w:tcPr>
+          <w:p>
+            <w:r/>
+          </w:p>
+        </w:tc>
+        <w:tc>
+          <w:tcPr>
+            <w:tcW w:type="dxa" w:w="2556"/>
+          </w:tcPr>
+          <w:p>
+            <w:r/>
+          </w:p>
+        </w:tc>
+      </w:tr>
+    </w:tbl>
+    <w:p>
+      <w:pPr>
+        <w:pStyle w:val="Heading3"/>
+      </w:pPr>
+      <w:r>
+        <w:t>The step I completed without help, and the hint I needed</w:t>
+      </w:r>
+    </w:p>
+    <w:p>
+      <w:r>
+        <w:t>________________________________________________________________</w:t>
+      </w:r>
+    </w:p>
+    <w:p>
+      <w:r>
+        <w:t>________________________________________________________________</w:t>
+      </w:r>
+    </w:p>
+    <w:p>
+      <w:r>
+        <w:t>________________________________________________________________</w:t>
+      </w:r>
+    </w:p>
+    <w:p>
+      <w:pPr>
+        <w:pStyle w:val="Heading1"/>
+      </w:pPr>
+      <w:r>
+        <w:t>03. Extra practice · Individual reasoning check</w:t>
+      </w:r>
+    </w:p>
+    <w:p>
+      <w:r>
+        <w:t>Keep this task’s complete inputs, stated rule and support record together.</w:t>
+      </w:r>
+    </w:p>
+    <w:p>
+      <w:pPr>
+        <w:pStyle w:val="Heading2"/>
+      </w:pPr>
+      <w:r>
+        <w:t>Task and evidence record</w:t>
+      </w:r>
+    </w:p>
+    <w:p>
+      <w:pPr>
+        <w:pStyle w:val="ListBullet"/>
+      </w:pPr>
+      <w:r>
+        <w:t>Use the worked case for Overfitting and model capacity. Proposed explanation: “A final answer is enough”. Decide whether this explanation is supported. Point to the step or supplied fact that decides; explain your repair if needed.</w:t>
+      </w:r>
+    </w:p>
+    <w:p>
+      <w:pPr>
+        <w:pStyle w:val="Heading3"/>
+      </w:pPr>
+      <w:r>
+        <w:t>My explanation before partner discussion</w:t>
+      </w:r>
+    </w:p>
+    <w:p>
+      <w:r>
+        <w:t>________________________________________________________________</w:t>
+      </w:r>
+    </w:p>
+    <w:p>
+      <w:r>
+        <w:t>________________________________________________________________</w:t>
+      </w:r>
+    </w:p>
+    <w:p>
+      <w:r>
+        <w:t>________________________________________________________________</w:t>
+      </w:r>
+    </w:p>
+    <w:p>
+      <w:r>
+        <w:t>________________________________________________________________</w:t>
+      </w:r>
+    </w:p>
+    <w:p>
+      <w:pPr>
+        <w:pStyle w:val="Heading1"/>
+      </w:pPr>
+      <w:r>
+        <w:t>05. Reference · Earlier learning target</w:t>
+      </w:r>
+    </w:p>
+    <w:p>
+      <w:r>
+        <w:t>Keep this task’s complete inputs, stated rule and support record together.</w:t>
+      </w:r>
+    </w:p>
+    <w:p>
+      <w:pPr>
+        <w:pStyle w:val="Heading2"/>
+      </w:pPr>
+      <w:r>
+        <w:t>Task and evidence record</w:t>
+      </w:r>
+    </w:p>
+    <w:p>
+      <w:pPr>
+        <w:pStyle w:val="ListBullet"/>
+      </w:pPr>
+      <w:r>
+        <w:t>All spotted training leaves use black backgrounds. Propose a collection and comparison that tests the background shortcut without tuning on final test examples.</w:t>
+      </w:r>
+    </w:p>
+    <w:p>
+      <w:pPr>
+        <w:pStyle w:val="Heading1"/>
+      </w:pPr>
+      <w:r>
+        <w:t>06. Extra practice · Earlier complete case</w:t>
+      </w:r>
+    </w:p>
+    <w:p>
+      <w:r>
+        <w:t>Keep this task’s complete inputs, stated rule and support record together.</w:t>
+      </w:r>
+    </w:p>
+    <w:p>
+      <w:pPr>
+        <w:pStyle w:val="Heading2"/>
+      </w:pPr>
+      <w:r>
+        <w:t>Task and evidence record</w:t>
+      </w:r>
+    </w:p>
+    <w:p>
+      <w:pPr>
+        <w:pStyle w:val="ListBullet"/>
+      </w:pPr>
+      <w:r>
+        <w:t>A classifier relies on tray colour; new trays reduce performance.</w:t>
+      </w:r>
+    </w:p>
+    <w:p>
+      <w:pPr>
+        <w:pStyle w:val="ListBullet"/>
+      </w:pPr>
+      <w:r>
+        <w:t>Propose controlled improvement.</w:t>
+      </w:r>
+    </w:p>
+    <w:p>
+      <w:pPr>
+        <w:pStyle w:val="ListBullet"/>
+      </w:pPr>
+      <w:r>
+        <w:t>Show your trace, calculation or evidence</w:t>
+      </w:r>
+    </w:p>
+    <w:p>
+      <w:pPr>
+        <w:pStyle w:val="Heading3"/>
+      </w:pPr>
+      <w:r>
+        <w:t>Write or draw your reasoning and evidence.</w:t>
+      </w:r>
+    </w:p>
+    <w:p>
+      <w:r>
+        <w:t>________________________________________________________________</w:t>
+      </w:r>
+    </w:p>
+    <w:p>
+      <w:r>
+        <w:t>________________________________________________________________</w:t>
+      </w:r>
+    </w:p>
+    <w:p>
+      <w:r>
+        <w:t>________________________________________________________________</w:t>
+      </w:r>
+    </w:p>
+    <w:p>
+      <w:r>
+        <w:t>________________________________________________________________</w:t>
+      </w:r>
+    </w:p>
+    <w:p>
+      <w:r>
+        <w:t>________________________________________________________________</w:t>
+      </w:r>
+    </w:p>
+    <w:p>
+      <w:pPr>
+        <w:pStyle w:val="Heading1"/>
+      </w:pPr>
+      <w:r>
+        <w:t>07. Extra practice · Changed case</w:t>
+      </w:r>
+    </w:p>
+    <w:p>
+      <w:r>
+        <w:t>Keep this task’s complete inputs, stated rule and support record together.</w:t>
+      </w:r>
+    </w:p>
+    <w:p>
+      <w:pPr>
+        <w:pStyle w:val="Heading2"/>
+      </w:pPr>
+      <w:r>
+        <w:t>Task and evidence record</w:t>
+      </w:r>
+    </w:p>
+    <w:p>
+      <w:pPr>
+        <w:pStyle w:val="ListBullet"/>
+      </w:pPr>
+      <w:r>
+        <w:t>A team proposes more representative training examples and a simpler model. How should it compare changes while protecting the final test?</w:t>
+      </w:r>
+    </w:p>
+    <w:p>
+      <w:pPr>
+        <w:pStyle w:val="ListBullet"/>
+      </w:pPr>
+      <w:r>
+        <w:t>My independent answer and reason</w:t>
+      </w:r>
+    </w:p>
+    <w:p>
+      <w:pPr>
+        <w:pStyle w:val="Heading3"/>
+      </w:pPr>
+      <w:r>
+        <w:t>Write or draw your reasoning and evidence.</w:t>
+      </w:r>
+    </w:p>
+    <w:p>
+      <w:r>
+        <w:t>________________________________________________________________</w:t>
+      </w:r>
+    </w:p>
+    <w:p>
+      <w:r>
+        <w:t>________________________________________________________________</w:t>
+      </w:r>
+    </w:p>
+    <w:p>
+      <w:r>
+        <w:t>________________________________________________________________</w:t>
+      </w:r>
+    </w:p>
+    <w:p>
+      <w:r>
+        <w:t>________________________________________________________________</w:t>
+      </w:r>
+    </w:p>
+    <w:p>
+      <w:r>
+        <w:t>________________________________________________________________</w:t>
+      </w:r>
+    </w:p>
+    <w:p>
+      <w:pPr>
+        <w:pStyle w:val="Heading3"/>
+      </w:pPr>
+      <w:r>
+        <w:t>Week 30 Test and reflect</w:t>
+      </w:r>
+    </w:p>
+    <w:p>
+      <w:pPr>
+        <w:pStyle w:val="Heading1"/>
+      </w:pPr>
+      <w:r>
+        <w:t>08. Extra practice · Design a revealing test</w:t>
+      </w:r>
+    </w:p>
+    <w:p>
+      <w:r>
+        <w:t>Keep this task’s complete inputs, stated rule and support record together.</w:t>
+      </w:r>
+    </w:p>
+    <w:p>
+      <w:pPr>
+        <w:pStyle w:val="Heading2"/>
+      </w:pPr>
+      <w:r>
+        <w:t>Task and evidence record</w:t>
+      </w:r>
+    </w:p>
+    <w:p>
+      <w:pPr>
+        <w:pStyle w:val="ListBullet"/>
+      </w:pPr>
+      <w:r>
+        <w:t>Create a changed input, boundary case or missing-information case. Write the expected answer or safe response before testing.</w:t>
+      </w:r>
+    </w:p>
+    <w:tbl>
+      <w:tblPr>
+        <w:tblStyle w:val="LightShading-Accent1"/>
+        <w:tblW w:type="auto" w:w="0"/>
+        <w:tblLook w:firstColumn="1" w:firstRow="1" w:lastColumn="0" w:lastRow="0" w:noHBand="0" w:noVBand="1" w:val="04A0"/>
+      </w:tblPr>
+      <w:tblGrid>
+        <w:gridCol w:w="5112"/>
+        <w:gridCol w:w="5112"/>
+      </w:tblGrid>
+      <w:tr>
+        <w:trPr>
+          <w:tblHeader/>
+        </w:trPr>
+        <w:tc>
+          <w:tcPr>
+            <w:tcW w:type="dxa" w:w="5112"/>
+          </w:tcPr>
+          <w:p>
+            <w:r>
+              <w:t>Test record</w:t>
+            </w:r>
+          </w:p>
+        </w:tc>
+        <w:tc>
+          <w:tcPr>
+            <w:tcW w:type="dxa" w:w="5112"/>
+          </w:tcPr>
+          <w:p>
+            <w:r>
+              <w:t>My evidence</w:t>
+            </w:r>
+          </w:p>
+        </w:tc>
+      </w:tr>
+      <w:tr>
+        <w:tc>
+          <w:tcPr>
+            <w:tcW w:type="dxa" w:w="5112"/>
+          </w:tcPr>
+          <w:p>
+            <w:r>
+              <w:t>Changed input or condition</w:t>
+            </w:r>
+          </w:p>
+        </w:tc>
+        <w:tc>
+          <w:tcPr>
+            <w:tcW w:type="dxa" w:w="5112"/>
+          </w:tcPr>
+          <w:p>
+            <w:r/>
+          </w:p>
+        </w:tc>
+      </w:tr>
+      <w:tr>
+        <w:tc>
+          <w:tcPr>
+            <w:tcW w:type="dxa" w:w="5112"/>
+          </w:tcPr>
+          <w:p>
+            <w:r>
+              <w:t>Expected answer or fallback</w:t>
+            </w:r>
+          </w:p>
+        </w:tc>
+        <w:tc>
+          <w:tcPr>
+            <w:tcW w:type="dxa" w:w="5112"/>
+          </w:tcPr>
+          <w:p>
+            <w:r/>
+          </w:p>
+        </w:tc>
+      </w:tr>
+      <w:tr>
+        <w:tc>
+          <w:tcPr>
+            <w:tcW w:type="dxa" w:w="5112"/>
+          </w:tcPr>
+          <w:p>
+            <w:r>
+              <w:t>Observed result</w:t>
+            </w:r>
+          </w:p>
+        </w:tc>
+        <w:tc>
+          <w:tcPr>
+            <w:tcW w:type="dxa" w:w="5112"/>
+          </w:tcPr>
+          <w:p>
+            <w:r/>
+          </w:p>
+        </w:tc>
+      </w:tr>
+      <w:tr>
+        <w:tc>
+          <w:tcPr>
+            <w:tcW w:type="dxa" w:w="5112"/>
+          </w:tcPr>
+          <w:p>
+            <w:r>
+              <w:t>Why the result occurred</w:t>
+            </w:r>
+          </w:p>
+        </w:tc>
+        <w:tc>
+          <w:tcPr>
+            <w:tcW w:type="dxa" w:w="5112"/>
+          </w:tcPr>
+          <w:p>
+            <w:r/>
+          </w:p>
+        </w:tc>
+      </w:tr>
+    </w:tbl>
+    <w:p>
+      <w:pPr>
+        <w:pStyle w:val="Heading1"/>
+      </w:pPr>
+      <w:r>
+        <w:t>11. Extra practice · Earlier transfer</w:t>
+      </w:r>
+    </w:p>
+    <w:p>
+      <w:r>
+        <w:t>Keep this task’s complete inputs, stated rule and support record together.</w:t>
+      </w:r>
+    </w:p>
+    <w:p>
+      <w:pPr>
+        <w:pStyle w:val="Heading2"/>
+      </w:pPr>
+      <w:r>
+        <w:t>Task and evidence record</w:t>
+      </w:r>
+    </w:p>
+    <w:p>
+      <w:pPr>
+        <w:pStyle w:val="ListBullet"/>
+      </w:pPr>
+      <w:r>
+        <w:t>All spotted training leaves use black backgrounds. Propose a collection and comparison that tests the background shortcut without tuning on final test examples.</w:t>
+      </w:r>
+    </w:p>
+    <w:p>
+      <w:pPr>
+        <w:pStyle w:val="Heading3"/>
+      </w:pPr>
+      <w:r>
+        <w:t>My independently reasoned answer</w:t>
+      </w:r>
+    </w:p>
+    <w:p>
+      <w:r>
+        <w:t>________________________________________________________________</w:t>
+      </w:r>
+    </w:p>
+    <w:p>
+      <w:r>
+        <w:t>________________________________________________________________</w:t>
+      </w:r>
+    </w:p>
+    <w:p>
+      <w:r>
+        <w:t>________________________________________________________________</w:t>
+      </w:r>
+    </w:p>
+    <w:p>
+      <w:r>
+        <w:t>________________________________________________________________</w:t>
+      </w:r>
+    </w:p>
+    <w:p>
+      <w:r>
+        <w:t>________________________________________________________________</w:t>
+      </w:r>
+    </w:p>
+    <w:p>
+      <w:r>
+        <w:t>________________________________________________________________</w:t>
+      </w:r>
+    </w:p>
+    <w:p>
+      <w:r>
+        <w:t>________________________________________________________________</w:t>
+      </w:r>
+    </w:p>
+    <w:p>
+      <w:pPr>
+        <w:pStyle w:val="ListBullet"/>
+      </w:pPr>
+      <w:r>
+        <w:t>Record support used: none, hint or teacher explanation.</w:t>
+      </w:r>
+    </w:p>
+    <w:p>
+      <w:pPr>
+        <w:pStyle w:val="Heading1"/>
+      </w:pPr>
+      <w:r>
+        <w:t>15. Reference · Earlier W4 record</w:t>
+      </w:r>
+    </w:p>
+    <w:p>
+      <w:r>
+        <w:t>Keep this task’s complete inputs, stated rule and support record together.</w:t>
+      </w:r>
+    </w:p>
+    <w:p>
+      <w:pPr>
+        <w:pStyle w:val="Heading2"/>
+      </w:pPr>
+      <w:r>
+        <w:t>Task and evidence record</w:t>
+      </w:r>
+    </w:p>
+    <w:p>
+      <w:pPr>
+        <w:pStyle w:val="ListBullet"/>
+      </w:pPr>
+      <w:r>
+        <w:t>Models A training 4 validation 5, B training 1 validation 2, C training 0 validation 2. Lowest validation MAE then simpler; B is simpler than C. Choose and justify.</w:t>
+      </w:r>
+    </w:p>
+    <w:p>
+      <w:pPr>
+        <w:pStyle w:val="Heading3"/>
+      </w:pPr>
+      <w:r>
+        <w:t>My reasoning and evidence</w:t>
+      </w:r>
+    </w:p>
+    <w:p>
+      <w:r>
+        <w:t>________________________________________________________________</w:t>
+      </w:r>
+    </w:p>
+    <w:p>
+      <w:r>
+        <w:t>________________________________________________________________</w:t>
+      </w:r>
+    </w:p>
+    <w:p>
+      <w:r>
+        <w:t>________________________________________________________________</w:t>
+      </w:r>
+    </w:p>
+    <w:p>
+      <w:r>
+        <w:t>________________________________________________________________</w:t>
+      </w:r>
+    </w:p>
+    <w:p>
+      <w:r>
+        <w:t>________________________________________________________________</w:t>
+      </w:r>
+    </w:p>
+    <w:p>
+      <w:r>
+        <w:t>________________________________________________________________</w:t>
+      </w:r>
+    </w:p>
+    <w:p>
+      <w:r>
+        <w:t>________________________________________________________________</w:t>
+      </w:r>
+    </w:p>
+    <w:p>
+      <w:r>
+        <w:t>________________________________________________________________</w:t>
+      </w:r>
+    </w:p>
+    <w:p>
+      <w:pPr>
+        <w:pStyle w:val="Heading1"/>
+      </w:pPr>
+      <w:r>
+        <w:t>17. Extension · Distribution shift — W1 Compare conditions</w:t>
+      </w:r>
+    </w:p>
+    <w:p>
+      <w:r>
+        <w:t>Retained extension task with its own values and teacher key.</w:t>
+      </w:r>
+    </w:p>
+    <w:p>
+      <w:pPr>
+        <w:pStyle w:val="Heading2"/>
+      </w:pPr>
+      <w:r>
+        <w:t>Extension question and evidence</w:t>
+      </w:r>
+    </w:p>
+    <w:p>
+      <w:pPr>
+        <w:pStyle w:val="ListBullet"/>
+      </w:pPr>
+      <w:r>
+        <w:t>Calculate each worked error rate and the difference.</w:t>
+      </w:r>
+    </w:p>
+    <w:p>
+      <w:pPr>
+        <w:pStyle w:val="Heading3"/>
+      </w:pPr>
+      <w:r>
+        <w:t>My reasoning and evidence</w:t>
+      </w:r>
+    </w:p>
+    <w:p>
+      <w:r>
+        <w:t>________________________________________________________________</w:t>
+      </w:r>
+    </w:p>
+    <w:p>
+      <w:r>
+        <w:t>________________________________________________________________</w:t>
+      </w:r>
+    </w:p>
+    <w:p>
+      <w:r>
+        <w:t>________________________________________________________________</w:t>
+      </w:r>
+    </w:p>
+    <w:p>
+      <w:r>
+        <w:t>________________________________________________________________</w:t>
+      </w:r>
+    </w:p>
+    <w:p>
+      <w:r>
+        <w:t>________________________________________________________________</w:t>
+      </w:r>
+    </w:p>
+    <w:p>
+      <w:r>
+        <w:t>________________________________________________________________</w:t>
+      </w:r>
+    </w:p>
+    <w:p>
+      <w:pPr>
+        <w:pStyle w:val="Heading1"/>
+      </w:pPr>
+      <w:r>
+        <w:t>18. Extension · Distribution shift — W2 Read pooled evidence</w:t>
+      </w:r>
+    </w:p>
+    <w:p>
+      <w:r>
+        <w:t>Retained extension task with its own values and teacher key.</w:t>
+      </w:r>
+    </w:p>
+    <w:p>
+      <w:pPr>
+        <w:pStyle w:val="Heading2"/>
+      </w:pPr>
+      <w:r>
+        <w:t>Extension question and evidence</w:t>
+      </w:r>
+    </w:p>
+    <w:p>
+      <w:pPr>
+        <w:pStyle w:val="ListBullet"/>
+      </w:pPr>
+      <w:r>
+        <w:t>Why is 8/40 incomplete by itself?</w:t>
+      </w:r>
+    </w:p>
+    <w:p>
+      <w:pPr>
+        <w:pStyle w:val="Heading3"/>
+      </w:pPr>
+      <w:r>
+        <w:t>My reasoning and evidence</w:t>
+      </w:r>
+    </w:p>
+    <w:p>
+      <w:r>
+        <w:t>________________________________________________________________</w:t>
+      </w:r>
+    </w:p>
+    <w:p>
+      <w:r>
+        <w:t>________________________________________________________________</w:t>
+      </w:r>
+    </w:p>
+    <w:p>
+      <w:r>
+        <w:t>________________________________________________________________</w:t>
+      </w:r>
+    </w:p>
+    <w:p>
+      <w:r>
+        <w:t>________________________________________________________________</w:t>
+      </w:r>
+    </w:p>
+    <w:p>
+      <w:r>
+        <w:t>________________________________________________________________</w:t>
+      </w:r>
+    </w:p>
+    <w:p>
+      <w:r>
+        <w:t>________________________________________________________________</w:t>
+      </w:r>
+    </w:p>
+    <w:p>
+      <w:pPr>
+        <w:pStyle w:val="Heading1"/>
+      </w:pPr>
+      <w:r>
+        <w:t>19. Extension · Distribution shift — W3 Wait for labels</w:t>
+      </w:r>
+    </w:p>
+    <w:p>
+      <w:r>
+        <w:t>Retained extension task with its own values and teacher key.</w:t>
+      </w:r>
+    </w:p>
+    <w:p>
+      <w:pPr>
+        <w:pStyle w:val="Heading2"/>
+      </w:pPr>
+      <w:r>
+        <w:t>Extension question and evidence</w:t>
+      </w:r>
+    </w:p>
+    <w:p>
+      <w:pPr>
+        <w:pStyle w:val="ListBullet"/>
+      </w:pPr>
+      <w:r>
+        <w:t>Can changed predictions alone prove an accuracy drop?</w:t>
+      </w:r>
+    </w:p>
+    <w:p>
+      <w:pPr>
+        <w:pStyle w:val="Heading3"/>
+      </w:pPr>
+      <w:r>
+        <w:t>My reasoning and evidence</w:t>
+      </w:r>
+    </w:p>
+    <w:p>
+      <w:r>
+        <w:t>________________________________________________________________</w:t>
+      </w:r>
+    </w:p>
+    <w:p>
+      <w:r>
+        <w:t>________________________________________________________________</w:t>
+      </w:r>
+    </w:p>
+    <w:p>
+      <w:r>
+        <w:t>________________________________________________________________</w:t>
+      </w:r>
+    </w:p>
+    <w:p>
+      <w:r>
+        <w:t>________________________________________________________________</w:t>
+      </w:r>
+    </w:p>
+    <w:p>
+      <w:r>
+        <w:t>________________________________________________________________</w:t>
+      </w:r>
+    </w:p>
+    <w:p>
+      <w:r>
+        <w:t>________________________________________________________________</w:t>
+      </w:r>
+    </w:p>
+    <w:p>
+      <w:pPr>
+        <w:pStyle w:val="Heading1"/>
+      </w:pPr>
+      <w:r>
+        <w:t>20. Extension · Distribution shift — W4 Apply independently</w:t>
+      </w:r>
+    </w:p>
+    <w:p>
+      <w:r>
+        <w:t>Retained extension task with its own values and teacher key.</w:t>
+      </w:r>
+    </w:p>
+    <w:p>
+      <w:pPr>
+        <w:pStyle w:val="Heading2"/>
+      </w:pPr>
+      <w:r>
+        <w:t>Extension question and evidence</w:t>
+      </w:r>
+    </w:p>
+    <w:p>
+      <w:pPr>
+        <w:pStyle w:val="ListBullet"/>
+      </w:pPr>
+      <w:r>
+        <w:t>Old-like data has 3 errors/30 and new-condition data 5/10. Give both rates and the pooled rate.</w:t>
+      </w:r>
+    </w:p>
+    <w:p>
+      <w:pPr>
+        <w:pStyle w:val="Heading3"/>
+      </w:pPr>
+      <w:r>
+        <w:t>My reasoning and evidence</w:t>
+      </w:r>
+    </w:p>
+    <w:p>
+      <w:r>
+        <w:t>________________________________________________________________</w:t>
+      </w:r>
+    </w:p>
+    <w:p>
+      <w:r>
+        <w:t>________________________________________________________________</w:t>
+      </w:r>
+    </w:p>
+    <w:p>
+      <w:r>
+        <w:t>________________________________________________________________</w:t>
+      </w:r>
+    </w:p>
+    <w:p>
+      <w:r>
+        <w:t>________________________________________________________________</w:t>
+      </w:r>
+    </w:p>
+    <w:p>
+      <w:r>
+        <w:t>________________________________________________________________</w:t>
+      </w:r>
+    </w:p>
+    <w:p>
+      <w:r>
+        <w:t>________________________________________________________________</w:t>
+      </w:r>
+    </w:p>
+    <w:p>
+      <w:r>
+        <w:t>________________________________________________________________</w:t>
+      </w:r>
+    </w:p>
+    <w:p>
+      <w:r>
+        <w:t>________________________________________________________________</w:t>
+      </w:r>
+    </w:p>
+    <w:p>
+      <w:pPr>
+        <w:pStyle w:val="Heading1"/>
+      </w:pPr>
+      <w:r>
+        <w:t>21. Extension · Distribution shift — W5 Plan a response</w:t>
+      </w:r>
+    </w:p>
+    <w:p>
+      <w:r>
+        <w:t>Retained extension task with its own values and teacher key.</w:t>
+      </w:r>
+    </w:p>
+    <w:p>
+      <w:pPr>
+        <w:pStyle w:val="Heading2"/>
+      </w:pPr>
+      <w:r>
+        <w:t>Extension question and evidence</w:t>
+      </w:r>
+    </w:p>
+    <w:p>
+      <w:pPr>
+        <w:pStyle w:val="ListBullet"/>
+      </w:pPr>
+      <w:r>
+        <w:t>State a safe classroom response to inputs outside the supported range.</w:t>
+      </w:r>
+    </w:p>
+    <w:p>
+      <w:pPr>
+        <w:pStyle w:val="Heading3"/>
+      </w:pPr>
+      <w:r>
+        <w:t>My reasoning and evidence</w:t>
+      </w:r>
+    </w:p>
+    <w:p>
+      <w:r>
+        <w:t>________________________________________________________________</w:t>
+      </w:r>
+    </w:p>
+    <w:p>
+      <w:r>
+        <w:t>________________________________________________________________</w:t>
+      </w:r>
+    </w:p>
+    <w:p>
+      <w:r>
+        <w:t>________________________________________________________________</w:t>
+      </w:r>
+    </w:p>
+    <w:p>
+      <w:r>
+        <w:t>________________________________________________________________</w:t>
+      </w:r>
+    </w:p>
+    <w:p>
+      <w:r>
+        <w:t>________________________________________________________________</w:t>
+      </w:r>
+    </w:p>
+    <w:p>
+      <w:r>
+        <w:t>________________________________________________________________</w:t>
+      </w:r>
+    </w:p>
+    <w:p>
+      <w:pPr>
+        <w:pStyle w:val="Heading1"/>
+      </w:pPr>
+      <w:r>
+        <w:t>23. Extra practice · Pictured case</w:t>
+      </w:r>
+    </w:p>
+    <w:p>
+      <w:r>
+        <w:t>Keep this task’s complete inputs, stated rule and support record together.</w:t>
+      </w:r>
+    </w:p>
+    <w:p>
+      <w:pPr>
+        <w:pStyle w:val="Heading2"/>
+      </w:pPr>
+      <w:r>
+        <w:t>Task and evidence record</w:t>
+      </w:r>
+    </w:p>
+    <w:p>
+      <w:pPr>
+        <w:pStyle w:val="ListBullet"/>
+      </w:pPr>
+      <w:r>
         <w:t>Test whether a plant model follows the leaf or a convenient background shortcut.</w:t>
       </w:r>
     </w:p>
     <w:p>
       <w:pPr>
-        <w:spacing w:line="336" w:lineRule="auto" w:after="180"/>
-      </w:pPr>
-      <w:r>
-        <w:rPr>
-          <w:b w:val="0"/>
-        </w:rPr>
-        <w:t xml:space="preserve">Toy </w:t>
-      </w:r>
-      <w:r>
-        <w:rPr>
-          <w:b/>
-        </w:rPr>
-        <w:t>training</w:t>
-      </w:r>
-      <w:r>
-        <w:rPr>
-          <w:b w:val="0"/>
-        </w:rPr>
-        <w:t xml:space="preserve"> photos show spotted leaves on red cards and healthy leaves on grey cards. Intended use allows both backgrounds for either class.</w:t>
-      </w:r>
-    </w:p>
-    <w:p>
-      <w:pPr>
-        <w:spacing w:line="336" w:lineRule="auto" w:after="180"/>
-      </w:pPr>
-      <w:r>
-        <w:rPr>
-          <w:b w:val="0"/>
-        </w:rPr>
-        <w:t xml:space="preserve">All </w:t>
-      </w:r>
-      <w:r>
-        <w:rPr>
-          <w:b/>
-        </w:rPr>
-        <w:t>input</w:t>
-      </w:r>
-      <w:r>
-        <w:rPr>
-          <w:b w:val="0"/>
-        </w:rPr>
-        <w:t>s and outcomes in this worked example are invented classroom data; no real model run is claimed.</w:t>
+        <w:pStyle w:val="ListBullet"/>
+      </w:pPr>
+      <w:r>
+        <w:t>Toy training photos show spotted leaves on red cards and healthy leaves on grey cards. Intended use allows both backgrounds for either class.</w:t>
+      </w:r>
+    </w:p>
+    <w:p>
+      <w:pPr>
+        <w:pStyle w:val="ListBullet"/>
+      </w:pPr>
+      <w:r>
+        <w:t>All inputs and outcomes in this worked example are invented classroom data; no real model run is claimed.</w:t>
       </w:r>
     </w:p>
     <w:p>
@@ -2175,49 +2351,10 @@
     </w:p>
     <w:p>
       <w:pPr>
-        <w:spacing w:line="336" w:lineRule="auto" w:after="180"/>
-      </w:pPr>
-      <w:r>
-        <w:rPr>
-          <w:b w:val="0"/>
-        </w:rPr>
-        <w:t xml:space="preserve">What fresh </w:t>
-      </w:r>
-      <w:r>
-        <w:rPr>
-          <w:b/>
-        </w:rPr>
-        <w:t>evidence</w:t>
-      </w:r>
-      <w:r>
-        <w:rPr>
-          <w:b w:val="0"/>
-        </w:rPr>
-        <w:t xml:space="preserve"> is needed after adding crossed </w:t>
-      </w:r>
-      <w:r>
-        <w:rPr>
-          <w:b/>
-        </w:rPr>
-        <w:t>training</w:t>
-      </w:r>
-      <w:r>
-        <w:rPr>
-          <w:b w:val="0"/>
-        </w:rPr>
-        <w:t xml:space="preserve"> data? Point to the relevant step in the picture, then write the changed result and the rule or </w:t>
-      </w:r>
-      <w:r>
-        <w:rPr>
-          <w:b/>
-        </w:rPr>
-        <w:t>evidence</w:t>
-      </w:r>
-      <w:r>
-        <w:rPr>
-          <w:b w:val="0"/>
-        </w:rPr>
-        <w:t xml:space="preserve"> that supports it.</w:t>
+        <w:pStyle w:val="ListBullet"/>
+      </w:pPr>
+      <w:r>
+        <w:t>What fresh evidence is needed after adding crossed training data? Point to the relevant step in the picture, then write the changed result and the rule or evidence that supports it.</w:t>
       </w:r>
     </w:p>
     <w:p>
@@ -2260,68 +2397,18 @@
     </w:p>
     <w:p>
       <w:pPr>
-        <w:pStyle w:val="Heading3"/>
-      </w:pPr>
-      <w:r>
-        <w:t>Record the help used</w:t>
-      </w:r>
-    </w:p>
-    <w:p>
-      <w:pPr>
-        <w:spacing w:line="336" w:lineRule="auto" w:after="180"/>
-        <w:shd w:fill="F1F6F8"/>
-      </w:pPr>
-      <w:r>
-        <w:rPr>
-          <w:b w:val="0"/>
-        </w:rPr>
-        <w:t xml:space="preserve">Support used: alone / hint / worked example. This record is practice </w:t>
-      </w:r>
-      <w:r>
-        <w:rPr>
-          <w:b/>
-        </w:rPr>
-        <w:t>evidence</w:t>
-      </w:r>
-      <w:r>
-        <w:rPr>
-          <w:b w:val="0"/>
-        </w:rPr>
-        <w:t>.</w:t>
-      </w:r>
-    </w:p>
-    <w:p>
-      <w:pPr>
-        <w:spacing w:line="336" w:lineRule="auto" w:after="180"/>
-      </w:pPr>
-      <w:r>
-        <w:rPr>
-          <w:b w:val="0"/>
-        </w:rPr>
-        <w:t xml:space="preserve">Project connection: For your Responsible Plant Classifier, save the </w:t>
-      </w:r>
-      <w:r>
-        <w:rPr>
-          <w:b/>
-        </w:rPr>
-        <w:t>input</w:t>
-      </w:r>
-      <w:r>
-        <w:rPr>
-          <w:b w:val="0"/>
-        </w:rPr>
-        <w:t>, procedure, observed result and limitation of this check.</w:t>
-      </w:r>
-    </w:p>
-    <w:p>
-      <w:pPr>
-        <w:spacing w:line="336" w:lineRule="auto" w:after="180"/>
-      </w:pPr>
-      <w:r>
-        <w:rPr>
-          <w:b w:val="0"/>
-        </w:rPr>
-        <w:t>Label this worked example as practice; use a different, previously unreviewed case when checking independent understanding.</w:t>
+        <w:pStyle w:val="ListBullet"/>
+      </w:pPr>
+      <w:r>
+        <w:t>Support used: alone / hint / worked example. This record is practice evidence.</w:t>
+      </w:r>
+    </w:p>
+    <w:p>
+      <w:pPr>
+        <w:pStyle w:val="ListBullet"/>
+      </w:pPr>
+      <w:r>
+        <w:t>Project connection: For your Responsible Plant Classifier, save the input, procedure, observed result and limitation of this check. Label this worked example as practice; use a different, previously unreviewed case when checking independent understanding.</w:t>
       </w:r>
     </w:p>
     <w:p>
@@ -2329,80 +2416,44 @@
         <w:pStyle w:val="Heading1"/>
       </w:pPr>
       <w:r>
-        <w:t>24. Project portfolio milestone</w:t>
-      </w:r>
-    </w:p>
-    <w:p>
-      <w:r>
-        <w:t>Keep this week’s input, deciding step, result and limit together in the Responsible Plant Classifier record.</w:t>
-      </w:r>
-    </w:p>
-    <w:p>
-      <w:pPr>
-        <w:spacing w:line="336" w:lineRule="auto" w:after="180"/>
-      </w:pPr>
-      <w:r>
-        <w:rPr>
-          <w:b w:val="0"/>
-        </w:rPr>
+        <w:t>24. Reference · Project portfolio milestone</w:t>
+      </w:r>
+    </w:p>
+    <w:p>
+      <w:r>
+        <w:t>Keep this task’s complete inputs, stated rule and support record together.</w:t>
+      </w:r>
+    </w:p>
+    <w:p>
+      <w:pPr>
+        <w:pStyle w:val="Heading2"/>
+      </w:pPr>
+      <w:r>
+        <w:t>Task and evidence record</w:t>
+      </w:r>
+    </w:p>
+    <w:p>
+      <w:pPr>
+        <w:pStyle w:val="ListBullet"/>
+      </w:pPr>
+      <w:r>
         <w:t>Project: Responsible Plant Classifier</w:t>
       </w:r>
     </w:p>
     <w:p>
       <w:pPr>
-        <w:spacing w:line="336" w:lineRule="auto" w:after="180"/>
-      </w:pPr>
-      <w:r>
-        <w:rPr>
-          <w:b w:val="0"/>
-        </w:rPr>
-        <w:t xml:space="preserve">Current milestone: Prepare the demonstration. Gather reproducible instructions, </w:t>
-      </w:r>
-      <w:r>
-        <w:rPr>
-          <w:b/>
-        </w:rPr>
-        <w:t>evidence</w:t>
-      </w:r>
-      <w:r>
-        <w:rPr>
-          <w:b w:val="0"/>
-        </w:rPr>
-        <w:t>, access checks and remaining limitations.</w:t>
-      </w:r>
-    </w:p>
-    <w:p>
-      <w:pPr>
-        <w:spacing w:line="336" w:lineRule="auto" w:after="180"/>
-      </w:pPr>
-      <w:r>
-        <w:rPr>
-          <w:b w:val="0"/>
-        </w:rPr>
-        <w:t xml:space="preserve">For your Responsible Plant Classifier, save the </w:t>
-      </w:r>
-      <w:r>
-        <w:rPr>
-          <w:b/>
-        </w:rPr>
-        <w:t>input</w:t>
-      </w:r>
-      <w:r>
-        <w:rPr>
-          <w:b w:val="0"/>
-        </w:rPr>
-        <w:t>, procedure, observed result and limitation of this check.</w:t>
-      </w:r>
-    </w:p>
-    <w:p>
-      <w:pPr>
-        <w:spacing w:line="336" w:lineRule="auto" w:after="180"/>
-      </w:pPr>
-      <w:r>
-        <w:rPr>
-          <w:b w:val="0"/>
-        </w:rPr>
-        <w:t>Label this worked example as practice; use a different, previously unreviewed case when checking independent understanding.</w:t>
+        <w:pStyle w:val="ListBullet"/>
+      </w:pPr>
+      <w:r>
+        <w:t>Current milestone: Prepare the demonstration. Gather reproducible instructions, evidence, access checks and remaining limitations.</w:t>
+      </w:r>
+    </w:p>
+    <w:p>
+      <w:pPr>
+        <w:pStyle w:val="ListBullet"/>
+      </w:pPr>
+      <w:r>
+        <w:t>For your Responsible Plant Classifier, save the input, procedure, observed result and limitation of this check. Label this worked example as practice; use a different, previously unreviewed case when checking independent understanding.</w:t>
       </w:r>
     </w:p>
     <w:tbl>
@@ -2559,12 +2610,575 @@
         <w:pStyle w:val="Heading1"/>
       </w:pPr>
       <w:r>
-        <w:t>25. Supported practice and learning evidence</w:t>
-      </w:r>
-    </w:p>
-    <w:p>
-      <w:r>
-        <w:t>Try the supported questions before comparing with hints and feedback. Record what you repaired and the evidence you retained.</w:t>
+        <w:t>25. Extra practice · Predict, check and repair</w:t>
+      </w:r>
+    </w:p>
+    <w:p>
+      <w:r>
+        <w:t>Keep supported feedback separate from the reserved independent case.</w:t>
+      </w:r>
+    </w:p>
+    <w:p>
+      <w:pPr>
+        <w:pStyle w:val="Heading2"/>
+      </w:pPr>
+      <w:r>
+        <w:t>First supported question and hint</w:t>
+      </w:r>
+    </w:p>
+    <w:p>
+      <w:pPr>
+        <w:pStyle w:val="ListBullet"/>
+      </w:pPr>
+      <w:r>
+        <w:t>Test whether a plant model follows the leaf or a convenient background shortcut.</w:t>
+      </w:r>
+    </w:p>
+    <w:p>
+      <w:pPr>
+        <w:pStyle w:val="Heading3"/>
+      </w:pPr>
+      <w:r>
+        <w:t>Practice 1: explain the deciding evidence</w:t>
+      </w:r>
+    </w:p>
+    <w:p>
+      <w:pPr>
+        <w:pStyle w:val="ListBullet"/>
+      </w:pPr>
+      <w:r>
+        <w:t>Which labelled step matches this detail? Compare predictions for the same leaf on both backgrounds; do not assume an error cause before observing it.</w:t>
+      </w:r>
+    </w:p>
+    <w:p>
+      <w:pPr>
+        <w:pStyle w:val="ListBullet"/>
+      </w:pPr>
+      <w:r>
+        <w:t>1. Notice correlation</w:t>
+      </w:r>
+    </w:p>
+    <w:p>
+      <w:pPr>
+        <w:pStyle w:val="ListBullet"/>
+      </w:pPr>
+      <w:r>
+        <w:t>2. Design crossed cases</w:t>
+      </w:r>
+    </w:p>
+    <w:p>
+      <w:pPr>
+        <w:pStyle w:val="ListBullet"/>
+      </w:pPr>
+      <w:r>
+        <w:t>3. Inspect fixed model</w:t>
+      </w:r>
+    </w:p>
+    <w:p>
+      <w:pPr>
+        <w:pStyle w:val="Heading3"/>
+      </w:pPr>
+      <w:r>
+        <w:t>My selected conclusion, deciding fact and explanation</w:t>
+      </w:r>
+    </w:p>
+    <w:p>
+      <w:r>
+        <w:t>________________________________________________________________</w:t>
+      </w:r>
+    </w:p>
+    <w:p>
+      <w:r>
+        <w:t>________________________________________________________________</w:t>
+      </w:r>
+    </w:p>
+    <w:p>
+      <w:r>
+        <w:t>________________________________________________________________</w:t>
+      </w:r>
+    </w:p>
+    <w:p>
+      <w:r>
+        <w:t>________________________________________________________________</w:t>
+      </w:r>
+    </w:p>
+    <w:p>
+      <w:r>
+        <w:t>________________________________________________________________</w:t>
+      </w:r>
+    </w:p>
+    <w:p>
+      <w:pPr>
+        <w:pStyle w:val="ListBullet"/>
+      </w:pPr>
+      <w:r>
+        <w:t>Hint if needed: Read the steps in the pictorial case. Match the supplied detail to the stage that performs or records it.</w:t>
+      </w:r>
+    </w:p>
+    <w:p>
+      <w:pPr>
+        <w:pStyle w:val="Heading2"/>
+      </w:pPr>
+      <w:r>
+        <w:t>Check the first explanation · reference / check after trying</w:t>
+      </w:r>
+    </w:p>
+    <w:p>
+      <w:pPr>
+        <w:spacing w:line="336" w:lineRule="auto" w:after="180"/>
+      </w:pPr>
+      <w:r>
+        <w:rPr>
+          <w:b w:val="0"/>
+        </w:rPr>
+        <w:t xml:space="preserve">After your attempt, compare with the supported explanation: Inspect fixed model Compare </w:t>
+      </w:r>
+      <w:r>
+        <w:rPr>
+          <w:b/>
+        </w:rPr>
+        <w:t>prediction</w:t>
+      </w:r>
+      <w:r>
+        <w:rPr>
+          <w:b w:val="0"/>
+        </w:rPr>
+        <w:t>s for the same leaf on both backgrounds; do not assume an error cause before observing it. Read the picture in order.</w:t>
+      </w:r>
+    </w:p>
+    <w:p>
+      <w:pPr>
+        <w:spacing w:line="336" w:lineRule="auto" w:after="180"/>
+      </w:pPr>
+      <w:r>
+        <w:rPr>
+          <w:b w:val="0"/>
+        </w:rPr>
+        <w:t xml:space="preserve">Compare </w:t>
+      </w:r>
+      <w:r>
+        <w:rPr>
+          <w:b/>
+        </w:rPr>
+        <w:t>prediction</w:t>
+      </w:r>
+      <w:r>
+        <w:rPr>
+          <w:b w:val="0"/>
+        </w:rPr>
+        <w:t xml:space="preserve">s for the same leaf on both backgrounds; do not assume an error cause before observing it. The arrows show which recorded </w:t>
+      </w:r>
+      <w:r>
+        <w:rPr>
+          <w:b/>
+        </w:rPr>
+        <w:t>input</w:t>
+      </w:r>
+      <w:r>
+        <w:rPr>
+          <w:b w:val="0"/>
+        </w:rPr>
+        <w:t xml:space="preserve"> or intermediate result each decision uses.</w:t>
+      </w:r>
+    </w:p>
+    <w:p>
+      <w:pPr>
+        <w:spacing w:line="336" w:lineRule="auto" w:after="180"/>
+      </w:pPr>
+      <w:r>
+        <w:rPr>
+          <w:b w:val="0"/>
+        </w:rPr>
+        <w:t>Explain the deciding step aloud before checking the changed case; pointing to the final answer alone does not show how it follows.</w:t>
+      </w:r>
+    </w:p>
+    <w:p>
+      <w:pPr>
+        <w:pStyle w:val="Heading2"/>
+      </w:pPr>
+      <w:r>
+        <w:t>Changed-case question and hint</w:t>
+      </w:r>
+    </w:p>
+    <w:p>
+      <w:pPr>
+        <w:pStyle w:val="Heading3"/>
+      </w:pPr>
+      <w:r>
+        <w:t>Practice 2: explain the deciding evidence</w:t>
+      </w:r>
+    </w:p>
+    <w:p>
+      <w:pPr>
+        <w:pStyle w:val="ListBullet"/>
+      </w:pPr>
+      <w:r>
+        <w:t>Changed-case practice: The unchanged model predicts spotted for both red-background classes and healthy for both grey-background classes. Which conclusion is supported by the supplied facts?</w:t>
+      </w:r>
+    </w:p>
+    <w:p>
+      <w:pPr>
+        <w:pStyle w:val="ListBullet"/>
+      </w:pPr>
+      <w:r>
+        <w:t>1. It fails on spotted/grey and healthy/red in the crossed audit.</w:t>
+      </w:r>
+    </w:p>
+    <w:p>
+      <w:pPr>
+        <w:pStyle w:val="ListBullet"/>
+      </w:pPr>
+      <w:r>
+        <w:t>2. We can decide the result without examining the changed input or the procedure.</w:t>
+      </w:r>
+    </w:p>
+    <w:p>
+      <w:pPr>
+        <w:pStyle w:val="ListBullet"/>
+      </w:pPr>
+      <w:r>
+        <w:t>3. This one example guarantees correct results for every future input.</w:t>
+      </w:r>
+    </w:p>
+    <w:p>
+      <w:pPr>
+        <w:pStyle w:val="Heading3"/>
+      </w:pPr>
+      <w:r>
+        <w:t>My selected conclusion, deciding fact and explanation</w:t>
+      </w:r>
+    </w:p>
+    <w:p>
+      <w:r>
+        <w:t>________________________________________________________________</w:t>
+      </w:r>
+    </w:p>
+    <w:p>
+      <w:r>
+        <w:t>________________________________________________________________</w:t>
+      </w:r>
+    </w:p>
+    <w:p>
+      <w:r>
+        <w:t>________________________________________________________________</w:t>
+      </w:r>
+    </w:p>
+    <w:p>
+      <w:r>
+        <w:t>________________________________________________________________</w:t>
+      </w:r>
+    </w:p>
+    <w:p>
+      <w:r>
+        <w:t>________________________________________________________________</w:t>
+      </w:r>
+    </w:p>
+    <w:p>
+      <w:pPr>
+        <w:pStyle w:val="ListBullet"/>
+      </w:pPr>
+      <w:r>
+        <w:t>Hint if needed: Use the changed condition and the deciding step in the pictorial trace. The answer must say what follows from those facts.</w:t>
+      </w:r>
+    </w:p>
+    <w:p>
+      <w:pPr>
+        <w:pStyle w:val="Heading2"/>
+      </w:pPr>
+      <w:r>
+        <w:t>Check the changed explanation · reference / check after trying</w:t>
+      </w:r>
+    </w:p>
+    <w:p>
+      <w:pPr>
+        <w:spacing w:line="336" w:lineRule="auto" w:after="180"/>
+      </w:pPr>
+      <w:r>
+        <w:rPr>
+          <w:b w:val="0"/>
+        </w:rPr>
+        <w:t xml:space="preserve">After your attempt, compare with the supported explanation: It fails on spotted/grey and healthy/red in the crossed audit. Those supplied </w:t>
+      </w:r>
+      <w:r>
+        <w:rPr>
+          <w:b/>
+        </w:rPr>
+        <w:t>prediction</w:t>
+      </w:r>
+      <w:r>
+        <w:rPr>
+          <w:b w:val="0"/>
+        </w:rPr>
+        <w:t>s follow background rather than the intended leaf target.</w:t>
+      </w:r>
+    </w:p>
+    <w:p>
+      <w:pPr>
+        <w:pStyle w:val="Heading2"/>
+      </w:pPr>
+      <w:r>
+        <w:t>Repair and keep the record</w:t>
+      </w:r>
+    </w:p>
+    <w:p>
+      <w:pPr>
+        <w:spacing w:line="336" w:lineRule="auto" w:after="180"/>
+      </w:pPr>
+      <w:r>
+        <w:rPr>
+          <w:b w:val="0"/>
+        </w:rPr>
+        <w:t xml:space="preserve">Review Feature Engineering (ai-4/29). Goal: Create features available at </w:t>
+      </w:r>
+      <w:r>
+        <w:rPr>
+          <w:b/>
+        </w:rPr>
+        <w:t>prediction</w:t>
+      </w:r>
+      <w:r>
+        <w:rPr>
+          <w:b w:val="0"/>
+        </w:rPr>
+        <w:t xml:space="preserve"> time. Short practice: What should be saved so another group transforms the query identically?</w:t>
+      </w:r>
+    </w:p>
+    <w:p>
+      <w:pPr>
+        <w:spacing w:line="336" w:lineRule="auto" w:after="180"/>
+      </w:pPr>
+      <w:r>
+        <w:rPr>
+          <w:b w:val="0"/>
+        </w:rPr>
+        <w:t xml:space="preserve">Point to the relevant step in the picture, then write the changed result and the rule or </w:t>
+      </w:r>
+      <w:r>
+        <w:rPr>
+          <w:b/>
+        </w:rPr>
+        <w:t>evidence</w:t>
+      </w:r>
+      <w:r>
+        <w:rPr>
+          <w:b w:val="0"/>
+        </w:rPr>
+        <w:t xml:space="preserve"> that supports it.. Return to this week and explain what you changed.</w:t>
+      </w:r>
+    </w:p>
+    <w:p>
+      <w:pPr>
+        <w:spacing w:line="336" w:lineRule="auto" w:after="180"/>
+      </w:pPr>
+      <w:r>
+        <w:rPr>
+          <w:b w:val="0"/>
+        </w:rPr>
+        <w:t xml:space="preserve">Review </w:t>
+      </w:r>
+      <w:r>
+        <w:rPr>
+          <w:b/>
+        </w:rPr>
+        <w:t>Overfitting</w:t>
+      </w:r>
+      <w:r>
+        <w:rPr>
+          <w:b w:val="0"/>
+        </w:rPr>
+        <w:t xml:space="preserve"> (ai-4/27). Goal: Compare </w:t>
+      </w:r>
+      <w:r>
+        <w:rPr>
+          <w:b/>
+        </w:rPr>
+        <w:t>training</w:t>
+      </w:r>
+      <w:r>
+        <w:rPr>
+          <w:b w:val="0"/>
+        </w:rPr>
+        <w:t xml:space="preserve"> and validation </w:t>
+      </w:r>
+      <w:r>
+        <w:rPr>
+          <w:b/>
+        </w:rPr>
+        <w:t>evidence</w:t>
+      </w:r>
+      <w:r>
+        <w:rPr>
+          <w:b w:val="0"/>
+        </w:rPr>
+        <w:t xml:space="preserve"> for model </w:t>
+      </w:r>
+      <w:r>
+        <w:rPr>
+          <w:b/>
+        </w:rPr>
+        <w:t>capacity</w:t>
+      </w:r>
+      <w:r>
+        <w:rPr>
+          <w:b w:val="0"/>
+        </w:rPr>
+        <w:t xml:space="preserve">. Short practice: Does100% </w:t>
+      </w:r>
+      <w:r>
+        <w:rPr>
+          <w:b/>
+        </w:rPr>
+        <w:t>training</w:t>
+      </w:r>
+      <w:r>
+        <w:rPr>
+          <w:b w:val="0"/>
+        </w:rPr>
+        <w:t xml:space="preserve"> accuracy prove Large was always best?</w:t>
+      </w:r>
+    </w:p>
+    <w:p>
+      <w:pPr>
+        <w:spacing w:line="336" w:lineRule="auto" w:after="180"/>
+      </w:pPr>
+      <w:r>
+        <w:rPr>
+          <w:b w:val="0"/>
+        </w:rPr>
+        <w:t xml:space="preserve">Point to the relevant step in the picture, then write the changed result and the rule or </w:t>
+      </w:r>
+      <w:r>
+        <w:rPr>
+          <w:b/>
+        </w:rPr>
+        <w:t>evidence</w:t>
+      </w:r>
+      <w:r>
+        <w:rPr>
+          <w:b w:val="0"/>
+        </w:rPr>
+        <w:t xml:space="preserve"> that supports it.. Return to this week and explain what you changed.</w:t>
+      </w:r>
+    </w:p>
+    <w:p>
+      <w:pPr>
+        <w:spacing w:line="336" w:lineRule="auto" w:after="180"/>
+      </w:pPr>
+      <w:r>
+        <w:rPr>
+          <w:b w:val="0"/>
+        </w:rPr>
+        <w:t xml:space="preserve">Review Train, Validation, Test (ai-4/24). Goal: Select a model using a declared validation rule. Short practice: Why does B’s zero </w:t>
+      </w:r>
+      <w:r>
+        <w:rPr>
+          <w:b/>
+        </w:rPr>
+        <w:t>training</w:t>
+      </w:r>
+      <w:r>
+        <w:rPr>
+          <w:b w:val="0"/>
+        </w:rPr>
+        <w:t xml:space="preserve"> MAE not settle the original choice?</w:t>
+      </w:r>
+    </w:p>
+    <w:p>
+      <w:pPr>
+        <w:spacing w:line="336" w:lineRule="auto" w:after="180"/>
+      </w:pPr>
+      <w:r>
+        <w:rPr>
+          <w:b w:val="0"/>
+        </w:rPr>
+        <w:t xml:space="preserve">Point to the relevant step in the picture, then write the changed result and the rule or </w:t>
+      </w:r>
+      <w:r>
+        <w:rPr>
+          <w:b/>
+        </w:rPr>
+        <w:t>evidence</w:t>
+      </w:r>
+      <w:r>
+        <w:rPr>
+          <w:b w:val="0"/>
+        </w:rPr>
+        <w:t xml:space="preserve"> that supports it.. Return to this week and explain what you changed.</w:t>
+      </w:r>
+    </w:p>
+    <w:p>
+      <w:pPr>
+        <w:spacing w:line="336" w:lineRule="auto" w:after="180"/>
+      </w:pPr>
+      <w:r>
+        <w:rPr>
+          <w:b w:val="0"/>
+        </w:rPr>
+        <w:t xml:space="preserve">Use Download completed work in the hosted lesson to export your answers, reflections, practice feedback and code-run </w:t>
+      </w:r>
+      <w:r>
+        <w:rPr>
+          <w:b/>
+        </w:rPr>
+        <w:t>evidence</w:t>
+      </w:r>
+      <w:r>
+        <w:rPr>
+          <w:b w:val="0"/>
+        </w:rPr>
+        <w:t>. Open the HTML copy to read or print it.</w:t>
+      </w:r>
+    </w:p>
+    <w:p>
+      <w:pPr>
+        <w:spacing w:line="336" w:lineRule="auto" w:after="180"/>
+      </w:pPr>
+      <w:r>
+        <w:rPr>
+          <w:b w:val="0"/>
+        </w:rPr>
+        <w:t>Drafts stay in this browser when storage is available; clear drafts on a shared device.</w:t>
+      </w:r>
+    </w:p>
+    <w:p>
+      <w:pPr>
+        <w:pStyle w:val="Heading3"/>
+      </w:pPr>
+      <w:r>
+        <w:t>What I repaired, the evidence I kept and the next test</w:t>
+      </w:r>
+    </w:p>
+    <w:p>
+      <w:r>
+        <w:t>________________________________________________________________</w:t>
+      </w:r>
+    </w:p>
+    <w:p>
+      <w:r>
+        <w:t>________________________________________________________________</w:t>
+      </w:r>
+    </w:p>
+    <w:p>
+      <w:r>
+        <w:t>________________________________________________________________</w:t>
+      </w:r>
+    </w:p>
+    <w:p>
+      <w:r>
+        <w:t>________________________________________________________________</w:t>
+      </w:r>
+    </w:p>
+    <w:p>
+      <w:r>
+        <w:t>________________________________________________________________</w:t>
+      </w:r>
+    </w:p>
+    <w:p>
+      <w:pPr>
+        <w:pStyle w:val="Heading2"/>
+      </w:pPr>
+      <w:r>
+        <w:t>Earlier wording, alternatives and picture transcripts · reference / check after trying</w:t>
       </w:r>
     </w:p>
     <w:p>
@@ -2580,80 +3194,10 @@
     </w:p>
     <w:p>
       <w:pPr>
-        <w:spacing w:line="336" w:lineRule="auto" w:after="180"/>
-      </w:pPr>
-      <w:r>
-        <w:rPr>
-          <w:b w:val="0"/>
-        </w:rPr>
-        <w:t>Test whether a plant model follows the leaf or a convenient background shortcut.</w:t>
-      </w:r>
-    </w:p>
-    <w:p>
-      <w:pPr>
         <w:pStyle w:val="Heading3"/>
       </w:pPr>
       <w:r>
-        <w:t>Practice 1: explain the deciding evidence</w:t>
-      </w:r>
-    </w:p>
-    <w:p>
-      <w:pPr>
-        <w:spacing w:line="336" w:lineRule="auto" w:after="180"/>
-      </w:pPr>
-      <w:r>
-        <w:rPr>
-          <w:b w:val="0"/>
-        </w:rPr>
-        <w:t xml:space="preserve">Which labelled step matches this detail? Compare </w:t>
-      </w:r>
-      <w:r>
-        <w:rPr>
-          <w:b/>
-        </w:rPr>
-        <w:t>prediction</w:t>
-      </w:r>
-      <w:r>
-        <w:rPr>
-          <w:b w:val="0"/>
-        </w:rPr>
-        <w:t>s for the same leaf on both backgrounds; do not assume an error cause before observing it.</w:t>
-      </w:r>
-    </w:p>
-    <w:p>
-      <w:pPr>
-        <w:spacing w:line="336" w:lineRule="auto" w:after="180"/>
-        <w:shd w:fill="F4F9FC"/>
-      </w:pPr>
-      <w:r>
-        <w:rPr>
-          <w:b w:val="0"/>
-        </w:rPr>
-        <w:t>1. Notice correlation</w:t>
-      </w:r>
-    </w:p>
-    <w:p>
-      <w:pPr>
-        <w:spacing w:line="336" w:lineRule="auto" w:after="180"/>
-        <w:shd w:fill="F4F9FC"/>
-      </w:pPr>
-      <w:r>
-        <w:rPr>
-          <w:b w:val="0"/>
-        </w:rPr>
-        <w:t>2. Design crossed cases</w:t>
-      </w:r>
-    </w:p>
-    <w:p>
-      <w:pPr>
-        <w:spacing w:line="336" w:lineRule="auto" w:after="180"/>
-        <w:shd w:fill="F4F9FC"/>
-      </w:pPr>
-      <w:r>
-        <w:rPr>
-          <w:b w:val="0"/>
-        </w:rPr>
-        <w:t>3. Inspect fixed model</w:t>
+        <w:t>Repair a missing building block</w:t>
       </w:r>
     </w:p>
     <w:p>
@@ -2661,592 +3205,25 @@
         <w:pStyle w:val="Heading3"/>
       </w:pPr>
       <w:r>
-        <w:t>My selected conclusion, deciding fact and explanation</w:t>
-      </w:r>
-    </w:p>
-    <w:p>
-      <w:r>
-        <w:t>________________________________________________________________</w:t>
-      </w:r>
-    </w:p>
-    <w:p>
-      <w:r>
-        <w:t>________________________________________________________________</w:t>
-      </w:r>
-    </w:p>
-    <w:p>
-      <w:r>
-        <w:t>________________________________________________________________</w:t>
-      </w:r>
-    </w:p>
-    <w:p>
-      <w:r>
-        <w:t>________________________________________________________________</w:t>
-      </w:r>
-    </w:p>
-    <w:p>
-      <w:r>
-        <w:t>________________________________________________________________</w:t>
-      </w:r>
-    </w:p>
-    <w:p>
-      <w:pPr>
-        <w:pStyle w:val="Heading3"/>
-      </w:pPr>
-      <w:r>
-        <w:t>Hint · try first</w:t>
-      </w:r>
-    </w:p>
-    <w:p>
-      <w:pPr>
-        <w:spacing w:line="336" w:lineRule="auto" w:after="180"/>
-        <w:shd w:fill="F1F6F8"/>
-      </w:pPr>
-      <w:r>
-        <w:rPr>
-          <w:b w:val="0"/>
-        </w:rPr>
-        <w:t>Hint if needed: Read the steps in the pictorial case. Match the supplied detail to the stage that performs or records it.</w:t>
-      </w:r>
-    </w:p>
-    <w:p>
-      <w:pPr>
-        <w:pStyle w:val="Heading3"/>
-      </w:pPr>
-      <w:r>
-        <w:t>Feedback · compare after trying</w:t>
-      </w:r>
-    </w:p>
-    <w:p>
-      <w:pPr>
-        <w:spacing w:line="336" w:lineRule="auto" w:after="180"/>
-        <w:shd w:fill="F1F6FC"/>
-      </w:pPr>
-      <w:r>
-        <w:rPr>
-          <w:b w:val="0"/>
-        </w:rPr>
-        <w:t xml:space="preserve">After your attempt, compare with the supported explanation: Inspect fixed model Compare </w:t>
-      </w:r>
-      <w:r>
-        <w:rPr>
-          <w:b/>
-        </w:rPr>
-        <w:t>prediction</w:t>
-      </w:r>
-      <w:r>
-        <w:rPr>
-          <w:b w:val="0"/>
-        </w:rPr>
-        <w:t>s for the same leaf on both backgrounds; do not assume an error cause before observing it. Read the picture in order.</w:t>
-      </w:r>
-    </w:p>
-    <w:p>
-      <w:pPr>
-        <w:spacing w:line="336" w:lineRule="auto" w:after="180"/>
-        <w:shd w:fill="F1F6FC"/>
-      </w:pPr>
-      <w:r>
-        <w:rPr>
-          <w:b w:val="0"/>
-        </w:rPr>
-        <w:t xml:space="preserve">Compare </w:t>
-      </w:r>
-      <w:r>
-        <w:rPr>
-          <w:b/>
-        </w:rPr>
-        <w:t>prediction</w:t>
-      </w:r>
-      <w:r>
-        <w:rPr>
-          <w:b w:val="0"/>
-        </w:rPr>
-        <w:t xml:space="preserve">s for the same leaf on both backgrounds; do not assume an error cause before observing it. The arrows show which recorded </w:t>
-      </w:r>
-      <w:r>
-        <w:rPr>
-          <w:b/>
-        </w:rPr>
-        <w:t>input</w:t>
-      </w:r>
-      <w:r>
-        <w:rPr>
-          <w:b w:val="0"/>
-        </w:rPr>
-        <w:t xml:space="preserve"> or intermediate result each decision uses.</w:t>
-      </w:r>
-    </w:p>
-    <w:p>
-      <w:pPr>
-        <w:spacing w:line="336" w:lineRule="auto" w:after="180"/>
-        <w:shd w:fill="F1F6FC"/>
-      </w:pPr>
-      <w:r>
-        <w:rPr>
-          <w:b w:val="0"/>
-        </w:rPr>
-        <w:t>Explain the deciding step aloud before checking the changed case; pointing to the final answer alone does not show how it follows.</w:t>
-      </w:r>
-    </w:p>
-    <w:p>
-      <w:pPr>
-        <w:pStyle w:val="Heading3"/>
-      </w:pPr>
-      <w:r>
-        <w:t>Practice 2: explain the deciding evidence</w:t>
-      </w:r>
-    </w:p>
-    <w:p>
-      <w:pPr>
-        <w:pStyle w:val="Heading3"/>
-      </w:pPr>
-      <w:r>
-        <w:t>Changed case · predict first</w:t>
-      </w:r>
-    </w:p>
-    <w:p>
-      <w:pPr>
-        <w:spacing w:line="336" w:lineRule="auto" w:after="180"/>
-        <w:shd w:fill="F5F1FB"/>
-      </w:pPr>
-      <w:r>
-        <w:rPr>
-          <w:b w:val="0"/>
-        </w:rPr>
-        <w:t>Changed-case practice: The unchanged model predicts spotted for both red-background classes and healthy for both grey-background classes. Which conclusion is supported by the supplied facts?</w:t>
-      </w:r>
-    </w:p>
-    <w:p>
-      <w:pPr>
-        <w:spacing w:line="336" w:lineRule="auto" w:after="180"/>
-        <w:shd w:fill="F4F9FC"/>
-      </w:pPr>
-      <w:r>
-        <w:rPr>
-          <w:b w:val="0"/>
-        </w:rPr>
-        <w:t>1. It fails on spotted/grey and healthy/red in the crossed audit.</w:t>
-      </w:r>
-    </w:p>
-    <w:p>
-      <w:pPr>
-        <w:spacing w:line="336" w:lineRule="auto" w:after="180"/>
-        <w:shd w:fill="F4F9FC"/>
-      </w:pPr>
-      <w:r>
-        <w:rPr>
-          <w:b w:val="0"/>
-        </w:rPr>
-        <w:t xml:space="preserve">2. We can decide the result without examining the changed </w:t>
-      </w:r>
-      <w:r>
-        <w:rPr>
-          <w:b/>
-        </w:rPr>
-        <w:t>input</w:t>
-      </w:r>
-      <w:r>
-        <w:rPr>
-          <w:b w:val="0"/>
-        </w:rPr>
-        <w:t xml:space="preserve"> or the procedure.</w:t>
-      </w:r>
-    </w:p>
-    <w:p>
-      <w:pPr>
-        <w:spacing w:line="336" w:lineRule="auto" w:after="180"/>
-        <w:shd w:fill="F4F9FC"/>
-      </w:pPr>
-      <w:r>
-        <w:rPr>
-          <w:b w:val="0"/>
-        </w:rPr>
-        <w:t xml:space="preserve">3. This one example guarantees correct results for every future </w:t>
-      </w:r>
-      <w:r>
-        <w:rPr>
-          <w:b/>
-        </w:rPr>
-        <w:t>input</w:t>
-      </w:r>
-      <w:r>
-        <w:rPr>
-          <w:b w:val="0"/>
-        </w:rPr>
-        <w:t>.</w:t>
-      </w:r>
-    </w:p>
-    <w:p>
-      <w:pPr>
-        <w:pStyle w:val="Heading3"/>
-      </w:pPr>
-      <w:r>
-        <w:t>My selected conclusion, deciding fact and explanation</w:t>
-      </w:r>
-    </w:p>
-    <w:p>
-      <w:r>
-        <w:t>________________________________________________________________</w:t>
-      </w:r>
-    </w:p>
-    <w:p>
-      <w:r>
-        <w:t>________________________________________________________________</w:t>
-      </w:r>
-    </w:p>
-    <w:p>
-      <w:r>
-        <w:t>________________________________________________________________</w:t>
-      </w:r>
-    </w:p>
-    <w:p>
-      <w:r>
-        <w:t>________________________________________________________________</w:t>
-      </w:r>
-    </w:p>
-    <w:p>
-      <w:r>
-        <w:t>________________________________________________________________</w:t>
-      </w:r>
-    </w:p>
-    <w:p>
-      <w:pPr>
-        <w:pStyle w:val="Heading3"/>
-      </w:pPr>
-      <w:r>
-        <w:t>Hint · try first</w:t>
-      </w:r>
-    </w:p>
-    <w:p>
-      <w:pPr>
-        <w:spacing w:line="336" w:lineRule="auto" w:after="180"/>
-        <w:shd w:fill="F1F6F8"/>
-      </w:pPr>
-      <w:r>
-        <w:rPr>
-          <w:b w:val="0"/>
-        </w:rPr>
-        <w:t>Hint if needed: Use the changed condition and the deciding step in the pictorial trace. The answer must say what follows from those facts.</w:t>
-      </w:r>
-    </w:p>
-    <w:p>
-      <w:pPr>
-        <w:pStyle w:val="Heading3"/>
-      </w:pPr>
-      <w:r>
-        <w:t>Feedback · compare after trying</w:t>
-      </w:r>
-    </w:p>
-    <w:p>
-      <w:pPr>
-        <w:spacing w:line="336" w:lineRule="auto" w:after="180"/>
-        <w:shd w:fill="F1F6FC"/>
-      </w:pPr>
-      <w:r>
-        <w:rPr>
-          <w:b w:val="0"/>
-        </w:rPr>
-        <w:t xml:space="preserve">After your attempt, compare with the supported explanation: It fails on spotted/grey and healthy/red in the crossed audit. Those supplied </w:t>
-      </w:r>
-      <w:r>
-        <w:rPr>
-          <w:b/>
-        </w:rPr>
-        <w:t>prediction</w:t>
-      </w:r>
-      <w:r>
-        <w:rPr>
-          <w:b w:val="0"/>
-        </w:rPr>
-        <w:t>s follow background rather than the intended leaf target.</w:t>
-      </w:r>
-    </w:p>
-    <w:p>
-      <w:pPr>
-        <w:pStyle w:val="Heading3"/>
-      </w:pPr>
-      <w:r>
-        <w:t>Repair a missing building block</w:t>
-      </w:r>
-    </w:p>
-    <w:p>
-      <w:pPr>
-        <w:spacing w:line="336" w:lineRule="auto" w:after="180"/>
-      </w:pPr>
-      <w:r>
-        <w:rPr>
-          <w:b w:val="0"/>
-        </w:rPr>
-        <w:t xml:space="preserve">Review Feature Engineering (ai-4/29). Goal: Create features available at </w:t>
-      </w:r>
-      <w:r>
-        <w:rPr>
-          <w:b/>
-        </w:rPr>
-        <w:t>prediction</w:t>
-      </w:r>
-      <w:r>
-        <w:rPr>
-          <w:b w:val="0"/>
-        </w:rPr>
-        <w:t xml:space="preserve"> time. Short practice: What should be saved so another group transforms the query identically?</w:t>
-      </w:r>
-    </w:p>
-    <w:p>
-      <w:pPr>
-        <w:spacing w:line="336" w:lineRule="auto" w:after="180"/>
-      </w:pPr>
-      <w:r>
-        <w:rPr>
-          <w:b w:val="0"/>
-        </w:rPr>
-        <w:t xml:space="preserve">Point to the relevant step in the picture, then write the changed result and the rule or </w:t>
-      </w:r>
-      <w:r>
-        <w:rPr>
-          <w:b/>
-        </w:rPr>
-        <w:t>evidence</w:t>
-      </w:r>
-      <w:r>
-        <w:rPr>
-          <w:b w:val="0"/>
-        </w:rPr>
-        <w:t xml:space="preserve"> that supports it.. Return to this week and explain what you changed.</w:t>
-      </w:r>
-    </w:p>
-    <w:p>
-      <w:pPr>
-        <w:spacing w:line="336" w:lineRule="auto" w:after="180"/>
-      </w:pPr>
-      <w:r>
-        <w:rPr>
-          <w:b w:val="0"/>
-        </w:rPr>
-        <w:t xml:space="preserve">Review </w:t>
-      </w:r>
-      <w:r>
-        <w:rPr>
-          <w:b/>
-        </w:rPr>
-        <w:t>Overfitting</w:t>
-      </w:r>
-      <w:r>
-        <w:rPr>
-          <w:b w:val="0"/>
-        </w:rPr>
-        <w:t xml:space="preserve"> (ai-4/27). Goal: Compare </w:t>
-      </w:r>
-      <w:r>
-        <w:rPr>
-          <w:b/>
-        </w:rPr>
-        <w:t>training</w:t>
-      </w:r>
-      <w:r>
-        <w:rPr>
-          <w:b w:val="0"/>
-        </w:rPr>
-        <w:t xml:space="preserve"> and validation </w:t>
-      </w:r>
-      <w:r>
-        <w:rPr>
-          <w:b/>
-        </w:rPr>
-        <w:t>evidence</w:t>
-      </w:r>
-      <w:r>
-        <w:rPr>
-          <w:b w:val="0"/>
-        </w:rPr>
-        <w:t xml:space="preserve"> for model </w:t>
-      </w:r>
-      <w:r>
-        <w:rPr>
-          <w:b/>
-        </w:rPr>
-        <w:t>capacity</w:t>
-      </w:r>
-      <w:r>
-        <w:rPr>
-          <w:b w:val="0"/>
-        </w:rPr>
-        <w:t xml:space="preserve">. Short practice: Does100% </w:t>
-      </w:r>
-      <w:r>
-        <w:rPr>
-          <w:b/>
-        </w:rPr>
-        <w:t>training</w:t>
-      </w:r>
-      <w:r>
-        <w:rPr>
-          <w:b w:val="0"/>
-        </w:rPr>
-        <w:t xml:space="preserve"> accuracy prove Large was always best?</w:t>
-      </w:r>
-    </w:p>
-    <w:p>
-      <w:pPr>
-        <w:spacing w:line="336" w:lineRule="auto" w:after="180"/>
-      </w:pPr>
-      <w:r>
-        <w:rPr>
-          <w:b w:val="0"/>
-        </w:rPr>
-        <w:t xml:space="preserve">Point to the relevant step in the picture, then write the changed result and the rule or </w:t>
-      </w:r>
-      <w:r>
-        <w:rPr>
-          <w:b/>
-        </w:rPr>
-        <w:t>evidence</w:t>
-      </w:r>
-      <w:r>
-        <w:rPr>
-          <w:b w:val="0"/>
-        </w:rPr>
-        <w:t xml:space="preserve"> that supports it.. Return to this week and explain what you changed.</w:t>
-      </w:r>
-    </w:p>
-    <w:p>
-      <w:pPr>
-        <w:spacing w:line="336" w:lineRule="auto" w:after="180"/>
-      </w:pPr>
-      <w:r>
-        <w:rPr>
-          <w:b w:val="0"/>
-        </w:rPr>
-        <w:t xml:space="preserve">Review Train, Validation, Test (ai-4/24). Goal: Select a model using a declared validation rule. Short practice: Why does B’s zero </w:t>
-      </w:r>
-      <w:r>
-        <w:rPr>
-          <w:b/>
-        </w:rPr>
-        <w:t>training</w:t>
-      </w:r>
-      <w:r>
-        <w:rPr>
-          <w:b w:val="0"/>
-        </w:rPr>
-        <w:t xml:space="preserve"> MAE not settle the original choice?</w:t>
-      </w:r>
-    </w:p>
-    <w:p>
-      <w:pPr>
-        <w:spacing w:line="336" w:lineRule="auto" w:after="180"/>
-      </w:pPr>
-      <w:r>
-        <w:rPr>
-          <w:b w:val="0"/>
-        </w:rPr>
-        <w:t xml:space="preserve">Point to the relevant step in the picture, then write the changed result and the rule or </w:t>
-      </w:r>
-      <w:r>
-        <w:rPr>
-          <w:b/>
-        </w:rPr>
-        <w:t>evidence</w:t>
-      </w:r>
-      <w:r>
-        <w:rPr>
-          <w:b w:val="0"/>
-        </w:rPr>
-        <w:t xml:space="preserve"> that supports it.. Return to this week and explain what you changed.</w:t>
-      </w:r>
-    </w:p>
-    <w:p>
-      <w:pPr>
-        <w:pStyle w:val="Heading3"/>
-      </w:pPr>
-      <w:r>
         <w:t>Keep your completed work</w:t>
       </w:r>
     </w:p>
     <w:p>
       <w:pPr>
-        <w:spacing w:line="336" w:lineRule="auto" w:after="180"/>
-      </w:pPr>
-      <w:r>
-        <w:rPr>
-          <w:b w:val="0"/>
-        </w:rPr>
-        <w:t xml:space="preserve">Use Download completed work in the hosted lesson to export your answers, reflections, practice feedback and code-run </w:t>
-      </w:r>
-      <w:r>
-        <w:rPr>
-          <w:b/>
-        </w:rPr>
-        <w:t>evidence</w:t>
-      </w:r>
-      <w:r>
-        <w:rPr>
-          <w:b w:val="0"/>
-        </w:rPr>
-        <w:t>. Open the HTML copy to read or print it.</w:t>
-      </w:r>
-    </w:p>
-    <w:p>
-      <w:pPr>
-        <w:spacing w:line="336" w:lineRule="auto" w:after="180"/>
-      </w:pPr>
-      <w:r>
-        <w:rPr>
-          <w:b w:val="0"/>
-        </w:rPr>
-        <w:t>Drafts stay in this browser when storage is available; clear drafts on a shared device.</w:t>
-      </w:r>
-    </w:p>
-    <w:p>
-      <w:pPr>
-        <w:pStyle w:val="Heading3"/>
-      </w:pPr>
-      <w:r>
-        <w:t>What I repaired, the evidence I kept and the next test</w:t>
-      </w:r>
-    </w:p>
-    <w:p>
-      <w:r>
-        <w:t>________________________________________________________________</w:t>
-      </w:r>
-    </w:p>
-    <w:p>
-      <w:r>
-        <w:t>________________________________________________________________</w:t>
-      </w:r>
-    </w:p>
-    <w:p>
-      <w:r>
-        <w:t>________________________________________________________________</w:t>
-      </w:r>
-    </w:p>
-    <w:p>
-      <w:r>
-        <w:t>________________________________________________________________</w:t>
-      </w:r>
-    </w:p>
-    <w:p>
-      <w:r>
-        <w:t>________________________________________________________________</w:t>
-      </w:r>
-    </w:p>
-    <w:p>
-      <w:pPr>
         <w:pStyle w:val="Heading1"/>
       </w:pPr>
       <w:r>
-        <w:t>26. Visual concept journey</w:t>
-      </w:r>
-    </w:p>
-    <w:p>
-      <w:r>
-        <w:t>Explain each Improve Generalization picture from its labels, then record a relevant limit.</w:t>
-      </w:r>
-    </w:p>
-    <w:p>
-      <w:pPr>
-        <w:pStyle w:val="Heading3"/>
+        <w:t>26. Reference · Six-picture response sheets</w:t>
+      </w:r>
+    </w:p>
+    <w:p>
+      <w:r>
+        <w:t>Choose the relevant picture instead of repeating every task.</w:t>
+      </w:r>
+    </w:p>
+    <w:p>
+      <w:pPr>
+        <w:pStyle w:val="Heading2"/>
       </w:pPr>
       <w:r>
         <w:t>01. Improve Generalization: the case</w:t>
@@ -3337,7 +3314,6 @@
     <w:p>
       <w:pPr>
         <w:spacing w:line="336" w:lineRule="auto" w:after="180"/>
-        <w:shd w:fill="F5F1FB"/>
       </w:pPr>
       <w:r>
         <w:rPr>
@@ -3376,7 +3352,7 @@
     </w:p>
     <w:p>
       <w:pPr>
-        <w:pStyle w:val="Heading3"/>
+        <w:pStyle w:val="Heading2"/>
       </w:pPr>
       <w:r>
         <w:t>02. Follow the deciding steps</w:t>
@@ -3456,7 +3432,6 @@
     <w:p>
       <w:pPr>
         <w:spacing w:line="336" w:lineRule="auto" w:after="180"/>
-        <w:shd w:fill="F5F1FB"/>
       </w:pPr>
       <w:r>
         <w:rPr>
@@ -3507,7 +3482,7 @@
     </w:p>
     <w:p>
       <w:pPr>
-        <w:pStyle w:val="Heading3"/>
+        <w:pStyle w:val="Heading2"/>
       </w:pPr>
       <w:r>
         <w:t>03. Overfitting and model capacity at a glance</w:t>
@@ -3617,7 +3592,6 @@
     <w:p>
       <w:pPr>
         <w:spacing w:line="336" w:lineRule="auto" w:after="180"/>
-        <w:shd w:fill="F5F1FB"/>
       </w:pPr>
       <w:r>
         <w:rPr>
@@ -3656,7 +3630,7 @@
     </w:p>
     <w:p>
       <w:pPr>
-        <w:pStyle w:val="Heading3"/>
+        <w:pStyle w:val="Heading2"/>
       </w:pPr>
       <w:r>
         <w:t>04. Change one thing. Trace what follows.</w:t>
@@ -3758,7 +3732,6 @@
     <w:p>
       <w:pPr>
         <w:spacing w:line="336" w:lineRule="auto" w:after="180"/>
-        <w:shd w:fill="F5F1FB"/>
       </w:pPr>
       <w:r>
         <w:rPr>
@@ -3797,7 +3770,7 @@
     </w:p>
     <w:p>
       <w:pPr>
-        <w:pStyle w:val="Heading3"/>
+        <w:pStyle w:val="Heading2"/>
       </w:pPr>
       <w:r>
         <w:t>05. Connect the explanation to its limit</w:t>
@@ -3899,7 +3872,6 @@
     <w:p>
       <w:pPr>
         <w:spacing w:line="336" w:lineRule="auto" w:after="180"/>
-        <w:shd w:fill="F5F1FB"/>
       </w:pPr>
       <w:r>
         <w:rPr>
@@ -3938,7 +3910,7 @@
     </w:p>
     <w:p>
       <w:pPr>
-        <w:pStyle w:val="Heading3"/>
+        <w:pStyle w:val="Heading2"/>
       </w:pPr>
       <w:r>
         <w:t>06. Make the idea visible in your project</w:t>
@@ -4076,7 +4048,6 @@
     <w:p>
       <w:pPr>
         <w:spacing w:line="336" w:lineRule="auto" w:after="180"/>
-        <w:shd w:fill="F5F1FB"/>
       </w:pPr>
       <w:r>
         <w:rPr>
@@ -4123,6 +4094,62 @@
     <w:p>
       <w:r>
         <w:t>________________________________________________________________</w:t>
+      </w:r>
+    </w:p>
+    <w:p>
+      <w:pPr>
+        <w:pStyle w:val="Heading2"/>
+      </w:pPr>
+      <w:r>
+        <w:t>Earlier wording, alternatives and picture transcripts · reference / check after trying</w:t>
+      </w:r>
+    </w:p>
+    <w:p>
+      <w:pPr>
+        <w:pStyle w:val="Heading3"/>
+      </w:pPr>
+      <w:r>
+        <w:t>01. Improve Generalization: the case</w:t>
+      </w:r>
+    </w:p>
+    <w:p>
+      <w:pPr>
+        <w:pStyle w:val="Heading3"/>
+      </w:pPr>
+      <w:r>
+        <w:t>02. Follow the deciding steps</w:t>
+      </w:r>
+    </w:p>
+    <w:p>
+      <w:pPr>
+        <w:pStyle w:val="Heading3"/>
+      </w:pPr>
+      <w:r>
+        <w:t>03. Overfitting and model capacity at a glance</w:t>
+      </w:r>
+    </w:p>
+    <w:p>
+      <w:pPr>
+        <w:pStyle w:val="Heading3"/>
+      </w:pPr>
+      <w:r>
+        <w:t>04. Change one thing. Trace what follows.</w:t>
+      </w:r>
+    </w:p>
+    <w:p>
+      <w:pPr>
+        <w:pStyle w:val="Heading3"/>
+      </w:pPr>
+      <w:r>
+        <w:t>05. Connect the explanation to its limit</w:t>
+      </w:r>
+    </w:p>
+    <w:p>
+      <w:pPr>
+        <w:pStyle w:val="Heading3"/>
+      </w:pPr>
+      <w:r>
+        <w:t>06. Make the idea visible in your project</w:t>
       </w:r>
     </w:p>
     <w:sectPr>
